--- a/rapport_fr.docx
+++ b/rapport_fr.docx
@@ -6,6 +6,7 @@
       <w:pPr>
         <w:jc w:val="center"/>
         <w:rPr>
+          <w:rFonts w:hint="eastAsia"/>
           <w:b/>
           <w:bCs/>
           <w:lang w:val="fr-FR"/>
@@ -24,6 +25,7 @@
       <w:pPr>
         <w:jc w:val="center"/>
         <w:rPr>
+          <w:rFonts w:hint="eastAsia"/>
           <w:lang w:val="fr-FR"/>
         </w:rPr>
       </w:pPr>
@@ -37,13 +39,15 @@
     <w:p>
       <w:pPr>
         <w:rPr>
-          <w:lang w:val="fr-FR"/>
-        </w:rPr>
-      </w:pPr>
-    </w:p>
-    <w:p>
-      <w:pPr>
-        <w:rPr>
+          <w:rFonts w:hint="eastAsia"/>
+          <w:lang w:val="fr-FR"/>
+        </w:rPr>
+      </w:pPr>
+    </w:p>
+    <w:p>
+      <w:pPr>
+        <w:rPr>
+          <w:rFonts w:hint="eastAsia"/>
           <w:b/>
           <w:bCs/>
           <w:lang w:val="fr-FR"/>
@@ -86,6 +90,7 @@
     <w:p>
       <w:pPr>
         <w:rPr>
+          <w:rFonts w:hint="eastAsia"/>
           <w:lang w:val="fr-FR"/>
         </w:rPr>
       </w:pPr>
@@ -99,19 +104,167 @@
     <w:p>
       <w:pPr>
         <w:rPr>
-          <w:lang w:val="fr-FR"/>
-        </w:rPr>
-      </w:pPr>
-      <w:r>
-        <w:rPr>
-          <w:lang w:val="fr-FR"/>
-        </w:rPr>
-        <w:t>Parmi les secteurs les plus directement concernés figure celui de l’hébergement touristique, et en particulier la plateforme Airbnb. La location de courte durée joue un rôle clé dans le contexte d’un événement international de grande ampleur, alors que la capacité hôtelière est relativement fixe. Airbnb permet en effet aux hôtes locaux de proposer leurs logements de manière flexible et rapide, en s’adaptant aux variations temporaires de la demande. Ce marché est cependant fortement encadré par des réglementations et présente une distribution spatiale très inégale à l’échelle parisienne.</w:t>
-      </w:r>
-    </w:p>
-    <w:p>
-      <w:pPr>
-        <w:rPr>
+          <w:rFonts w:hint="eastAsia"/>
+          <w:lang w:val="fr-FR"/>
+        </w:rPr>
+      </w:pPr>
+      <w:r>
+        <w:rPr>
+          <w:lang w:val="fr-FR"/>
+        </w:rPr>
+        <w:t>Parmi les secteurs les plus directement concernés figure celui de l’hébergement touristique</w:t>
+      </w:r>
+      <w:r>
+        <w:rPr>
+          <w:lang w:val="fr-FR"/>
+        </w:rPr>
+        <w:t>.</w:t>
+      </w:r>
+      <w:r>
+        <w:rPr>
+          <w:lang w:val="fr-FR"/>
+        </w:rPr>
+        <w:t xml:space="preserve"> La location de courte durée joue un rôle clé dans le contexte d’un événement international de grande ampleur, alors que la capacité hôtelière est relativement fixe. Airbnb</w:t>
+      </w:r>
+      <w:r>
+        <w:rPr>
+          <w:lang w:val="fr-FR"/>
+        </w:rPr>
+        <w:t>, la plateforme reconnu</w:t>
+      </w:r>
+      <w:r>
+        <w:rPr>
+          <w:rFonts w:hint="eastAsia"/>
+          <w:lang w:val="fr-FR"/>
+        </w:rPr>
+        <w:t>e</w:t>
+      </w:r>
+      <w:r>
+        <w:rPr>
+          <w:lang w:val="fr-FR"/>
+        </w:rPr>
+        <w:t xml:space="preserve"> à l’échelle international</w:t>
+      </w:r>
+      <w:r>
+        <w:rPr>
+          <w:lang w:val="fr-FR"/>
+        </w:rPr>
+        <w:t>e</w:t>
+      </w:r>
+      <w:r>
+        <w:rPr>
+          <w:lang w:val="fr-FR"/>
+        </w:rPr>
+        <w:t xml:space="preserve"> et partenaire officiel des jeux olympiques de Paris connaît un </w:t>
+      </w:r>
+      <w:r>
+        <w:rPr>
+          <w:lang w:val="fr-FR"/>
+        </w:rPr>
+        <w:t>grand dy</w:t>
+      </w:r>
+      <w:r>
+        <w:rPr>
+          <w:lang w:val="fr-FR"/>
+        </w:rPr>
+        <w:t>namique</w:t>
+      </w:r>
+      <w:r>
+        <w:rPr>
+          <w:rFonts w:hint="eastAsia"/>
+          <w:lang w:val="fr-FR"/>
+        </w:rPr>
+        <w:t xml:space="preserve"> pend</w:t>
+      </w:r>
+      <w:r>
+        <w:rPr>
+          <w:lang w:val="fr-FR"/>
+        </w:rPr>
+        <w:t>ant cette période</w:t>
+      </w:r>
+      <w:r>
+        <w:rPr>
+          <w:lang w:val="fr-FR"/>
+        </w:rPr>
+        <w:t>.</w:t>
+      </w:r>
+      <w:r>
+        <w:rPr>
+          <w:lang w:val="fr-FR"/>
+        </w:rPr>
+        <w:t xml:space="preserve"> </w:t>
+      </w:r>
+      <w:r>
+        <w:rPr>
+          <w:lang w:val="fr-FR"/>
+        </w:rPr>
+        <w:t>L</w:t>
+      </w:r>
+      <w:r>
+        <w:rPr>
+          <w:lang w:val="fr-FR"/>
+        </w:rPr>
+        <w:t>eur</w:t>
+      </w:r>
+      <w:r>
+        <w:rPr>
+          <w:lang w:val="fr-FR"/>
+        </w:rPr>
+        <w:t>s</w:t>
+      </w:r>
+      <w:r>
+        <w:rPr>
+          <w:lang w:val="fr-FR"/>
+        </w:rPr>
+        <w:t xml:space="preserve"> h</w:t>
+      </w:r>
+      <w:r>
+        <w:rPr>
+          <w:lang w:val="fr-FR"/>
+        </w:rPr>
+        <w:t>ôtes</w:t>
+      </w:r>
+      <w:r>
+        <w:rPr>
+          <w:lang w:val="fr-FR"/>
+        </w:rPr>
+        <w:t xml:space="preserve"> </w:t>
+      </w:r>
+      <w:r>
+        <w:rPr>
+          <w:lang w:val="fr-FR"/>
+        </w:rPr>
+        <w:t>sont en mesure de</w:t>
+      </w:r>
+      <w:r>
+        <w:rPr>
+          <w:lang w:val="fr-FR"/>
+        </w:rPr>
+        <w:t xml:space="preserve"> propose</w:t>
+      </w:r>
+      <w:r>
+        <w:rPr>
+          <w:lang w:val="fr-FR"/>
+        </w:rPr>
+        <w:t>r</w:t>
+      </w:r>
+      <w:r>
+        <w:rPr>
+          <w:lang w:val="fr-FR"/>
+        </w:rPr>
+        <w:t xml:space="preserve"> </w:t>
+      </w:r>
+      <w:r>
+        <w:rPr>
+          <w:lang w:val="fr-FR"/>
+        </w:rPr>
+        <w:t>leurs logements de manière flexible et rapide, en s’adaptant aux variations temporaires de la demande. Ce marché est cependant fortement encadré par des réglementations et présente une distribution spatiale très inégale à l’échelle parisienne.</w:t>
+      </w:r>
+    </w:p>
+    <w:p>
+      <w:pPr>
+        <w:rPr>
+          <w:rFonts w:hint="eastAsia"/>
           <w:lang w:val="fr-FR"/>
         </w:rPr>
       </w:pPr>
@@ -125,6 +278,7 @@
     <w:p>
       <w:pPr>
         <w:rPr>
+          <w:rFonts w:hint="eastAsia"/>
           <w:lang w:val="fr-FR"/>
         </w:rPr>
       </w:pPr>
@@ -146,6 +300,39 @@
     <w:p>
       <w:pPr>
         <w:rPr>
+          <w:b/>
+          <w:bCs/>
+          <w:lang w:val="fr-FR"/>
+        </w:rPr>
+      </w:pPr>
+      <w:r>
+        <w:rPr>
+          <w:rFonts w:hint="eastAsia"/>
+          <w:b/>
+          <w:bCs/>
+          <w:lang w:val="fr-FR"/>
+        </w:rPr>
+        <w:t>E</w:t>
+      </w:r>
+      <w:r>
+        <w:rPr>
+          <w:b/>
+          <w:bCs/>
+          <w:lang w:val="fr-FR"/>
+        </w:rPr>
+        <w:t>tat de l’art :</w:t>
+      </w:r>
+    </w:p>
+    <w:p>
+      <w:pPr>
+        <w:rPr>
+          <w:lang w:val="fr-FR"/>
+        </w:rPr>
+      </w:pPr>
+    </w:p>
+    <w:p>
+      <w:pPr>
+        <w:rPr>
           <w:lang w:val="fr-FR"/>
         </w:rPr>
       </w:pPr>
@@ -204,14 +391,18 @@
     <w:p>
       <w:pPr>
         <w:rPr>
-          <w:lang w:val="fr-FR"/>
-        </w:rPr>
-      </w:pPr>
-      <w:r>
-        <w:rPr>
-          <w:rFonts w:hint="eastAsia"/>
-          <w:lang w:val="fr-FR"/>
-        </w:rPr>
+          <w:rFonts w:hint="eastAsia"/>
+          <w:b/>
+          <w:bCs/>
+          <w:lang w:val="fr-FR"/>
+        </w:rPr>
+      </w:pPr>
+      <w:r>
+        <w:rPr>
+          <w:rFonts w:hint="eastAsia"/>
+          <w:lang w:val="fr-FR"/>
+        </w:rPr>
+        <w:lastRenderedPageBreak/>
         <w:t>C</w:t>
       </w:r>
       <w:r>
@@ -302,6 +493,15 @@
     <w:p>
       <w:pPr>
         <w:rPr>
+          <w:rFonts w:hint="eastAsia"/>
+          <w:lang w:val="fr-FR"/>
+        </w:rPr>
+      </w:pPr>
+    </w:p>
+    <w:p>
+      <w:pPr>
+        <w:rPr>
+          <w:rFonts w:hint="eastAsia"/>
           <w:lang w:val="fr-FR"/>
         </w:rPr>
       </w:pPr>
@@ -321,13 +521,37 @@
         <w:rPr>
           <w:lang w:val="fr-FR"/>
         </w:rPr>
-        <w:t xml:space="preserve">, </w:t>
-      </w:r>
-      <w:r>
-        <w:rPr>
-          <w:lang w:val="fr-FR"/>
-        </w:rPr>
-        <w:t>trois hypothèses sont élaborées</w:t>
+        <w:t xml:space="preserve">, trois hypothèses sont élaborées </w:t>
+      </w:r>
+      <w:r>
+        <w:rPr>
+          <w:lang w:val="fr-FR"/>
+        </w:rPr>
+        <w:t>:</w:t>
+      </w:r>
+    </w:p>
+    <w:p>
+      <w:pPr>
+        <w:rPr>
+          <w:rFonts w:hint="eastAsia"/>
+          <w:lang w:val="fr-FR"/>
+        </w:rPr>
+      </w:pPr>
+      <w:r>
+        <w:rPr>
+          <w:b/>
+          <w:bCs/>
+          <w:lang w:val="fr-FR"/>
+        </w:rPr>
+        <w:t>H1</w:t>
+      </w:r>
+      <w:r>
+        <w:rPr>
+          <w:b/>
+          <w:bCs/>
+          <w:lang w:val="fr-FR"/>
+        </w:rPr>
+        <w:t>.</w:t>
       </w:r>
       <w:r>
         <w:rPr>
@@ -339,22 +563,69 @@
         <w:rPr>
           <w:lang w:val="fr-FR"/>
         </w:rPr>
-        <w:t>:</w:t>
-      </w:r>
-    </w:p>
-    <w:p>
-      <w:pPr>
-        <w:rPr>
-          <w:rFonts w:hint="eastAsia"/>
-          <w:lang w:val="fr-FR"/>
-        </w:rPr>
-      </w:pPr>
-      <w:r>
-        <w:rPr>
-          <w:lang w:val="fr-FR"/>
-        </w:rPr>
-        <w:lastRenderedPageBreak/>
-        <w:t>H1 :</w:t>
+        <w:t>À l’approche des Jeux Olympiques, le marché Airbnb connaît une hausse du nombre de logements, des prix et des jours de disponibilité. Ces évolutions sont toutefois temporaires et tendent à s’atténuer après l’événement.</w:t>
+      </w:r>
+    </w:p>
+    <w:p>
+      <w:pPr>
+        <w:rPr>
+          <w:lang w:val="fr-FR"/>
+        </w:rPr>
+      </w:pPr>
+      <w:r>
+        <w:rPr>
+          <w:b/>
+          <w:bCs/>
+          <w:lang w:val="fr-FR"/>
+        </w:rPr>
+        <w:t>H2.</w:t>
+      </w:r>
+      <w:r>
+        <w:rPr>
+          <w:lang w:val="fr-FR"/>
+        </w:rPr>
+        <w:t xml:space="preserve"> Les comportements des hôtes sur la plateforme Airbnb connaissent des changements notables à l’approche des Jeux Olympiques</w:t>
+      </w:r>
+      <w:r>
+        <w:rPr>
+          <w:lang w:val="fr-FR"/>
+        </w:rPr>
+        <w:t xml:space="preserve">, se traduisant par des </w:t>
+      </w:r>
+      <w:r>
+        <w:rPr>
+          <w:lang w:val="fr-FR"/>
+        </w:rPr>
+        <w:t xml:space="preserve">changements </w:t>
+      </w:r>
+      <w:r>
+        <w:rPr>
+          <w:lang w:val="fr-FR"/>
+        </w:rPr>
+        <w:t>différenciés selon les types de comportement et selon la proximité aux sites olympiques.</w:t>
+      </w:r>
+    </w:p>
+    <w:p>
+      <w:pPr>
+        <w:rPr>
+          <w:lang w:val="fr-FR"/>
+        </w:rPr>
+      </w:pPr>
+      <w:r>
+        <w:rPr>
+          <w:b/>
+          <w:bCs/>
+          <w:lang w:val="fr-FR"/>
+        </w:rPr>
+        <w:t>H3</w:t>
+      </w:r>
+      <w:r>
+        <w:rPr>
+          <w:b/>
+          <w:bCs/>
+          <w:lang w:val="fr-FR"/>
+        </w:rPr>
+        <w:t>.</w:t>
       </w:r>
       <w:r>
         <w:rPr>
@@ -366,65 +637,13 @@
         <w:rPr>
           <w:lang w:val="fr-FR"/>
         </w:rPr>
-        <w:t>À l’approche des Jeux Olympiques, le marché Airbnb connaît une hausse du nombre de logements, des prix et des jours de disponibilité. Ces évolutions sont toutefois temporaires et tendent à s’atténuer après l’événement.</w:t>
-      </w:r>
-    </w:p>
-    <w:p>
-      <w:pPr>
-        <w:rPr>
-          <w:rFonts w:hint="eastAsia"/>
-          <w:lang w:val="fr-FR"/>
-        </w:rPr>
-      </w:pPr>
-      <w:r>
-        <w:rPr>
-          <w:rFonts w:hint="eastAsia"/>
-          <w:lang w:val="fr-FR"/>
-        </w:rPr>
-        <w:t>H2</w:t>
-      </w:r>
-      <w:r>
-        <w:rPr>
-          <w:lang w:val="fr-FR"/>
-        </w:rPr>
-        <w:t> :</w:t>
-      </w:r>
-      <w:r>
-        <w:rPr>
-          <w:lang w:val="fr-FR"/>
-        </w:rPr>
-        <w:t xml:space="preserve"> </w:t>
-      </w:r>
-      <w:r>
-        <w:rPr>
-          <w:lang w:val="fr-FR"/>
-        </w:rPr>
-        <w:t>Les comportements des hôtes, notamment l’entrée sur le marché et les types de changements observés, varient selon les territoires parisiens.</w:t>
-      </w:r>
-    </w:p>
-    <w:p>
-      <w:pPr>
-        <w:rPr>
-          <w:lang w:val="fr-FR"/>
-        </w:rPr>
-      </w:pPr>
-      <w:r>
-        <w:rPr>
-          <w:lang w:val="fr-FR"/>
-        </w:rPr>
-        <w:t>H3</w:t>
-      </w:r>
-      <w:r>
-        <w:rPr>
-          <w:lang w:val="fr-FR"/>
-        </w:rPr>
-        <w:t xml:space="preserve"> : </w:t>
-      </w:r>
-      <w:r>
-        <w:rPr>
-          <w:lang w:val="fr-FR"/>
-        </w:rPr>
-        <w:t>Les Jeux Olympiques sont mobilisés comme argument dans les descriptions de certaines annonces, en particulier à proximité des sites olympiques, afin d’attirer des voyageurs potentiels.</w:t>
+        <w:t>Les Jeux Olympiques sont mobilisés comme argument dans les descriptions, en particulier à proximité des sites olympiques</w:t>
+      </w:r>
+      <w:r>
+        <w:rPr>
+          <w:lang w:val="fr-FR"/>
+        </w:rPr>
+        <w:t>.</w:t>
       </w:r>
     </w:p>
     <w:p>
@@ -464,6 +683,7 @@
     <w:p>
       <w:pPr>
         <w:rPr>
+          <w:rFonts w:hint="eastAsia"/>
           <w:lang w:val="fr-FR"/>
         </w:rPr>
       </w:pPr>
@@ -491,19 +711,46 @@
     <w:p>
       <w:pPr>
         <w:rPr>
-          <w:lang w:val="fr-FR"/>
-        </w:rPr>
-      </w:pPr>
-      <w:r>
-        <w:rPr>
-          <w:lang w:val="fr-FR"/>
-        </w:rPr>
-        <w:t>Après les étapes de nettoyage, de filtrage et de calcul, le jeu de données comprend 40 865 annonces en mars, 62 738 en juin et 48 064 en septembre. L’ensemble des annonces est localisé à l’intérieur de Paris intra-muros et dispose de coordonnées géographiques (longitude et latitude), ce qui permet une analyse spatiale fine à l’échelle des arrondissements.</w:t>
-      </w:r>
-    </w:p>
-    <w:p>
-      <w:pPr>
-        <w:rPr>
+          <w:rFonts w:hint="eastAsia"/>
+          <w:lang w:val="fr-FR"/>
+        </w:rPr>
+      </w:pPr>
+      <w:r>
+        <w:rPr>
+          <w:lang w:val="fr-FR"/>
+        </w:rPr>
+        <w:t xml:space="preserve">Après les étapes de nettoyage, de filtrage et de calcul, le jeu de données comprend 40 865 annonces en mars, 62 738 en juin et 48 064 en septembre. L’ensemble des annonces est localisé </w:t>
+      </w:r>
+      <w:r>
+        <w:rPr>
+          <w:lang w:val="fr-FR"/>
+        </w:rPr>
+        <w:t>dans 1-20</w:t>
+      </w:r>
+      <w:r>
+        <w:rPr>
+          <w:vertAlign w:val="superscript"/>
+          <w:lang w:val="fr-FR"/>
+        </w:rPr>
+        <w:t>e</w:t>
+      </w:r>
+      <w:r>
+        <w:rPr>
+          <w:lang w:val="fr-FR"/>
+        </w:rPr>
+        <w:t xml:space="preserve"> arrondissements de Paris </w:t>
+      </w:r>
+      <w:r>
+        <w:rPr>
+          <w:lang w:val="fr-FR"/>
+        </w:rPr>
+        <w:t>et dispose de coordonnées géographiques (longitude et latitude), ce qui permet une analyse spatiale fine à l’échelle des arrondissements.</w:t>
+      </w:r>
+    </w:p>
+    <w:p>
+      <w:pPr>
+        <w:rPr>
+          <w:rFonts w:hint="eastAsia"/>
           <w:lang w:val="fr-FR"/>
         </w:rPr>
       </w:pPr>
@@ -523,46 +770,34 @@
         <w:rPr>
           <w:lang w:val="fr-FR"/>
         </w:rPr>
-        <w:t xml:space="preserve"> le Stade de France, le Paris </w:t>
-      </w:r>
-      <w:proofErr w:type="spellStart"/>
-      <w:r>
-        <w:rPr>
-          <w:lang w:val="fr-FR"/>
-        </w:rPr>
-        <w:t>Aquatic</w:t>
-      </w:r>
-      <w:proofErr w:type="spellEnd"/>
-      <w:r>
-        <w:rPr>
-          <w:lang w:val="fr-FR"/>
-        </w:rPr>
-        <w:t xml:space="preserve"> Centre, la Porte de La Chapelle Arena, la Paris La Défense Arena, la Bercy Arena, le Champ de Mars, le Grand Palais et les Invalides.</w:t>
-      </w:r>
-    </w:p>
-    <w:p>
-      <w:pPr>
-        <w:rPr>
-          <w:lang w:val="fr-FR"/>
-        </w:rPr>
-      </w:pPr>
-    </w:p>
-    <w:p>
-      <w:pPr>
-        <w:rPr>
-          <w:rFonts w:hint="eastAsia"/>
-          <w:b/>
-          <w:bCs/>
-          <w:lang w:val="fr-FR"/>
-        </w:rPr>
-      </w:pPr>
-      <w:r>
-        <w:rPr>
-          <w:rFonts w:hint="eastAsia"/>
-          <w:b/>
-          <w:bCs/>
-          <w:lang w:val="fr-FR"/>
-        </w:rPr>
+        <w:t xml:space="preserve"> le Stade de France, le Paris Aquatic Centre, la Porte de La Chapelle Arena, la Paris La Défense Arena, la Bercy Arena, le Champ de Mars, le Grand Palais et les Invalides.</w:t>
+      </w:r>
+    </w:p>
+    <w:p>
+      <w:pPr>
+        <w:rPr>
+          <w:rFonts w:hint="eastAsia"/>
+          <w:lang w:val="fr-FR"/>
+        </w:rPr>
+      </w:pPr>
+    </w:p>
+    <w:p>
+      <w:pPr>
+        <w:rPr>
+          <w:rFonts w:hint="eastAsia"/>
+          <w:b/>
+          <w:bCs/>
+          <w:lang w:val="fr-FR"/>
+        </w:rPr>
+      </w:pPr>
+      <w:r>
+        <w:rPr>
+          <w:rFonts w:hint="eastAsia"/>
+          <w:b/>
+          <w:bCs/>
+          <w:lang w:val="fr-FR"/>
+        </w:rPr>
+        <w:lastRenderedPageBreak/>
         <w:t>M</w:t>
       </w:r>
       <w:r>
@@ -599,7 +834,6 @@
         </w:rPr>
         <w:t xml:space="preserve">, une variable binaire </w:t>
       </w:r>
-      <w:proofErr w:type="spellStart"/>
       <w:r>
         <w:rPr>
           <w:i/>
@@ -608,7 +842,6 @@
         </w:rPr>
         <w:t>is_changed</w:t>
       </w:r>
-      <w:proofErr w:type="spellEnd"/>
       <w:r>
         <w:rPr>
           <w:lang w:val="fr-FR"/>
@@ -627,14 +860,19 @@
         <w:rPr>
           <w:lang w:val="fr-FR"/>
         </w:rPr>
-        <w:t xml:space="preserve">Plusieurs critères ont été mobilisés pour caractériser un changement de la part des hôtes. Tout d’abord, les hôtes présents dans les données de juin 2024 mais absents en </w:t>
-      </w:r>
-      <w:r>
-        <w:rPr>
-          <w:lang w:val="fr-FR"/>
-        </w:rPr>
-        <w:lastRenderedPageBreak/>
-        <w:t xml:space="preserve">mars 2024 ont été identifiés comme des </w:t>
+        <w:t>Plusieurs critères ont été mobilisés pour caractériser un changement de la part des hôtes. Tout d’abord, les hôtes présents dans les données de juin 2024 mais absents en mars 2024</w:t>
+      </w:r>
+      <w:r>
+        <w:rPr>
+          <w:lang w:val="fr-FR"/>
+        </w:rPr>
+        <w:t xml:space="preserve"> sont marqué comme</w:t>
+      </w:r>
+      <w:r>
+        <w:rPr>
+          <w:lang w:val="fr-FR"/>
+        </w:rPr>
+        <w:t xml:space="preserve"> des </w:t>
       </w:r>
       <w:r>
         <w:rPr>
@@ -650,7 +888,6 @@
         </w:rPr>
         <w:t xml:space="preserve"> (</w:t>
       </w:r>
-      <w:proofErr w:type="spellStart"/>
       <w:r>
         <w:rPr>
           <w:i/>
@@ -659,52 +896,91 @@
         </w:rPr>
         <w:t>reactive_host</w:t>
       </w:r>
-      <w:proofErr w:type="spellEnd"/>
-      <w:r>
-        <w:rPr>
-          <w:lang w:val="fr-FR"/>
-        </w:rPr>
-        <w:t>), indiquant une entrée ou un retour sur la plateforme à l’approche des Jeux Olympiques. P</w:t>
-      </w:r>
-      <w:r>
-        <w:rPr>
-          <w:lang w:val="fr-FR"/>
-        </w:rPr>
-        <w:t>armi eux</w:t>
-      </w:r>
-      <w:r>
-        <w:rPr>
-          <w:lang w:val="fr-FR"/>
-        </w:rPr>
-        <w:t xml:space="preserve">, </w:t>
-      </w:r>
-      <w:r>
-        <w:rPr>
-          <w:lang w:val="fr-FR"/>
-        </w:rPr>
-        <w:t xml:space="preserve">on précise une nouvelle catégorie </w:t>
-      </w:r>
-      <w:r>
-        <w:rPr>
-          <w:lang w:val="fr-FR"/>
-        </w:rPr>
-        <w:t xml:space="preserve">à partir de la variable </w:t>
-      </w:r>
-      <w:proofErr w:type="spellStart"/>
+      <w:r>
+        <w:rPr>
+          <w:lang w:val="fr-FR"/>
+        </w:rPr>
+        <w:t>)</w:t>
+      </w:r>
+      <w:r>
+        <w:rPr>
+          <w:lang w:val="fr-FR"/>
+        </w:rPr>
+        <w:t xml:space="preserve">, les hôtes qui ont fermé en mars mais re-ouvrent en juin la disponibilité pour la réservation </w:t>
+      </w:r>
+      <w:r>
+        <w:rPr>
+          <w:lang w:val="fr-FR"/>
+        </w:rPr>
+        <w:t xml:space="preserve">de 90 jours prochains </w:t>
+      </w:r>
+      <w:r>
+        <w:rPr>
+          <w:lang w:val="fr-FR"/>
+        </w:rPr>
+        <w:t>de leurs appartements</w:t>
+      </w:r>
+      <w:r>
+        <w:rPr>
+          <w:lang w:val="fr-FR"/>
+        </w:rPr>
+        <w:t xml:space="preserve"> comme des hôtes </w:t>
+      </w:r>
+      <w:r>
+        <w:rPr>
+          <w:lang w:val="fr-FR"/>
+        </w:rPr>
+        <w:t>réouverts</w:t>
+      </w:r>
+      <w:r>
+        <w:rPr>
+          <w:lang w:val="fr-FR"/>
+        </w:rPr>
+        <w:t xml:space="preserve"> (</w:t>
+      </w:r>
       <w:r>
         <w:rPr>
           <w:i/>
           <w:iCs/>
           <w:lang w:val="fr-FR"/>
         </w:rPr>
-        <w:t>host_since</w:t>
-      </w:r>
-      <w:proofErr w:type="spellEnd"/>
-      <w:r>
-        <w:rPr>
-          <w:lang w:val="fr-FR"/>
-        </w:rPr>
-        <w:t xml:space="preserve">, les hôtes ayant rejoint Airbnb au cours de l’année 2024 ont été classés comme </w:t>
+        <w:t>reopen_host)</w:t>
+      </w:r>
+      <w:r>
+        <w:rPr>
+          <w:lang w:val="fr-FR"/>
+        </w:rPr>
+        <w:t>,</w:t>
+      </w:r>
+      <w:r>
+        <w:rPr>
+          <w:lang w:val="fr-FR"/>
+        </w:rPr>
+        <w:t xml:space="preserve"> indiquant une entrée ou un retour sur la plateforme à l’approche des Jeux Olympiques. P</w:t>
+      </w:r>
+      <w:r>
+        <w:rPr>
+          <w:lang w:val="fr-FR"/>
+        </w:rPr>
+        <w:t>armi eux</w:t>
+      </w:r>
+      <w:r>
+        <w:rPr>
+          <w:lang w:val="fr-FR"/>
+        </w:rPr>
+        <w:t xml:space="preserve">, </w:t>
+      </w:r>
+      <w:r>
+        <w:rPr>
+          <w:lang w:val="fr-FR"/>
+        </w:rPr>
+        <w:t xml:space="preserve">on précise une nouvelle catégorie </w:t>
+      </w:r>
+      <w:r>
+        <w:rPr>
+          <w:lang w:val="fr-FR"/>
+        </w:rPr>
+        <w:t xml:space="preserve">à partir de la variable </w:t>
       </w:r>
       <w:r>
         <w:rPr>
@@ -712,119 +988,159 @@
           <w:iCs/>
           <w:lang w:val="fr-FR"/>
         </w:rPr>
-        <w:t>nouveaux hôtes</w:t>
-      </w:r>
-      <w:r>
-        <w:rPr>
-          <w:lang w:val="fr-FR"/>
-        </w:rPr>
-        <w:t xml:space="preserve"> (</w:t>
-      </w:r>
-      <w:proofErr w:type="spellStart"/>
+        <w:t>host_since</w:t>
+      </w:r>
+      <w:r>
+        <w:rPr>
+          <w:lang w:val="fr-FR"/>
+        </w:rPr>
+        <w:t xml:space="preserve">, les hôtes ayant rejoint Airbnb au cours de l’année 2024 ont été classés comme </w:t>
+      </w:r>
       <w:r>
         <w:rPr>
           <w:i/>
           <w:iCs/>
           <w:lang w:val="fr-FR"/>
         </w:rPr>
-        <w:t>new_host</w:t>
-      </w:r>
-      <w:proofErr w:type="spellEnd"/>
-      <w:r>
-        <w:rPr>
-          <w:lang w:val="fr-FR"/>
-        </w:rPr>
-        <w:t>).</w:t>
-      </w:r>
-    </w:p>
-    <w:p>
-      <w:pPr>
-        <w:rPr>
-          <w:rFonts w:hint="eastAsia"/>
-          <w:lang w:val="fr-FR"/>
-        </w:rPr>
-      </w:pPr>
-      <w:r>
-        <w:rPr>
-          <w:lang w:val="fr-FR"/>
-        </w:rPr>
-        <w:t>Ensuite, les changements dans la présentation des hôtes ont été analysés. Les textes de description personnelle (</w:t>
-      </w:r>
-      <w:proofErr w:type="spellStart"/>
+        <w:t>nouveaux hôtes</w:t>
+      </w:r>
+      <w:r>
+        <w:rPr>
+          <w:lang w:val="fr-FR"/>
+        </w:rPr>
+        <w:t xml:space="preserve"> (</w:t>
+      </w:r>
       <w:r>
         <w:rPr>
           <w:i/>
           <w:iCs/>
           <w:lang w:val="fr-FR"/>
         </w:rPr>
-        <w:t>host_about</w:t>
-      </w:r>
-      <w:proofErr w:type="spellEnd"/>
-      <w:r>
-        <w:rPr>
-          <w:lang w:val="fr-FR"/>
-        </w:rPr>
-        <w:t>) ont été comparés entre mars et juin 2024 à l’aide d’un indicateur de similarité textuelle. Lorsque la similarité entre les deux versions était inférieure à un seuil de 0,85, le changement a été considéré comme significatif, traduisant une modification volontaire du discours de présentation. De même, un changement de l’URL de la photo de profil (</w:t>
-      </w:r>
-      <w:proofErr w:type="spellStart"/>
+        <w:t>new_host</w:t>
+      </w:r>
+      <w:r>
+        <w:rPr>
+          <w:lang w:val="fr-FR"/>
+        </w:rPr>
+        <w:t>).</w:t>
+      </w:r>
+    </w:p>
+    <w:p>
+      <w:pPr>
+        <w:rPr>
+          <w:rFonts w:hint="eastAsia"/>
+          <w:lang w:val="fr-FR"/>
+        </w:rPr>
+      </w:pPr>
+      <w:r>
+        <w:rPr>
+          <w:lang w:val="fr-FR"/>
+        </w:rPr>
+        <w:t>Ensuite, les changements dans la présentation des hôtes ont été analysés. Les textes de description personnelle (</w:t>
+      </w:r>
       <w:r>
         <w:rPr>
           <w:i/>
           <w:iCs/>
           <w:lang w:val="fr-FR"/>
         </w:rPr>
-        <w:t>host_picture_url</w:t>
-      </w:r>
-      <w:proofErr w:type="spellEnd"/>
-      <w:r>
-        <w:rPr>
-          <w:lang w:val="fr-FR"/>
-        </w:rPr>
-        <w:t>) a été interprété comme une mise à jour de l’image de l’hôte.</w:t>
-      </w:r>
-    </w:p>
-    <w:p>
-      <w:pPr>
-        <w:rPr>
-          <w:rFonts w:hint="eastAsia"/>
-          <w:lang w:val="fr-FR"/>
-        </w:rPr>
-      </w:pPr>
-      <w:r>
-        <w:rPr>
-          <w:lang w:val="fr-FR"/>
-        </w:rPr>
-        <w:t xml:space="preserve">La variable </w:t>
-      </w:r>
-      <w:proofErr w:type="spellStart"/>
+        <w:t>host_about</w:t>
+      </w:r>
+      <w:r>
+        <w:rPr>
+          <w:lang w:val="fr-FR"/>
+        </w:rPr>
+        <w:t>) ont été comparés entre mars et juin 2024 à l’aide d’un indicateur de similarité textuelle. Lorsque la similarité entre les deux versions était inférieure à un seuil de 0,85, le changement a été considéré comme significatif, traduisant une modification volontaire du discours de présentation. De même, un changement de l’URL de la photo de profil (</w:t>
+      </w:r>
       <w:r>
         <w:rPr>
           <w:i/>
           <w:iCs/>
           <w:lang w:val="fr-FR"/>
         </w:rPr>
+        <w:t>host_picture_url</w:t>
+      </w:r>
+      <w:r>
+        <w:rPr>
+          <w:lang w:val="fr-FR"/>
+        </w:rPr>
+        <w:t>) a été interprété comme une mise à jour de l’image de l’hôte.</w:t>
+      </w:r>
+    </w:p>
+    <w:p>
+      <w:pPr>
+        <w:rPr>
+          <w:rFonts w:hint="eastAsia"/>
+          <w:lang w:val="fr-FR"/>
+        </w:rPr>
+      </w:pPr>
+      <w:r>
+        <w:rPr>
+          <w:lang w:val="fr-FR"/>
+        </w:rPr>
+        <w:t xml:space="preserve">La variable </w:t>
+      </w:r>
+      <w:r>
+        <w:rPr>
+          <w:i/>
+          <w:iCs/>
+          <w:lang w:val="fr-FR"/>
+        </w:rPr>
         <w:t>is_changed</w:t>
       </w:r>
-      <w:proofErr w:type="spellEnd"/>
-      <w:r>
-        <w:rPr>
-          <w:lang w:val="fr-FR"/>
-        </w:rPr>
-        <w:t xml:space="preserve"> regroupe ainsi l’ensemble des hôtes correspondant à au moins l’un de ces critères : nouveaux hôtes, hôtes réactivés, ou hôtes ayant modifié leur description personnelle ou leur photo de profil. Dans les données de juin 2024, ces hôtes représentent environ 30 % de l’ensemble des hôtes actifs, ce qui souligne l’ampleur des ajustements observés à l’approche des Jeux Olympiques.</w:t>
-      </w:r>
-    </w:p>
-    <w:p>
-      <w:pPr>
-        <w:rPr>
-          <w:rFonts w:hint="eastAsia"/>
-          <w:lang w:val="fr-FR"/>
-        </w:rPr>
-      </w:pPr>
-    </w:p>
-    <w:p>
-      <w:pPr>
-        <w:rPr>
-          <w:rFonts w:hint="eastAsia"/>
+      <w:r>
+        <w:rPr>
+          <w:lang w:val="fr-FR"/>
+        </w:rPr>
+        <w:t xml:space="preserve"> regroupe ainsi l’ensemble des hôtes correspondant à au moins l’un de ces critères : nouveaux hôtes, hôtes réactivés,</w:t>
+      </w:r>
+      <w:r>
+        <w:rPr>
+          <w:rFonts w:hint="eastAsia"/>
+          <w:lang w:val="fr-FR"/>
+        </w:rPr>
+        <w:t xml:space="preserve"> </w:t>
+      </w:r>
+      <w:r>
+        <w:rPr>
+          <w:lang w:val="fr-FR"/>
+        </w:rPr>
+        <w:t>hôtes réouverts</w:t>
+      </w:r>
+      <w:r>
+        <w:rPr>
+          <w:lang w:val="fr-FR"/>
+        </w:rPr>
+        <w:t xml:space="preserve"> ou hôtes ayant modifié leur description personnelle ou leur photo de profil. Dans les données de juin 2024, ces hôtes représentent environ </w:t>
+      </w:r>
+      <w:r>
+        <w:rPr>
+          <w:lang w:val="fr-FR"/>
+        </w:rPr>
+        <w:t>36.4</w:t>
+      </w:r>
+      <w:r>
+        <w:rPr>
+          <w:lang w:val="fr-FR"/>
+        </w:rPr>
+        <w:t>% de l’ensemble des hôtes</w:t>
+      </w:r>
+      <w:r>
+        <w:rPr>
+          <w:lang w:val="fr-FR"/>
+        </w:rPr>
+        <w:t xml:space="preserve">, </w:t>
+      </w:r>
+      <w:r>
+        <w:rPr>
+          <w:lang w:val="fr-FR"/>
+        </w:rPr>
+        <w:t>ce qui souligne l’ampleur des ajustements observés à l’approche des Jeux Olympiques.</w:t>
+      </w:r>
+    </w:p>
+    <w:p>
+      <w:pPr>
+        <w:rPr>
           <w:lang w:val="fr-FR"/>
         </w:rPr>
       </w:pPr>
@@ -853,16 +1169,15 @@
           <w:bCs/>
           <w:lang w:val="fr-FR"/>
         </w:rPr>
-        <w:t xml:space="preserve">ésultats et </w:t>
-      </w:r>
-      <w:r>
-        <w:rPr>
-          <w:rFonts w:hint="eastAsia"/>
-          <w:b/>
-          <w:bCs/>
-          <w:lang w:val="fr-FR"/>
-        </w:rPr>
-        <w:t>A</w:t>
+        <w:t>ésultats et</w:t>
+      </w:r>
+      <w:r>
+        <w:rPr>
+          <w:b/>
+          <w:bCs/>
+          <w:lang w:val="fr-FR"/>
+        </w:rPr>
+        <w:t xml:space="preserve"> a</w:t>
       </w:r>
       <w:r>
         <w:rPr>
@@ -876,6 +1191,7 @@
     <w:p>
       <w:pPr>
         <w:rPr>
+          <w:rFonts w:hint="eastAsia"/>
           <w:b/>
           <w:bCs/>
           <w:lang w:val="fr-FR"/>
@@ -910,6 +1226,7 @@
     <w:p>
       <w:pPr>
         <w:rPr>
+          <w:rFonts w:hint="eastAsia"/>
           <w:lang w:val="fr-FR"/>
         </w:rPr>
       </w:pPr>
@@ -923,13 +1240,15 @@
     <w:p>
       <w:pPr>
         <w:rPr>
-          <w:lang w:val="fr-FR"/>
-        </w:rPr>
-      </w:pPr>
-    </w:p>
-    <w:p>
-      <w:pPr>
-        <w:rPr>
+          <w:rFonts w:hint="eastAsia"/>
+          <w:lang w:val="fr-FR"/>
+        </w:rPr>
+      </w:pPr>
+    </w:p>
+    <w:p>
+      <w:pPr>
+        <w:rPr>
+          <w:rFonts w:hint="eastAsia"/>
           <w:lang w:val="fr-FR"/>
         </w:rPr>
       </w:pPr>
@@ -938,6 +1257,7 @@
           <w:noProof/>
           <w:lang w:val="fr-FR"/>
         </w:rPr>
+        <w:lastRenderedPageBreak/>
         <w:drawing>
           <wp:inline distT="0" distB="0" distL="0" distR="0" wp14:anchorId="0D5250CC" wp14:editId="0632E27B">
             <wp:extent cx="5274310" cy="1129665"/>
@@ -977,7 +1297,58 @@
     </w:p>
     <w:p>
       <w:pPr>
-        <w:rPr>
+        <w:jc w:val="center"/>
+        <w:rPr>
+          <w:rFonts w:hint="eastAsia"/>
+          <w:lang w:val="fr-FR"/>
+        </w:rPr>
+      </w:pPr>
+      <w:r>
+        <w:rPr>
+          <w:noProof/>
+          <w:lang w:val="fr-FR"/>
+        </w:rPr>
+        <w:drawing>
+          <wp:inline distT="0" distB="0" distL="0" distR="0" wp14:anchorId="7334CA3D" wp14:editId="4B3F8B02">
+            <wp:extent cx="2759529" cy="1958847"/>
+            <wp:effectExtent l="0" t="0" r="3175" b="3810"/>
+            <wp:docPr id="1101947544" name="图片 1" descr="图示&#10;&#10;AI 生成的内容可能不正确。"/>
+            <wp:cNvGraphicFramePr>
+              <a:graphicFrameLocks xmlns:a="http://schemas.openxmlformats.org/drawingml/2006/main" noChangeAspect="1"/>
+            </wp:cNvGraphicFramePr>
+            <a:graphic xmlns:a="http://schemas.openxmlformats.org/drawingml/2006/main">
+              <a:graphicData uri="http://schemas.openxmlformats.org/drawingml/2006/picture">
+                <pic:pic xmlns:pic="http://schemas.openxmlformats.org/drawingml/2006/picture">
+                  <pic:nvPicPr>
+                    <pic:cNvPr id="1101947544" name="图片 1" descr="图示&#10;&#10;AI 生成的内容可能不正确。"/>
+                    <pic:cNvPicPr/>
+                  </pic:nvPicPr>
+                  <pic:blipFill>
+                    <a:blip r:embed="rId8"/>
+                    <a:stretch>
+                      <a:fillRect/>
+                    </a:stretch>
+                  </pic:blipFill>
+                  <pic:spPr>
+                    <a:xfrm>
+                      <a:off x="0" y="0"/>
+                      <a:ext cx="2769328" cy="1965803"/>
+                    </a:xfrm>
+                    <a:prstGeom prst="rect">
+                      <a:avLst/>
+                    </a:prstGeom>
+                  </pic:spPr>
+                </pic:pic>
+              </a:graphicData>
+            </a:graphic>
+          </wp:inline>
+        </w:drawing>
+      </w:r>
+    </w:p>
+    <w:p>
+      <w:pPr>
+        <w:rPr>
+          <w:rFonts w:hint="eastAsia"/>
           <w:lang w:val="fr-FR"/>
         </w:rPr>
       </w:pPr>
@@ -999,14 +1370,100 @@
         <w:rPr>
           <w:lang w:val="fr-FR"/>
         </w:rPr>
-        <w:t xml:space="preserve"> a augmenté dans presque tous les arrondissements, avec une hausse particulièrement marquée dans les 15e à 18e arrondissements, où le nombre d’annonces a dépassé 6 000. Cette augmentation temporaire s’est ensuite estompée en septembre, les effectifs revenant à un niveau proche de celui observé en </w:t>
-      </w:r>
-      <w:r>
-        <w:rPr>
-          <w:lang w:val="fr-FR"/>
-        </w:rPr>
-        <w:lastRenderedPageBreak/>
-        <w:t xml:space="preserve">mars, ce qui indique que l’effet des JO a entraîné une </w:t>
+        <w:t xml:space="preserve"> a augmenté dans presque tous les arrondissements, avec une hausse particulièrement marquée dans les </w:t>
+      </w:r>
+      <w:r>
+        <w:rPr>
+          <w:lang w:val="fr-FR"/>
+        </w:rPr>
+        <w:t>11</w:t>
+      </w:r>
+      <w:r>
+        <w:rPr>
+          <w:vertAlign w:val="superscript"/>
+          <w:lang w:val="fr-FR"/>
+        </w:rPr>
+        <w:t>e</w:t>
+      </w:r>
+      <w:r>
+        <w:rPr>
+          <w:lang w:val="fr-FR"/>
+        </w:rPr>
+        <w:t xml:space="preserve">, </w:t>
+      </w:r>
+      <w:r>
+        <w:rPr>
+          <w:lang w:val="fr-FR"/>
+        </w:rPr>
+        <w:t>15</w:t>
+      </w:r>
+      <w:r>
+        <w:rPr>
+          <w:vertAlign w:val="superscript"/>
+          <w:lang w:val="fr-FR"/>
+        </w:rPr>
+        <w:t>e</w:t>
+      </w:r>
+      <w:r>
+        <w:rPr>
+          <w:lang w:val="fr-FR"/>
+        </w:rPr>
+        <w:t xml:space="preserve"> </w:t>
+      </w:r>
+      <w:r>
+        <w:rPr>
+          <w:lang w:val="fr-FR"/>
+        </w:rPr>
+        <w:t>et</w:t>
+      </w:r>
+      <w:r>
+        <w:rPr>
+          <w:lang w:val="fr-FR"/>
+        </w:rPr>
+        <w:t xml:space="preserve"> 18</w:t>
+      </w:r>
+      <w:r>
+        <w:rPr>
+          <w:vertAlign w:val="superscript"/>
+          <w:lang w:val="fr-FR"/>
+        </w:rPr>
+        <w:t>e</w:t>
+      </w:r>
+      <w:r>
+        <w:rPr>
+          <w:lang w:val="fr-FR"/>
+        </w:rPr>
+        <w:t xml:space="preserve"> arrondissements</w:t>
+      </w:r>
+      <w:r>
+        <w:rPr>
+          <w:lang w:val="fr-FR"/>
+        </w:rPr>
+        <w:t xml:space="preserve">, </w:t>
+      </w:r>
+      <w:r>
+        <w:rPr>
+          <w:lang w:val="fr-FR"/>
+        </w:rPr>
+        <w:t>correspondant aux proximité</w:t>
+      </w:r>
+      <w:r>
+        <w:rPr>
+          <w:lang w:val="fr-FR"/>
+        </w:rPr>
+        <w:t>s</w:t>
+      </w:r>
+      <w:r>
+        <w:rPr>
+          <w:lang w:val="fr-FR"/>
+        </w:rPr>
+        <w:t xml:space="preserve"> des sites olympiques. </w:t>
+      </w:r>
+      <w:r>
+        <w:rPr>
+          <w:lang w:val="fr-FR"/>
+        </w:rPr>
+        <w:t xml:space="preserve">Cette augmentation temporaire s’est ensuite estompée en septembre, les effectifs revenant à un niveau proche de celui observé en mars, ce qui indique que l’effet des JO a entraîné une </w:t>
       </w:r>
       <w:r>
         <w:rPr>
@@ -1026,6 +1483,7 @@
     <w:p>
       <w:pPr>
         <w:rPr>
+          <w:rFonts w:hint="eastAsia"/>
           <w:lang w:val="fr-FR"/>
         </w:rPr>
       </w:pPr>
@@ -1058,7 +1516,7 @@
                     <pic:cNvPicPr/>
                   </pic:nvPicPr>
                   <pic:blipFill>
-                    <a:blip r:embed="rId8"/>
+                    <a:blip r:embed="rId9"/>
                     <a:stretch>
                       <a:fillRect/>
                     </a:stretch>
@@ -1082,6 +1540,7 @@
     <w:p>
       <w:pPr>
         <w:rPr>
+          <w:rFonts w:hint="eastAsia"/>
           <w:lang w:val="fr-FR"/>
         </w:rPr>
       </w:pPr>
@@ -1115,33 +1574,33 @@
         <w:rPr>
           <w:lang w:val="fr-FR"/>
         </w:rPr>
-        <w:t xml:space="preserve"> 9e et 16e arrondissements, atteignant parfois plus de 100 euros, tandis que dans d’autres quartiers, l’augmentation restait modérée (30–50 euros) et même légèrement négative dans le 13e arrondissement. En septembre, les prix dans les arrondissements centraux et le 16e sont retombés, mais restent légèrement supérieurs à ceux de mars, ce qui suggère une </w:t>
-      </w:r>
-      <w:r>
-        <w:rPr>
-          <w:b/>
-          <w:bCs/>
-          <w:lang w:val="fr-FR"/>
-        </w:rPr>
-        <w:t>réaction ciblée des hôtes aux opportunités offertes par les JO</w:t>
-      </w:r>
-      <w:r>
-        <w:rPr>
-          <w:lang w:val="fr-FR"/>
-        </w:rPr>
-        <w:t>.</w:t>
-      </w:r>
-    </w:p>
-    <w:p>
-      <w:pPr>
-        <w:rPr>
-          <w:lang w:val="fr-FR"/>
-        </w:rPr>
-      </w:pPr>
-    </w:p>
-    <w:p>
-      <w:pPr>
-        <w:rPr>
+        <w:t xml:space="preserve"> 9e et 16e arrondissements, atteignant parfois plus de 100 euros, tandis que dans d’autres quartiers, l’augmentation restait modérée (30–50 euros) et même légèrement négative dans le 13e arrondissement. </w:t>
+      </w:r>
+    </w:p>
+    <w:p>
+      <w:pPr>
+        <w:rPr>
+          <w:rFonts w:hint="eastAsia"/>
+          <w:lang w:val="fr-FR"/>
+        </w:rPr>
+      </w:pPr>
+      <w:r>
+        <w:rPr>
+          <w:lang w:val="fr-FR"/>
+        </w:rPr>
+        <w:t xml:space="preserve">En septembre, les prix dans les arrondissements centraux et le 16e sont retombés, mais restent légèrement supérieurs à ceux de mars, ce qui suggère une </w:t>
+      </w:r>
+      <w:r>
+        <w:rPr>
+          <w:lang w:val="fr-FR"/>
+        </w:rPr>
+        <w:t>réaction ciblée des hôtes aux opportunités offertes par les JO.</w:t>
+      </w:r>
+    </w:p>
+    <w:p>
+      <w:pPr>
+        <w:rPr>
+          <w:rFonts w:hint="eastAsia"/>
           <w:lang w:val="fr-FR"/>
         </w:rPr>
       </w:pPr>
@@ -1150,6 +1609,7 @@
           <w:noProof/>
           <w:lang w:val="fr-FR"/>
         </w:rPr>
+        <w:lastRenderedPageBreak/>
         <w:drawing>
           <wp:inline distT="0" distB="0" distL="0" distR="0" wp14:anchorId="3FC12BC8" wp14:editId="6469BFCF">
             <wp:extent cx="5274310" cy="1140460"/>
@@ -1166,7 +1626,7 @@
                     <pic:cNvPicPr/>
                   </pic:nvPicPr>
                   <pic:blipFill>
-                    <a:blip r:embed="rId9"/>
+                    <a:blip r:embed="rId10"/>
                     <a:stretch>
                       <a:fillRect/>
                     </a:stretch>
@@ -1190,6 +1650,7 @@
     <w:p>
       <w:pPr>
         <w:rPr>
+          <w:rFonts w:hint="eastAsia"/>
           <w:lang w:val="fr-FR"/>
         </w:rPr>
       </w:pPr>
@@ -1217,45 +1678,45 @@
         <w:rPr>
           <w:lang w:val="fr-FR"/>
         </w:rPr>
-        <w:t xml:space="preserve"> a fortement augmenté en juin, passant d’une moyenne d’environ 40 jours à près de 50 jours. Cette tendance reflète la volonté des hôtes de </w:t>
-      </w:r>
-      <w:r>
-        <w:rPr>
-          <w:b/>
-          <w:bCs/>
-          <w:lang w:val="fr-FR"/>
-        </w:rPr>
-        <w:t>mettre davantage de jours à disposition pour</w:t>
-      </w:r>
-      <w:r>
-        <w:rPr>
-          <w:b/>
-          <w:bCs/>
+        <w:t xml:space="preserve"> a fortement augmenté en juin, passant d’une moyenne d’environ 40 jours à près de 50 jours. Cette tendance reflète la volonté des hôtes d</w:t>
+      </w:r>
+      <w:r>
+        <w:rPr>
+          <w:lang w:val="fr-FR"/>
+        </w:rPr>
+        <w:t>e mettre davantage de jours à disposition pour</w:t>
+      </w:r>
+      <w:r>
+        <w:rPr>
           <w:lang w:val="fr-FR"/>
         </w:rPr>
         <w:t xml:space="preserve"> </w:t>
       </w:r>
       <w:r>
         <w:rPr>
-          <w:b/>
-          <w:bCs/>
-          <w:lang w:val="fr-FR"/>
-        </w:rPr>
-        <w:t>accueillir les visiteurs des JO</w:t>
-      </w:r>
-      <w:r>
-        <w:rPr>
-          <w:lang w:val="fr-FR"/>
-        </w:rPr>
-        <w:t xml:space="preserve">. En septembre, même si le nombre d’hôtes a diminué et que les prix sont retombés, le nombre de jours disponibles ne chute pas : on observe une légère diminution de 1 à 3 jours dans les arrondissements centraux, tandis que les arrondissements périphériques (11e–20e) affichent une </w:t>
-      </w:r>
-      <w:r>
-        <w:rPr>
-          <w:b/>
-          <w:bCs/>
-          <w:lang w:val="fr-FR"/>
-        </w:rPr>
-        <w:t>augmentation supplémentaire de 2 à 4 jours</w:t>
+          <w:lang w:val="fr-FR"/>
+        </w:rPr>
+        <w:t xml:space="preserve">accueillir les visiteurs des JO. </w:t>
+      </w:r>
+    </w:p>
+    <w:p>
+      <w:pPr>
+        <w:rPr>
+          <w:rFonts w:hint="eastAsia"/>
+          <w:lang w:val="fr-FR"/>
+        </w:rPr>
+      </w:pPr>
+      <w:r>
+        <w:rPr>
+          <w:lang w:val="fr-FR"/>
+        </w:rPr>
+        <w:t>En septembre, même si le nombre d’hôtes a diminué et que les prix sont retombés, le nombre de jours disponibles ne chute pas : on observe une légère diminution de 1 à 3 jours dans les arrondissements centraux, tandis que les arrondissements périphériques (11e–20e) affichent une</w:t>
+      </w:r>
+      <w:r>
+        <w:rPr>
+          <w:lang w:val="fr-FR"/>
+        </w:rPr>
+        <w:t xml:space="preserve"> augmentation supplémentaire de 2 à 4 jours</w:t>
       </w:r>
       <w:r>
         <w:rPr>
@@ -1267,13 +1728,15 @@
     <w:p>
       <w:pPr>
         <w:rPr>
-          <w:lang w:val="fr-FR"/>
-        </w:rPr>
-      </w:pPr>
-    </w:p>
-    <w:p>
-      <w:pPr>
-        <w:rPr>
+          <w:rFonts w:hint="eastAsia"/>
+          <w:lang w:val="fr-FR"/>
+        </w:rPr>
+      </w:pPr>
+    </w:p>
+    <w:p>
+      <w:pPr>
+        <w:rPr>
+          <w:rFonts w:hint="eastAsia"/>
           <w:lang w:val="fr-FR"/>
         </w:rPr>
       </w:pPr>
@@ -1293,232 +1756,236 @@
         <w:rPr>
           <w:lang w:val="fr-FR"/>
         </w:rPr>
-        <w:t xml:space="preserve">suggèrent que les Jeux Olympiques de Paris 2024 ont constitué un choc externe, à la fois anticipé et temporaire, pour le marché </w:t>
-      </w:r>
+        <w:t>suggèrent que les Jeux Olympiques de Paris 2024 ont constitué un choc externe, à la fois anticipé et temporaire, pour le marché Airbnb parisien</w:t>
+      </w:r>
+      <w:r>
+        <w:rPr>
+          <w:lang w:val="fr-FR"/>
+        </w:rPr>
+        <w:t>. Et c</w:t>
+      </w:r>
+      <w:r>
+        <w:rPr>
+          <w:lang w:val="fr-FR"/>
+        </w:rPr>
+        <w:t>es évolutions</w:t>
+      </w:r>
+      <w:r>
+        <w:rPr>
+          <w:lang w:val="fr-FR"/>
+        </w:rPr>
+        <w:t xml:space="preserve"> </w:t>
+      </w:r>
+      <w:r>
+        <w:rPr>
+          <w:lang w:val="fr-FR"/>
+        </w:rPr>
+        <w:t xml:space="preserve">traduit une capacité d’adaptation rapide des hôtes face à une demande exceptionnelle attendue. </w:t>
+      </w:r>
+    </w:p>
+    <w:p>
+      <w:pPr>
+        <w:rPr>
+          <w:rFonts w:hint="eastAsia"/>
+          <w:lang w:val="fr-FR"/>
+        </w:rPr>
+      </w:pPr>
+    </w:p>
+    <w:p>
+      <w:pPr>
+        <w:rPr>
+          <w:rFonts w:hint="eastAsia"/>
+          <w:lang w:val="fr-FR"/>
+        </w:rPr>
+      </w:pPr>
+    </w:p>
+    <w:p>
+      <w:pPr>
+        <w:rPr>
+          <w:rFonts w:hint="eastAsia"/>
+          <w:b/>
+          <w:bCs/>
+          <w:lang w:val="fr-FR"/>
+        </w:rPr>
+      </w:pPr>
+      <w:r>
+        <w:rPr>
+          <w:rFonts w:hint="eastAsia"/>
+          <w:b/>
+          <w:bCs/>
+          <w:lang w:val="fr-FR"/>
+        </w:rPr>
+        <w:t>C</w:t>
+      </w:r>
+      <w:r>
+        <w:rPr>
+          <w:b/>
+          <w:bCs/>
+          <w:lang w:val="fr-FR"/>
+        </w:rPr>
+        <w:t>ates 2 :</w:t>
+      </w:r>
+      <w:r>
+        <w:rPr>
+          <w:b/>
+          <w:bCs/>
+          <w:lang w:val="fr-FR"/>
+        </w:rPr>
+        <w:t xml:space="preserve"> </w:t>
+      </w:r>
+      <w:r>
+        <w:rPr>
+          <w:b/>
+          <w:bCs/>
+          <w:lang w:val="fr-FR"/>
+        </w:rPr>
+        <w:t>T</w:t>
+      </w:r>
+      <w:r>
+        <w:rPr>
+          <w:b/>
+          <w:bCs/>
+          <w:lang w:val="fr-FR"/>
+        </w:rPr>
+        <w:t>ypes de hôtes en changement</w:t>
+      </w:r>
+    </w:p>
+    <w:p>
+      <w:pPr>
+        <w:rPr>
+          <w:rFonts w:hint="eastAsia"/>
+          <w:lang w:val="fr-FR"/>
+        </w:rPr>
+      </w:pPr>
+      <w:r>
+        <w:rPr>
+          <w:rFonts w:hint="eastAsia"/>
+          <w:lang w:val="fr-FR"/>
+        </w:rPr>
+        <w:t>L</w:t>
+      </w:r>
+      <w:r>
+        <w:rPr>
+          <w:lang w:val="fr-FR"/>
+        </w:rPr>
+        <w:t xml:space="preserve">a </w:t>
+      </w:r>
+      <w:r>
+        <w:rPr>
+          <w:lang w:val="fr-FR"/>
+        </w:rPr>
+        <w:t>deuxième</w:t>
+      </w:r>
+      <w:r>
+        <w:rPr>
+          <w:lang w:val="fr-FR"/>
+        </w:rPr>
+        <w:t xml:space="preserve"> analyse passe des transformations globales aux </w:t>
+      </w:r>
+      <w:r>
+        <w:rPr>
+          <w:lang w:val="fr-FR"/>
+        </w:rPr>
+        <w:t>acteurs à l’origine de ces changements</w:t>
+      </w:r>
+      <w:r>
+        <w:rPr>
+          <w:lang w:val="fr-FR"/>
+        </w:rPr>
+        <w:t xml:space="preserve"> </w:t>
+      </w:r>
+      <w:r>
+        <w:rPr>
+          <w:lang w:val="fr-FR"/>
+        </w:rPr>
+        <w:t>pendant la période</w:t>
+      </w:r>
+      <w:r>
+        <w:rPr>
+          <w:lang w:val="fr-FR"/>
+        </w:rPr>
+        <w:t xml:space="preserve"> </w:t>
+      </w:r>
+      <w:r>
+        <w:rPr>
+          <w:lang w:val="fr-FR"/>
+        </w:rPr>
+        <w:t>de juin 2024</w:t>
+      </w:r>
+      <w:r>
+        <w:rPr>
+          <w:lang w:val="fr-FR"/>
+        </w:rPr>
+        <w:t xml:space="preserve">, </w:t>
+      </w:r>
+      <w:r>
+        <w:rPr>
+          <w:lang w:val="fr-FR"/>
+        </w:rPr>
+        <w:t xml:space="preserve">tout </w:t>
+      </w:r>
+      <w:r>
+        <w:rPr>
+          <w:lang w:val="fr-FR"/>
+        </w:rPr>
+        <w:t>e</w:t>
+      </w:r>
+      <w:r>
+        <w:rPr>
+          <w:lang w:val="fr-FR"/>
+        </w:rPr>
+        <w:t>n distinguant différentes catégories d’hôtes</w:t>
+      </w:r>
+      <w:r>
+        <w:rPr>
+          <w:lang w:val="fr-FR"/>
+        </w:rPr>
+        <w:t xml:space="preserve"> en </w:t>
+      </w:r>
+      <w:r>
+        <w:rPr>
+          <w:lang w:val="fr-FR"/>
+        </w:rPr>
+        <w:t>changement</w:t>
+      </w:r>
+      <w:r>
+        <w:rPr>
+          <w:lang w:val="fr-FR"/>
+        </w:rPr>
+        <w:t xml:space="preserve"> selon leur comportement. </w:t>
+      </w:r>
+      <w:r>
+        <w:rPr>
+          <w:rFonts w:hint="eastAsia"/>
+          <w:lang w:val="fr-FR"/>
+        </w:rPr>
+        <w:t>L</w:t>
+      </w:r>
+      <w:r>
+        <w:rPr>
+          <w:lang w:val="fr-FR"/>
+        </w:rPr>
+        <w:t>’objectif est d’observer comment ces ajustements globaux se traduisent à l’échelle des stratégies individuelles et de leur inscription spatiale.</w:t>
+      </w:r>
+    </w:p>
+    <w:p>
+      <w:pPr>
+        <w:jc w:val="center"/>
+        <w:rPr>
+          <w:rFonts w:hint="eastAsia"/>
+          <w:lang w:val="fr-FR"/>
+        </w:rPr>
+      </w:pPr>
       <w:r>
         <w:rPr>
           <w:lang w:val="fr-FR"/>
         </w:rPr>
         <w:lastRenderedPageBreak/>
-        <w:t>Airbnb parisien</w:t>
-      </w:r>
-      <w:r>
-        <w:rPr>
-          <w:lang w:val="fr-FR"/>
-        </w:rPr>
-        <w:t>. Et c</w:t>
-      </w:r>
-      <w:r>
-        <w:rPr>
-          <w:lang w:val="fr-FR"/>
-        </w:rPr>
-        <w:t>es évolutions</w:t>
-      </w:r>
-      <w:r>
-        <w:rPr>
-          <w:lang w:val="fr-FR"/>
-        </w:rPr>
-        <w:t xml:space="preserve"> </w:t>
-      </w:r>
-      <w:r>
-        <w:rPr>
-          <w:lang w:val="fr-FR"/>
-        </w:rPr>
-        <w:t xml:space="preserve">traduit une capacité d’adaptation rapide des hôtes face à une demande exceptionnelle attendue. </w:t>
-      </w:r>
-    </w:p>
-    <w:p>
-      <w:pPr>
-        <w:rPr>
-          <w:lang w:val="fr-FR"/>
-        </w:rPr>
-      </w:pPr>
-    </w:p>
-    <w:p>
-      <w:pPr>
-        <w:rPr>
-          <w:lang w:val="fr-FR"/>
-        </w:rPr>
-      </w:pPr>
-    </w:p>
-    <w:p>
-      <w:pPr>
-        <w:rPr>
-          <w:b/>
-          <w:bCs/>
-          <w:lang w:val="fr-FR"/>
-        </w:rPr>
-      </w:pPr>
-      <w:proofErr w:type="spellStart"/>
-      <w:r>
-        <w:rPr>
-          <w:rFonts w:hint="eastAsia"/>
-          <w:b/>
-          <w:bCs/>
-          <w:lang w:val="fr-FR"/>
-        </w:rPr>
-        <w:t>C</w:t>
-      </w:r>
-      <w:r>
-        <w:rPr>
-          <w:b/>
-          <w:bCs/>
-          <w:lang w:val="fr-FR"/>
-        </w:rPr>
-        <w:t>ates</w:t>
-      </w:r>
-      <w:proofErr w:type="spellEnd"/>
-      <w:r>
-        <w:rPr>
-          <w:b/>
-          <w:bCs/>
-          <w:lang w:val="fr-FR"/>
-        </w:rPr>
-        <w:t xml:space="preserve"> 2 :</w:t>
-      </w:r>
-      <w:r>
-        <w:rPr>
-          <w:b/>
-          <w:bCs/>
-          <w:lang w:val="fr-FR"/>
-        </w:rPr>
-        <w:t xml:space="preserve"> types de hôtes en changement</w:t>
-      </w:r>
-    </w:p>
-    <w:p>
-      <w:pPr>
-        <w:rPr>
-          <w:lang w:val="fr-FR"/>
-        </w:rPr>
-      </w:pPr>
-      <w:r>
-        <w:rPr>
-          <w:rFonts w:hint="eastAsia"/>
-          <w:lang w:val="fr-FR"/>
-        </w:rPr>
-        <w:t>L</w:t>
-      </w:r>
-      <w:r>
-        <w:rPr>
-          <w:lang w:val="fr-FR"/>
-        </w:rPr>
-        <w:t xml:space="preserve">a </w:t>
-      </w:r>
-      <w:r>
-        <w:rPr>
-          <w:lang w:val="fr-FR"/>
-        </w:rPr>
-        <w:t>deuxième</w:t>
-      </w:r>
-      <w:r>
-        <w:rPr>
-          <w:lang w:val="fr-FR"/>
-        </w:rPr>
-        <w:t xml:space="preserve"> analyse passe des transformations globales aux </w:t>
-      </w:r>
-      <w:r>
-        <w:rPr>
-          <w:lang w:val="fr-FR"/>
-        </w:rPr>
-        <w:t>acteurs à l’origine de ces changements</w:t>
-      </w:r>
-      <w:r>
-        <w:rPr>
-          <w:lang w:val="fr-FR"/>
-        </w:rPr>
-        <w:t xml:space="preserve"> </w:t>
-      </w:r>
-      <w:r>
-        <w:rPr>
-          <w:lang w:val="fr-FR"/>
-        </w:rPr>
-        <w:t>pendant la période</w:t>
-      </w:r>
-      <w:r>
-        <w:rPr>
-          <w:lang w:val="fr-FR"/>
-        </w:rPr>
-        <w:t xml:space="preserve"> </w:t>
-      </w:r>
-      <w:r>
-        <w:rPr>
-          <w:lang w:val="fr-FR"/>
-        </w:rPr>
-        <w:t>de juin 2024</w:t>
-      </w:r>
-      <w:r>
-        <w:rPr>
-          <w:lang w:val="fr-FR"/>
-        </w:rPr>
-        <w:t xml:space="preserve">, </w:t>
-      </w:r>
-      <w:r>
-        <w:rPr>
-          <w:lang w:val="fr-FR"/>
-        </w:rPr>
-        <w:t xml:space="preserve">tout </w:t>
-      </w:r>
-      <w:r>
-        <w:rPr>
-          <w:lang w:val="fr-FR"/>
-        </w:rPr>
-        <w:t>e</w:t>
-      </w:r>
-      <w:r>
-        <w:rPr>
-          <w:lang w:val="fr-FR"/>
-        </w:rPr>
-        <w:t>n distinguant différentes catégories d’hôtes</w:t>
-      </w:r>
-      <w:r>
-        <w:rPr>
-          <w:lang w:val="fr-FR"/>
-        </w:rPr>
-        <w:t xml:space="preserve"> en </w:t>
-      </w:r>
-      <w:r>
-        <w:rPr>
-          <w:lang w:val="fr-FR"/>
-        </w:rPr>
-        <w:t>changement</w:t>
-      </w:r>
-      <w:r>
-        <w:rPr>
-          <w:lang w:val="fr-FR"/>
-        </w:rPr>
-        <w:t xml:space="preserve"> selon leur comportement. </w:t>
-      </w:r>
-      <w:r>
-        <w:rPr>
-          <w:rFonts w:hint="eastAsia"/>
-          <w:lang w:val="fr-FR"/>
-        </w:rPr>
-        <w:t>L</w:t>
-      </w:r>
-      <w:r>
-        <w:rPr>
-          <w:lang w:val="fr-FR"/>
-        </w:rPr>
-        <w:t>’objectif est d’observer comment ces ajustements globaux se traduisent à l’échelle des stratégies individuelles et de leur inscription spatiale.</w:t>
-      </w:r>
-    </w:p>
-    <w:p>
-      <w:pPr>
-        <w:jc w:val="center"/>
-        <w:rPr>
-          <w:lang w:val="fr-FR"/>
-        </w:rPr>
-      </w:pPr>
-      <w:r>
-        <w:rPr>
-          <w:noProof/>
-          <w:lang w:val="fr-FR"/>
-        </w:rPr>
         <w:drawing>
-          <wp:inline distT="0" distB="0" distL="0" distR="0" wp14:anchorId="6EEE4F6F" wp14:editId="6AB93FD4">
-            <wp:extent cx="2303438" cy="1637310"/>
-            <wp:effectExtent l="0" t="0" r="1905" b="1270"/>
-            <wp:docPr id="788903678" name="图片 1" descr="图示&#10;&#10;AI 生成的内容可能不正确。"/>
+          <wp:inline distT="0" distB="0" distL="0" distR="0" wp14:anchorId="3D5F81CA" wp14:editId="407246D6">
+            <wp:extent cx="2718146" cy="1943543"/>
+            <wp:effectExtent l="0" t="0" r="6350" b="0"/>
+            <wp:docPr id="1120524053" name="图片 1" descr="图示&#10;&#10;AI 生成的内容可能不正确。"/>
             <wp:cNvGraphicFramePr>
               <a:graphicFrameLocks xmlns:a="http://schemas.openxmlformats.org/drawingml/2006/main" noChangeAspect="1"/>
             </wp:cNvGraphicFramePr>
@@ -1526,237 +1993,7 @@
               <a:graphicData uri="http://schemas.openxmlformats.org/drawingml/2006/picture">
                 <pic:pic xmlns:pic="http://schemas.openxmlformats.org/drawingml/2006/picture">
                   <pic:nvPicPr>
-                    <pic:cNvPr id="788903678" name="图片 1" descr="图示&#10;&#10;AI 生成的内容可能不正确。"/>
-                    <pic:cNvPicPr/>
-                  </pic:nvPicPr>
-                  <pic:blipFill>
-                    <a:blip r:embed="rId10"/>
-                    <a:stretch>
-                      <a:fillRect/>
-                    </a:stretch>
-                  </pic:blipFill>
-                  <pic:spPr>
-                    <a:xfrm>
-                      <a:off x="0" y="0"/>
-                      <a:ext cx="2313113" cy="1644187"/>
-                    </a:xfrm>
-                    <a:prstGeom prst="rect">
-                      <a:avLst/>
-                    </a:prstGeom>
-                  </pic:spPr>
-                </pic:pic>
-              </a:graphicData>
-            </a:graphic>
-          </wp:inline>
-        </w:drawing>
-      </w:r>
-    </w:p>
-    <w:p>
-      <w:pPr>
-        <w:rPr>
-          <w:lang w:val="fr-FR"/>
-        </w:rPr>
-      </w:pPr>
-      <w:r>
-        <w:rPr>
-          <w:rFonts w:hint="eastAsia"/>
-          <w:lang w:val="fr-FR"/>
-        </w:rPr>
-        <w:t>S</w:t>
-      </w:r>
-      <w:r>
-        <w:rPr>
-          <w:lang w:val="fr-FR"/>
-        </w:rPr>
-        <w:t>elon la carte,</w:t>
-      </w:r>
-      <w:r>
-        <w:rPr>
-          <w:b/>
-          <w:bCs/>
-          <w:lang w:val="fr-FR"/>
-        </w:rPr>
-        <w:t xml:space="preserve"> </w:t>
-      </w:r>
-      <w:r>
-        <w:rPr>
-          <w:b/>
-          <w:bCs/>
-          <w:lang w:val="fr-FR"/>
-        </w:rPr>
-        <w:t>les</w:t>
-      </w:r>
-      <w:r>
-        <w:rPr>
-          <w:b/>
-          <w:bCs/>
-          <w:lang w:val="fr-FR"/>
-        </w:rPr>
-        <w:t xml:space="preserve"> hôtes en</w:t>
-      </w:r>
-      <w:r>
-        <w:rPr>
-          <w:b/>
-          <w:bCs/>
-          <w:lang w:val="fr-FR"/>
-        </w:rPr>
-        <w:t xml:space="preserve"> changements observés</w:t>
-      </w:r>
-      <w:r>
-        <w:rPr>
-          <w:lang w:val="fr-FR"/>
-        </w:rPr>
-        <w:t xml:space="preserve"> semblent </w:t>
-      </w:r>
-      <w:r>
-        <w:rPr>
-          <w:b/>
-          <w:bCs/>
-          <w:lang w:val="fr-FR"/>
-        </w:rPr>
-        <w:t>répartis de manière relativement homogène dans l’espace parisien</w:t>
-      </w:r>
-      <w:r>
-        <w:rPr>
-          <w:lang w:val="fr-FR"/>
-        </w:rPr>
-        <w:t xml:space="preserve">, sans qu’il soit possible d’identifier des « pôles » de transformation très marqués. </w:t>
-      </w:r>
-      <w:r>
-        <w:rPr>
-          <w:lang w:val="fr-FR"/>
-        </w:rPr>
-        <w:t>La plupart des arrondissements présentent une proportion comprise entre 0,27 et 0,3</w:t>
-      </w:r>
-      <w:r>
-        <w:rPr>
-          <w:rFonts w:hint="eastAsia"/>
-          <w:lang w:val="fr-FR"/>
-        </w:rPr>
-        <w:t>2</w:t>
-      </w:r>
-      <w:r>
-        <w:rPr>
-          <w:lang w:val="fr-FR"/>
-        </w:rPr>
-        <w:t>, tandis que les arrondissements centraux (1er–</w:t>
-      </w:r>
-      <w:r>
-        <w:rPr>
-          <w:rFonts w:hint="eastAsia"/>
-          <w:lang w:val="fr-FR"/>
-        </w:rPr>
-        <w:t>6</w:t>
-      </w:r>
-      <w:r>
-        <w:rPr>
-          <w:lang w:val="fr-FR"/>
-        </w:rPr>
-        <w:t>e) affichent légèrement des proportions plus faibles, autour de 0,2</w:t>
-      </w:r>
-      <w:r>
-        <w:rPr>
-          <w:rFonts w:hint="eastAsia"/>
-          <w:lang w:val="fr-FR"/>
-        </w:rPr>
-        <w:t>4</w:t>
-      </w:r>
-      <w:r>
-        <w:rPr>
-          <w:lang w:val="fr-FR"/>
-        </w:rPr>
-        <w:t xml:space="preserve">–0,26. Bien que certaines zones comme les 11e, 15e, 16e et 18e arrondissements présentent des </w:t>
-      </w:r>
-      <w:r>
-        <w:rPr>
-          <w:rFonts w:hint="eastAsia"/>
-          <w:lang w:val="fr-FR"/>
-        </w:rPr>
-        <w:t>no</w:t>
-      </w:r>
-      <w:r>
-        <w:rPr>
-          <w:lang w:val="fr-FR"/>
-        </w:rPr>
-        <w:t>mbres d’hôtes</w:t>
-      </w:r>
-      <w:r>
-        <w:rPr>
-          <w:lang w:val="fr-FR"/>
-        </w:rPr>
-        <w:t xml:space="preserve"> </w:t>
-      </w:r>
-      <w:r>
-        <w:rPr>
-          <w:lang w:val="fr-FR"/>
-        </w:rPr>
-        <w:t xml:space="preserve">en changement </w:t>
-      </w:r>
-      <w:r>
-        <w:rPr>
-          <w:lang w:val="fr-FR"/>
-        </w:rPr>
-        <w:t xml:space="preserve">légèrement </w:t>
-      </w:r>
-      <w:r>
-        <w:rPr>
-          <w:lang w:val="fr-FR"/>
-        </w:rPr>
-        <w:t>plus élevés</w:t>
-      </w:r>
-      <w:r>
-        <w:rPr>
-          <w:lang w:val="fr-FR"/>
-        </w:rPr>
-        <w:t>.</w:t>
-      </w:r>
-      <w:r>
-        <w:rPr>
-          <w:rFonts w:hint="eastAsia"/>
-          <w:lang w:val="fr-FR"/>
-        </w:rPr>
-        <w:t xml:space="preserve"> </w:t>
-      </w:r>
-      <w:r>
-        <w:rPr>
-          <w:lang w:val="fr-FR"/>
-        </w:rPr>
-        <w:t>Cette observation suggère que l’effet des Jeux Olympiques se traduit davantage par une activation diffuse d’hôtes existants ou l’entrée de nouveaux hôtes à travers toute la ville, plutôt que par un phénomène fortement localisé autour des sites spécifiques.</w:t>
-      </w:r>
-      <w:r>
-        <w:rPr>
-          <w:lang w:val="fr-FR"/>
-        </w:rPr>
-        <w:t xml:space="preserve"> </w:t>
-      </w:r>
-    </w:p>
-    <w:p>
-      <w:pPr>
-        <w:jc w:val="center"/>
-        <w:rPr>
-          <w:rFonts w:hint="eastAsia"/>
-          <w:lang w:val="fr-FR"/>
-        </w:rPr>
-      </w:pPr>
-      <w:r>
-        <w:rPr>
-          <w:noProof/>
-          <w:lang w:val="fr-FR"/>
-        </w:rPr>
-        <w:lastRenderedPageBreak/>
-        <w:drawing>
-          <wp:inline distT="0" distB="0" distL="0" distR="0" wp14:anchorId="1E43A770" wp14:editId="01AC18AC">
-            <wp:extent cx="2344616" cy="1666579"/>
-            <wp:effectExtent l="0" t="0" r="0" b="0"/>
-            <wp:docPr id="1711864345" name="图片 1"/>
-            <wp:cNvGraphicFramePr>
-              <a:graphicFrameLocks xmlns:a="http://schemas.openxmlformats.org/drawingml/2006/main" noChangeAspect="1"/>
-            </wp:cNvGraphicFramePr>
-            <a:graphic xmlns:a="http://schemas.openxmlformats.org/drawingml/2006/main">
-              <a:graphicData uri="http://schemas.openxmlformats.org/drawingml/2006/picture">
-                <pic:pic xmlns:pic="http://schemas.openxmlformats.org/drawingml/2006/picture">
-                  <pic:nvPicPr>
-                    <pic:cNvPr id="1711864345" name=""/>
+                    <pic:cNvPr id="1120524053" name="图片 1" descr="图示&#10;&#10;AI 生成的内容可能不正确。"/>
                     <pic:cNvPicPr/>
                   </pic:nvPicPr>
                   <pic:blipFill>
@@ -1768,7 +2005,7 @@
                   <pic:spPr>
                     <a:xfrm>
                       <a:off x="0" y="0"/>
-                      <a:ext cx="2362098" cy="1679006"/>
+                      <a:ext cx="2726892" cy="1949796"/>
                     </a:xfrm>
                     <a:prstGeom prst="rect">
                       <a:avLst/>
@@ -1780,23 +2017,155 @@
           </wp:inline>
         </w:drawing>
       </w:r>
-      <w:r>
-        <w:rPr>
-          <w:noProof/>
-          <w:lang w:val="fr-FR"/>
-        </w:rPr>
-        <w:t xml:space="preserve">  </w:t>
-      </w:r>
-      <w:r>
-        <w:rPr>
-          <w:noProof/>
-          <w:lang w:val="fr-FR"/>
-        </w:rPr>
+    </w:p>
+    <w:p>
+      <w:pPr>
+        <w:rPr>
+          <w:lang w:val="fr-FR"/>
+        </w:rPr>
+      </w:pPr>
+      <w:r>
+        <w:rPr>
+          <w:lang w:val="fr-FR"/>
+        </w:rPr>
+        <w:t xml:space="preserve">Selon la carte, la proportion d’hôtes ayant connu un changement de comportement </w:t>
+      </w:r>
+      <w:r>
+        <w:rPr>
+          <w:rFonts w:hint="eastAsia"/>
+          <w:lang w:val="fr-FR"/>
+        </w:rPr>
+        <w:t>m que ce soit au niveau de</w:t>
+      </w:r>
+      <w:r>
+        <w:rPr>
+          <w:lang w:val="fr-FR"/>
+        </w:rPr>
+        <w:t xml:space="preserve"> marché ou au niveau de marketing, </w:t>
+      </w:r>
+      <w:r>
+        <w:rPr>
+          <w:lang w:val="fr-FR"/>
+        </w:rPr>
+        <w:t>apparaît relativement homogène à l’échelle de l’espace parisien. La majorité des arrondissements se situe dans une fourchette comprise entre 37 % et 50 %. Les arrondissements centraux (1er–6e) présentent des proportions légèrement inférieures, autour de 37 % à 45 %, ce qui peut s’expliquer par un marché plus mature et une base d’hôtes plus stable, laissant moins de marge à des ajustements de court terme.</w:t>
+      </w:r>
+      <w:r>
+        <w:rPr>
+          <w:rFonts w:hint="eastAsia"/>
+          <w:lang w:val="fr-FR"/>
+        </w:rPr>
+        <w:t xml:space="preserve"> </w:t>
+      </w:r>
+      <w:r>
+        <w:rPr>
+          <w:lang w:val="fr-FR"/>
+        </w:rPr>
+        <w:t xml:space="preserve">À l’inverse, certains arrondissements comme les 11e, 15e, 16e, 17e et 18e affichent des proportions légèrement plus élevées, sans toutefois constituer de véritables pôles de concentration. </w:t>
+      </w:r>
+    </w:p>
+    <w:p>
+      <w:pPr>
+        <w:rPr>
+          <w:rFonts w:hint="eastAsia"/>
+          <w:lang w:val="fr-FR"/>
+        </w:rPr>
+      </w:pPr>
+      <w:r>
+        <w:rPr>
+          <w:lang w:val="fr-FR"/>
+        </w:rPr>
+        <w:t>Les résultats indiquent que les variations de comportement des hôtes ne se concentrent pas uniquement à proximité immédiate des sites olympiques. Ainsi, certains arrondissements très proches de ces sites, tels que le 7</w:t>
+      </w:r>
+      <w:r>
+        <w:rPr>
+          <w:rFonts w:ascii="Times New Roman" w:hAnsi="Times New Roman" w:cs="Times New Roman"/>
+        </w:rPr>
+        <w:t>ᵉ</w:t>
+      </w:r>
+      <w:r>
+        <w:rPr>
+          <w:lang w:val="fr-FR"/>
+        </w:rPr>
+        <w:t xml:space="preserve"> et le 8</w:t>
+      </w:r>
+      <w:r>
+        <w:rPr>
+          <w:rFonts w:ascii="Times New Roman" w:hAnsi="Times New Roman" w:cs="Times New Roman"/>
+        </w:rPr>
+        <w:t>ᵉ</w:t>
+      </w:r>
+      <w:r>
+        <w:rPr>
+          <w:lang w:val="fr-FR"/>
+        </w:rPr>
+        <w:t>, présentent des taux de changement relativement faibles, comparables à ceux des arrondissements centraux. Cette configuration souligne le rôle déterminant de l’état préexistant du marché — notamment son niveau de saturation et de maturité — dans les ajustements comportementaux des hôtes, au-delà du seul effet de la proximité géographique</w:t>
+      </w:r>
+      <w:r>
+        <w:rPr>
+          <w:lang w:val="fr-FR"/>
+        </w:rPr>
+        <w:t>.</w:t>
+      </w:r>
+    </w:p>
+    <w:p>
+      <w:pPr>
+        <w:rPr>
+          <w:lang w:val="fr-FR"/>
+        </w:rPr>
+      </w:pPr>
+      <w:r>
+        <w:rPr>
+          <w:lang w:val="fr-FR"/>
+        </w:rPr>
+        <w:t xml:space="preserve">L’amplitude relativement limitée des écarts observés suggère que l’effet des Jeux Olympiques s’est davantage traduit par une </w:t>
+      </w:r>
+      <w:r>
+        <w:rPr>
+          <w:b/>
+          <w:bCs/>
+          <w:lang w:val="fr-FR"/>
+        </w:rPr>
+        <w:t>activation diffuse et généralisée du marché à l’échelle de la ville</w:t>
+      </w:r>
+      <w:r>
+        <w:rPr>
+          <w:lang w:val="fr-FR"/>
+        </w:rPr>
+        <w:t xml:space="preserve">. </w:t>
+      </w:r>
+      <w:r>
+        <w:rPr>
+          <w:lang w:val="fr-FR"/>
+        </w:rPr>
+        <w:t>Cette dynamique témoigne d’un effet d’anticipation et de diffusion des opportunités liées à l’événement, dépassant la seule logique de proximité géographique.</w:t>
+      </w:r>
+    </w:p>
+    <w:p>
+      <w:pPr>
+        <w:rPr>
+          <w:rFonts w:hint="eastAsia"/>
+          <w:lang w:val="fr-FR"/>
+        </w:rPr>
+      </w:pPr>
+    </w:p>
+    <w:p>
+      <w:pPr>
+        <w:ind w:left="110" w:hangingChars="50" w:hanging="110"/>
+        <w:rPr>
+          <w:rFonts w:hint="eastAsia"/>
+          <w:lang w:val="fr-FR"/>
+        </w:rPr>
+      </w:pPr>
+      <w:r>
+        <w:rPr>
+          <w:lang w:val="fr-FR"/>
+        </w:rPr>
+        <w:lastRenderedPageBreak/>
         <w:drawing>
-          <wp:inline distT="0" distB="0" distL="0" distR="0" wp14:anchorId="290E10D3" wp14:editId="0667F99B">
-            <wp:extent cx="2391617" cy="1623109"/>
-            <wp:effectExtent l="0" t="0" r="8890" b="0"/>
-            <wp:docPr id="76148593" name="图片 1" descr="图示&#10;&#10;AI 生成的内容可能不正确。"/>
+          <wp:inline distT="0" distB="0" distL="0" distR="0" wp14:anchorId="060E7979" wp14:editId="3D41C5C9">
+            <wp:extent cx="2399421" cy="1724891"/>
+            <wp:effectExtent l="0" t="0" r="1270" b="8890"/>
+            <wp:docPr id="135260321" name="图片 1" descr="图示&#10;&#10;AI 生成的内容可能不正确。"/>
             <wp:cNvGraphicFramePr>
               <a:graphicFrameLocks xmlns:a="http://schemas.openxmlformats.org/drawingml/2006/main" noChangeAspect="1"/>
             </wp:cNvGraphicFramePr>
@@ -1804,7 +2173,7 @@
               <a:graphicData uri="http://schemas.openxmlformats.org/drawingml/2006/picture">
                 <pic:pic xmlns:pic="http://schemas.openxmlformats.org/drawingml/2006/picture">
                   <pic:nvPicPr>
-                    <pic:cNvPr id="76148593" name="图片 1" descr="图示&#10;&#10;AI 生成的内容可能不正确。"/>
+                    <pic:cNvPr id="135260321" name="图片 1" descr="图示&#10;&#10;AI 生成的内容可能不正确。"/>
                     <pic:cNvPicPr/>
                   </pic:nvPicPr>
                   <pic:blipFill>
@@ -1816,7 +2185,7 @@
                   <pic:spPr>
                     <a:xfrm>
                       <a:off x="0" y="0"/>
-                      <a:ext cx="2404861" cy="1632097"/>
+                      <a:ext cx="2407316" cy="1730567"/>
                     </a:xfrm>
                     <a:prstGeom prst="rect">
                       <a:avLst/>
@@ -1828,460 +2197,21 @@
           </wp:inline>
         </w:drawing>
       </w:r>
-    </w:p>
-    <w:p>
-      <w:pPr>
-        <w:rPr>
-          <w:lang w:val="fr-FR"/>
-        </w:rPr>
-      </w:pPr>
-      <w:r>
-        <w:rPr>
-          <w:lang w:val="fr-FR"/>
-        </w:rPr>
-        <w:t>Cependant,</w:t>
-      </w:r>
-      <w:r>
-        <w:rPr>
-          <w:b/>
-          <w:bCs/>
-          <w:lang w:val="fr-FR"/>
-        </w:rPr>
-        <w:t xml:space="preserve"> la nature des changements</w:t>
-      </w:r>
-      <w:r>
-        <w:rPr>
-          <w:lang w:val="fr-FR"/>
-        </w:rPr>
-        <w:t xml:space="preserve"> observés varie </w:t>
-      </w:r>
-      <w:r>
-        <w:rPr>
-          <w:rFonts w:hint="eastAsia"/>
-          <w:lang w:val="fr-FR"/>
-        </w:rPr>
-        <w:t xml:space="preserve">plus </w:t>
-      </w:r>
-      <w:r>
-        <w:rPr>
-          <w:rFonts w:hint="eastAsia"/>
-          <w:lang w:val="fr-FR"/>
-        </w:rPr>
-        <w:t xml:space="preserve">visiblement </w:t>
-      </w:r>
-      <w:r>
-        <w:rPr>
-          <w:lang w:val="fr-FR"/>
-        </w:rPr>
-        <w:t xml:space="preserve">selon les </w:t>
-      </w:r>
-      <w:r>
-        <w:rPr>
-          <w:rFonts w:hint="eastAsia"/>
-          <w:lang w:val="fr-FR"/>
-        </w:rPr>
-        <w:t>arrondi</w:t>
-      </w:r>
-      <w:r>
-        <w:rPr>
-          <w:lang w:val="fr-FR"/>
-        </w:rPr>
-        <w:t>ssements</w:t>
-      </w:r>
-      <w:r>
-        <w:rPr>
-          <w:lang w:val="fr-FR"/>
-        </w:rPr>
-        <w:t>. Dans les arrondissements situés en périphérie de</w:t>
-      </w:r>
-      <w:r>
-        <w:rPr>
-          <w:lang w:val="fr-FR"/>
-        </w:rPr>
-        <w:t xml:space="preserve"> Paris</w:t>
-      </w:r>
-      <w:r>
-        <w:rPr>
-          <w:rFonts w:hint="eastAsia"/>
-          <w:lang w:val="fr-FR"/>
-        </w:rPr>
-        <w:t xml:space="preserve"> </w:t>
-      </w:r>
-      <w:r>
-        <w:rPr>
-          <w:lang w:val="fr-FR"/>
-        </w:rPr>
-        <w:t>(11-20</w:t>
-      </w:r>
-      <w:r>
-        <w:rPr>
-          <w:vertAlign w:val="superscript"/>
-          <w:lang w:val="fr-FR"/>
-        </w:rPr>
-        <w:t>e</w:t>
-      </w:r>
-      <w:r>
-        <w:rPr>
-          <w:lang w:val="fr-FR"/>
-        </w:rPr>
-        <w:t>)</w:t>
-      </w:r>
-      <w:r>
-        <w:rPr>
-          <w:lang w:val="fr-FR"/>
-        </w:rPr>
-        <w:t>,</w:t>
-      </w:r>
-      <w:r>
-        <w:rPr>
-          <w:lang w:val="fr-FR"/>
-        </w:rPr>
-        <w:t xml:space="preserve"> l</w:t>
-      </w:r>
-      <w:r>
-        <w:rPr>
-          <w:lang w:val="fr-FR"/>
-        </w:rPr>
-        <w:t>a majorité des hôtes en changement correspond à des nouveaux hôtes ou à des hôtes réactivés</w:t>
-      </w:r>
-      <w:r>
-        <w:rPr>
-          <w:lang w:val="fr-FR"/>
-        </w:rPr>
-        <w:t>, ce phénomène est particulièrement saill</w:t>
-      </w:r>
-      <w:r>
-        <w:rPr>
-          <w:lang w:val="fr-FR"/>
-        </w:rPr>
-        <w:t>a</w:t>
-      </w:r>
-      <w:r>
-        <w:rPr>
-          <w:lang w:val="fr-FR"/>
-        </w:rPr>
-        <w:t>nt dans des arrondissements qui se situent à proximité d</w:t>
-      </w:r>
-      <w:r>
-        <w:rPr>
-          <w:lang w:val="fr-FR"/>
-        </w:rPr>
-        <w:t>es</w:t>
-      </w:r>
-      <w:r>
-        <w:rPr>
-          <w:lang w:val="fr-FR"/>
-        </w:rPr>
-        <w:t xml:space="preserve"> site</w:t>
-      </w:r>
-      <w:r>
-        <w:rPr>
-          <w:lang w:val="fr-FR"/>
-        </w:rPr>
-        <w:t>s</w:t>
-      </w:r>
-      <w:r>
-        <w:rPr>
-          <w:lang w:val="fr-FR"/>
-        </w:rPr>
-        <w:t xml:space="preserve"> olympique</w:t>
-      </w:r>
-      <w:r>
-        <w:rPr>
-          <w:lang w:val="fr-FR"/>
-        </w:rPr>
-        <w:t>s</w:t>
-      </w:r>
-      <w:r>
-        <w:rPr>
-          <w:lang w:val="fr-FR"/>
-        </w:rPr>
-        <w:t>, comme 17</w:t>
-      </w:r>
-      <w:r>
-        <w:rPr>
-          <w:vertAlign w:val="superscript"/>
-          <w:lang w:val="fr-FR"/>
-        </w:rPr>
-        <w:t>e</w:t>
-      </w:r>
-      <w:r>
-        <w:rPr>
-          <w:lang w:val="fr-FR"/>
-        </w:rPr>
-        <w:t>, 18</w:t>
-      </w:r>
-      <w:r>
-        <w:rPr>
-          <w:vertAlign w:val="superscript"/>
-          <w:lang w:val="fr-FR"/>
-        </w:rPr>
-        <w:t>e</w:t>
-      </w:r>
-      <w:r>
-        <w:rPr>
-          <w:lang w:val="fr-FR"/>
-        </w:rPr>
-        <w:t>, 12</w:t>
-      </w:r>
-      <w:r>
-        <w:rPr>
-          <w:vertAlign w:val="superscript"/>
-          <w:lang w:val="fr-FR"/>
-        </w:rPr>
-        <w:t>e</w:t>
-      </w:r>
-      <w:r>
-        <w:rPr>
-          <w:lang w:val="fr-FR"/>
-        </w:rPr>
-        <w:t>, 13</w:t>
-      </w:r>
-      <w:r>
-        <w:rPr>
-          <w:vertAlign w:val="superscript"/>
-          <w:lang w:val="fr-FR"/>
-        </w:rPr>
-        <w:t>e</w:t>
-      </w:r>
-      <w:r>
-        <w:rPr>
-          <w:lang w:val="fr-FR"/>
-        </w:rPr>
-        <w:t>et 15</w:t>
-      </w:r>
-      <w:r>
-        <w:rPr>
-          <w:vertAlign w:val="superscript"/>
-          <w:lang w:val="fr-FR"/>
-        </w:rPr>
-        <w:t>e</w:t>
-      </w:r>
-      <w:r>
-        <w:rPr>
-          <w:lang w:val="fr-FR"/>
-        </w:rPr>
-        <w:t xml:space="preserve"> où le taux de changement dépasse 60%. </w:t>
-      </w:r>
-      <w:r>
-        <w:rPr>
-          <w:lang w:val="fr-FR"/>
-        </w:rPr>
-        <w:t>Cette dynamique indique que les Jeux Olympiques ont agi comme un</w:t>
-      </w:r>
-      <w:r>
-        <w:rPr>
-          <w:lang w:val="fr-FR"/>
-        </w:rPr>
-        <w:t xml:space="preserve"> fort</w:t>
-      </w:r>
-      <w:r>
-        <w:rPr>
-          <w:lang w:val="fr-FR"/>
-        </w:rPr>
-        <w:t xml:space="preserve"> facteur d’entrée sur le marché Airbnb</w:t>
-      </w:r>
-      <w:r>
-        <w:rPr>
-          <w:lang w:val="fr-FR"/>
-        </w:rPr>
-        <w:t xml:space="preserve"> entier</w:t>
-      </w:r>
-      <w:r>
-        <w:rPr>
-          <w:lang w:val="fr-FR"/>
-        </w:rPr>
-        <w:t>, en incitant des acteurs auparavant absents ou inactifs à proposer un logement, notamment dans des quartiers offrant une accessibilité fonctionnelle aux sites olympiques.</w:t>
-      </w:r>
-      <w:r>
-        <w:rPr>
-          <w:lang w:val="fr-FR"/>
-        </w:rPr>
-        <w:t xml:space="preserve"> </w:t>
-      </w:r>
-    </w:p>
-    <w:p>
-      <w:pPr>
-        <w:rPr>
-          <w:lang w:val="fr-FR"/>
-        </w:rPr>
-      </w:pPr>
-    </w:p>
-    <w:p>
-      <w:pPr>
-        <w:rPr>
-          <w:rFonts w:hint="eastAsia"/>
-          <w:lang w:val="fr-FR"/>
-        </w:rPr>
-      </w:pPr>
-      <w:r>
-        <w:rPr>
-          <w:rFonts w:hint="eastAsia"/>
-          <w:lang w:val="fr-FR"/>
-        </w:rPr>
-        <w:t>E</w:t>
-      </w:r>
-      <w:r>
-        <w:rPr>
-          <w:lang w:val="fr-FR"/>
-        </w:rPr>
-        <w:t>n revanche, a</w:t>
-      </w:r>
-      <w:r>
-        <w:rPr>
-          <w:lang w:val="fr-FR"/>
-        </w:rPr>
-        <w:t>u plus centre de Paris</w:t>
-      </w:r>
-      <w:r>
-        <w:rPr>
-          <w:lang w:val="fr-FR"/>
-        </w:rPr>
-        <w:t xml:space="preserve"> (1-6</w:t>
-      </w:r>
-      <w:r>
-        <w:rPr>
-          <w:vertAlign w:val="superscript"/>
-          <w:lang w:val="fr-FR"/>
-        </w:rPr>
-        <w:t>e</w:t>
-      </w:r>
-      <w:r>
-        <w:rPr>
-          <w:lang w:val="fr-FR"/>
-        </w:rPr>
-        <w:t xml:space="preserve"> et</w:t>
-      </w:r>
-      <w:r>
-        <w:rPr>
-          <w:lang w:val="fr-FR"/>
-        </w:rPr>
-        <w:t xml:space="preserve"> 16</w:t>
-      </w:r>
-      <w:r>
-        <w:rPr>
-          <w:vertAlign w:val="superscript"/>
-          <w:lang w:val="fr-FR"/>
-        </w:rPr>
-        <w:t>e</w:t>
-      </w:r>
-      <w:r>
-        <w:rPr>
-          <w:lang w:val="fr-FR"/>
-        </w:rPr>
-        <w:t xml:space="preserve"> arrondissements</w:t>
-      </w:r>
-      <w:r>
-        <w:rPr>
-          <w:lang w:val="fr-FR"/>
-        </w:rPr>
-        <w:t>)</w:t>
-      </w:r>
-      <w:r>
-        <w:rPr>
-          <w:lang w:val="fr-FR"/>
-        </w:rPr>
-        <w:t xml:space="preserve">, </w:t>
-      </w:r>
-      <w:r>
-        <w:rPr>
-          <w:lang w:val="fr-FR"/>
-        </w:rPr>
-        <w:t xml:space="preserve">environ une moitié des hôtes en </w:t>
-      </w:r>
-      <w:r>
-        <w:rPr>
-          <w:lang w:val="fr-FR"/>
-        </w:rPr>
-        <w:t xml:space="preserve">changements </w:t>
-      </w:r>
-      <w:r>
-        <w:rPr>
-          <w:lang w:val="fr-FR"/>
-        </w:rPr>
-        <w:t xml:space="preserve">optent pour des </w:t>
-      </w:r>
-      <w:r>
-        <w:rPr>
-          <w:lang w:val="fr-FR"/>
-        </w:rPr>
-        <w:t xml:space="preserve">modifications de la </w:t>
-      </w:r>
-      <w:r>
-        <w:rPr>
-          <w:rFonts w:hint="eastAsia"/>
-          <w:lang w:val="fr-FR"/>
-        </w:rPr>
-        <w:t>descri</w:t>
-      </w:r>
-      <w:r>
-        <w:rPr>
-          <w:lang w:val="fr-FR"/>
-        </w:rPr>
-        <w:t>ption personnelle, que ce soit textuelle ou visuelle</w:t>
-      </w:r>
-      <w:r>
-        <w:rPr>
-          <w:lang w:val="fr-FR"/>
-        </w:rPr>
-        <w:t xml:space="preserve">. </w:t>
-      </w:r>
-      <w:r>
-        <w:rPr>
-          <w:rFonts w:hint="eastAsia"/>
-          <w:lang w:val="fr-FR"/>
-        </w:rPr>
-        <w:t>C</w:t>
-      </w:r>
-      <w:r>
-        <w:rPr>
-          <w:lang w:val="fr-FR"/>
-        </w:rPr>
-        <w:t>ela s’explique par le fait que ce</w:t>
-      </w:r>
-      <w:r>
-        <w:rPr>
-          <w:lang w:val="fr-FR"/>
-        </w:rPr>
-        <w:t xml:space="preserve">s </w:t>
-      </w:r>
-      <w:r>
-        <w:rPr>
-          <w:lang w:val="fr-FR"/>
-        </w:rPr>
-        <w:t xml:space="preserve">secteurs </w:t>
-      </w:r>
-      <w:r>
-        <w:rPr>
-          <w:lang w:val="fr-FR"/>
-        </w:rPr>
-        <w:t xml:space="preserve">sont </w:t>
-      </w:r>
-      <w:r>
-        <w:rPr>
-          <w:lang w:val="fr-FR"/>
-        </w:rPr>
-        <w:t>déjà fortement équipés en logements Airbnb, l’offre apparaît relativement saturée, limitant les possibilités d’augmentation du nombre d’annonces. Les hôtes existants semblent alors privilégier des stratégies d’adaptation qualitative, visant à améliorer la visibilité et l’attractivité de leur logement pour capter la demande exceptionnelle liée aux Jeux Olympiques.</w:t>
-      </w:r>
-    </w:p>
-    <w:p>
-      <w:pPr>
-        <w:jc w:val="center"/>
-        <w:rPr>
-          <w:rFonts w:hint="eastAsia"/>
-          <w:lang w:val="fr-FR"/>
-        </w:rPr>
-      </w:pPr>
-      <w:r>
-        <w:rPr>
-          <w:noProof/>
+      <w:r>
+        <w:rPr>
+          <w:lang w:val="fr-FR"/>
+        </w:rPr>
+        <w:t xml:space="preserve">   </w:t>
+      </w:r>
+      <w:r>
+        <w:rPr>
           <w:lang w:val="fr-FR"/>
         </w:rPr>
         <w:drawing>
-          <wp:inline distT="0" distB="0" distL="0" distR="0" wp14:anchorId="1D214B65" wp14:editId="0C54CD05">
-            <wp:extent cx="3112135" cy="1654984"/>
-            <wp:effectExtent l="0" t="0" r="0" b="2540"/>
-            <wp:docPr id="1382111708" name="图片 1"/>
+          <wp:inline distT="0" distB="0" distL="0" distR="0" wp14:anchorId="20785447" wp14:editId="47A9EA25">
+            <wp:extent cx="2477300" cy="1706611"/>
+            <wp:effectExtent l="0" t="0" r="0" b="8255"/>
+            <wp:docPr id="101290691" name="图片 1" descr="图示&#10;&#10;AI 生成的内容可能不正确。"/>
             <wp:cNvGraphicFramePr>
               <a:graphicFrameLocks xmlns:a="http://schemas.openxmlformats.org/drawingml/2006/main" noChangeAspect="1"/>
             </wp:cNvGraphicFramePr>
@@ -2289,7 +2219,7 @@
               <a:graphicData uri="http://schemas.openxmlformats.org/drawingml/2006/picture">
                 <pic:pic xmlns:pic="http://schemas.openxmlformats.org/drawingml/2006/picture">
                   <pic:nvPicPr>
-                    <pic:cNvPr id="1382111708" name=""/>
+                    <pic:cNvPr id="101290691" name="图片 1" descr="图示&#10;&#10;AI 生成的内容可能不正确。"/>
                     <pic:cNvPicPr/>
                   </pic:nvPicPr>
                   <pic:blipFill>
@@ -2301,7 +2231,7 @@
                   <pic:spPr>
                     <a:xfrm>
                       <a:off x="0" y="0"/>
-                      <a:ext cx="3119223" cy="1658753"/>
+                      <a:ext cx="2494968" cy="1718783"/>
                     </a:xfrm>
                     <a:prstGeom prst="rect">
                       <a:avLst/>
@@ -2317,46 +2247,162 @@
     <w:p>
       <w:pPr>
         <w:rPr>
-          <w:rFonts w:hint="eastAsia"/>
-          <w:lang w:val="fr-FR"/>
-        </w:rPr>
-      </w:pPr>
-      <w:r>
-        <w:rPr>
-          <w:rFonts w:hint="eastAsia"/>
-          <w:lang w:val="fr-FR"/>
-        </w:rPr>
-        <w:t>L</w:t>
-      </w:r>
-      <w:r>
-        <w:rPr>
-          <w:lang w:val="fr-FR"/>
-        </w:rPr>
-        <w:t>a</w:t>
-      </w:r>
-      <w:r>
-        <w:rPr>
-          <w:lang w:val="fr-FR"/>
-        </w:rPr>
-        <w:t xml:space="preserve"> différenciation </w:t>
-      </w:r>
-      <w:r>
-        <w:rPr>
-          <w:lang w:val="fr-FR"/>
-        </w:rPr>
-        <w:t>spatiale</w:t>
-      </w:r>
-      <w:r>
-        <w:rPr>
-          <w:lang w:val="fr-FR"/>
-        </w:rPr>
-        <w:t xml:space="preserve"> similaire</w:t>
-      </w:r>
-      <w:r>
-        <w:rPr>
-          <w:lang w:val="fr-FR"/>
-        </w:rPr>
-        <w:t xml:space="preserve"> se trouve dans la stratégie du prix.</w:t>
+          <w:lang w:val="fr-FR"/>
+        </w:rPr>
+      </w:pPr>
+      <w:r>
+        <w:rPr>
+          <w:lang w:val="fr-FR"/>
+        </w:rPr>
+        <w:t xml:space="preserve">Cependant, </w:t>
+      </w:r>
+      <w:r>
+        <w:rPr>
+          <w:b/>
+          <w:bCs/>
+          <w:lang w:val="fr-FR"/>
+        </w:rPr>
+        <w:t xml:space="preserve">la nature des changements </w:t>
+      </w:r>
+      <w:r>
+        <w:rPr>
+          <w:lang w:val="fr-FR"/>
+        </w:rPr>
+        <w:t xml:space="preserve">observés varie de manière plus marquée selon les arrondissements. </w:t>
+      </w:r>
+      <w:r>
+        <w:rPr>
+          <w:lang w:val="fr-FR"/>
+        </w:rPr>
+        <w:t xml:space="preserve">Nous distinguons deux grandes catégories de changements de comportement des hôtes. La première concerne les </w:t>
+      </w:r>
+      <w:r>
+        <w:rPr>
+          <w:b/>
+          <w:bCs/>
+          <w:lang w:val="fr-FR"/>
+        </w:rPr>
+        <w:t xml:space="preserve">changements de </w:t>
+      </w:r>
+      <w:r>
+        <w:rPr>
+          <w:b/>
+          <w:bCs/>
+          <w:lang w:val="fr-FR"/>
+        </w:rPr>
+        <w:t>participation au mar</w:t>
+      </w:r>
+      <w:r>
+        <w:rPr>
+          <w:b/>
+          <w:bCs/>
+          <w:lang w:val="fr-FR"/>
+        </w:rPr>
+        <w:t>ché</w:t>
+      </w:r>
+      <w:r>
+        <w:rPr>
+          <w:lang w:val="fr-FR"/>
+        </w:rPr>
+        <w:t>, qui regroupent les nouveaux hôtes</w:t>
+      </w:r>
+      <w:r>
+        <w:rPr>
+          <w:lang w:val="fr-FR"/>
+        </w:rPr>
+        <w:t xml:space="preserve"> depuis 2024</w:t>
+      </w:r>
+      <w:r>
+        <w:rPr>
+          <w:lang w:val="fr-FR"/>
+        </w:rPr>
+        <w:t xml:space="preserve">, </w:t>
+      </w:r>
+      <w:r>
+        <w:rPr>
+          <w:lang w:val="fr-FR"/>
+        </w:rPr>
+        <w:t xml:space="preserve">les </w:t>
+      </w:r>
+      <w:r>
+        <w:rPr>
+          <w:lang w:val="fr-FR"/>
+        </w:rPr>
+        <w:t>hôtes réactivés et</w:t>
+      </w:r>
+      <w:r>
+        <w:rPr>
+          <w:lang w:val="fr-FR"/>
+        </w:rPr>
+        <w:t xml:space="preserve"> les</w:t>
+      </w:r>
+      <w:r>
+        <w:rPr>
+          <w:lang w:val="fr-FR"/>
+        </w:rPr>
+        <w:t xml:space="preserve"> hôtes ayant r</w:t>
+      </w:r>
+      <w:r>
+        <w:rPr>
+          <w:lang w:val="fr-FR"/>
+        </w:rPr>
+        <w:t>é</w:t>
+      </w:r>
+      <w:r>
+        <w:rPr>
+          <w:lang w:val="fr-FR"/>
+        </w:rPr>
+        <w:t>ouvert leur</w:t>
+      </w:r>
+      <w:r>
+        <w:rPr>
+          <w:lang w:val="fr-FR"/>
+        </w:rPr>
+        <w:t xml:space="preserve"> disponibilité</w:t>
+      </w:r>
+      <w:r>
+        <w:rPr>
+          <w:lang w:val="fr-FR"/>
+        </w:rPr>
+        <w:t xml:space="preserve">. La seconde relève des </w:t>
+      </w:r>
+      <w:r>
+        <w:rPr>
+          <w:b/>
+          <w:bCs/>
+          <w:lang w:val="fr-FR"/>
+        </w:rPr>
+        <w:t>changements de stratégie d</w:t>
+      </w:r>
+      <w:r>
+        <w:rPr>
+          <w:b/>
+          <w:bCs/>
+          <w:lang w:val="fr-FR"/>
+        </w:rPr>
+        <w:t xml:space="preserve">e la </w:t>
+      </w:r>
+      <w:r>
+        <w:rPr>
+          <w:b/>
+          <w:bCs/>
+          <w:lang w:val="fr-FR"/>
+        </w:rPr>
+        <w:t>présentation</w:t>
+      </w:r>
+      <w:r>
+        <w:rPr>
+          <w:b/>
+          <w:bCs/>
+          <w:lang w:val="fr-FR"/>
+        </w:rPr>
+        <w:t xml:space="preserve"> de soi</w:t>
+      </w:r>
+      <w:r>
+        <w:rPr>
+          <w:lang w:val="fr-FR"/>
+        </w:rPr>
+        <w:t>, lorsque les hôtes modifient leur description personnelle ou leur photo de profil.</w:t>
       </w:r>
       <w:r>
         <w:rPr>
@@ -2364,292 +2410,468 @@
         </w:rPr>
         <w:t xml:space="preserve"> </w:t>
       </w:r>
-      <w:r>
-        <w:rPr>
-          <w:rFonts w:hint="eastAsia"/>
-          <w:lang w:val="fr-FR"/>
-        </w:rPr>
-        <w:t>U</w:t>
-      </w:r>
-      <w:r>
-        <w:rPr>
-          <w:lang w:val="fr-FR"/>
-        </w:rPr>
-        <w:t xml:space="preserve">ne hausse du </w:t>
+    </w:p>
+    <w:p>
+      <w:pPr>
+        <w:rPr>
+          <w:lang w:val="fr-FR"/>
+        </w:rPr>
+      </w:pPr>
+      <w:r>
+        <w:rPr>
+          <w:lang w:val="fr-FR"/>
+        </w:rPr>
+        <w:t xml:space="preserve">Dans les arrondissements situés en périphérie de Paris, la majorité des hôtes en changement correspond à des </w:t>
+      </w:r>
+      <w:r>
+        <w:rPr>
+          <w:b/>
+          <w:bCs/>
+          <w:lang w:val="fr-FR"/>
+        </w:rPr>
+        <w:t>entrants récents sur le marché</w:t>
+      </w:r>
+      <w:r>
+        <w:rPr>
+          <w:lang w:val="fr-FR"/>
+        </w:rPr>
+        <w:t>. Ce phénomène est particulièrement marqué dans les arrondissements situés à proximité des sites olympiques — notamment les 10</w:t>
+      </w:r>
+      <w:r>
+        <w:rPr>
+          <w:rFonts w:ascii="Times New Roman" w:hAnsi="Times New Roman" w:cs="Times New Roman"/>
+        </w:rPr>
+        <w:t>ᵉ</w:t>
+      </w:r>
+      <w:r>
+        <w:rPr>
+          <w:lang w:val="fr-FR"/>
+        </w:rPr>
+        <w:t>, 11</w:t>
+      </w:r>
+      <w:r>
+        <w:rPr>
+          <w:rFonts w:ascii="Times New Roman" w:hAnsi="Times New Roman" w:cs="Times New Roman"/>
+        </w:rPr>
+        <w:t>ᵉ</w:t>
+      </w:r>
+      <w:r>
+        <w:rPr>
+          <w:lang w:val="fr-FR"/>
+        </w:rPr>
+        <w:t>, 12</w:t>
+      </w:r>
+      <w:r>
+        <w:rPr>
+          <w:rFonts w:ascii="Times New Roman" w:hAnsi="Times New Roman" w:cs="Times New Roman"/>
+        </w:rPr>
+        <w:t>ᵉ</w:t>
+      </w:r>
+      <w:r>
+        <w:rPr>
+          <w:lang w:val="fr-FR"/>
+        </w:rPr>
+        <w:t>, 13</w:t>
+      </w:r>
+      <w:r>
+        <w:rPr>
+          <w:rFonts w:ascii="Times New Roman" w:hAnsi="Times New Roman" w:cs="Times New Roman"/>
+        </w:rPr>
+        <w:t>ᵉ</w:t>
+      </w:r>
+      <w:r>
+        <w:rPr>
+          <w:lang w:val="fr-FR"/>
+        </w:rPr>
+        <w:t>, 17</w:t>
+      </w:r>
+      <w:r>
+        <w:rPr>
+          <w:rFonts w:ascii="Times New Roman" w:hAnsi="Times New Roman" w:cs="Times New Roman"/>
+        </w:rPr>
+        <w:t>ᵉ</w:t>
+      </w:r>
+      <w:r>
+        <w:rPr>
+          <w:lang w:val="fr-FR"/>
+        </w:rPr>
+        <w:t xml:space="preserve"> et 18</w:t>
+      </w:r>
+      <w:r>
+        <w:rPr>
+          <w:rFonts w:ascii="Times New Roman" w:hAnsi="Times New Roman" w:cs="Times New Roman"/>
+        </w:rPr>
+        <w:t>ᵉ</w:t>
+      </w:r>
+      <w:r>
+        <w:rPr>
+          <w:lang w:val="fr-FR"/>
+        </w:rPr>
+        <w:t xml:space="preserve"> — où cette catégorie représente plus de 80 % des hôtes en changement, contre environ 60 % à 75 % dans les arrondissements centraux. Cette configuration suggère que les Jeux Olympiques ont agi comme un </w:t>
+      </w:r>
+      <w:r>
+        <w:rPr>
+          <w:b/>
+          <w:bCs/>
+          <w:lang w:val="fr-FR"/>
+        </w:rPr>
+        <w:t>facteur d’entrée significatif à l’échelle de l’ensemble du marché Airbnb</w:t>
+      </w:r>
+      <w:r>
+        <w:rPr>
+          <w:lang w:val="fr-FR"/>
+        </w:rPr>
+        <w:t>, favorisant l’arrivée ou la réactivation d’acteurs auparavant absents, en particulier dans des quartiers offrant une accessibilité fonctionnelle aux sites olympiques.</w:t>
+      </w:r>
+    </w:p>
+    <w:p>
+      <w:pPr>
+        <w:rPr>
+          <w:lang w:val="fr-FR"/>
+        </w:rPr>
+      </w:pPr>
+      <w:r>
+        <w:rPr>
+          <w:lang w:val="fr-FR"/>
+        </w:rPr>
+        <w:t xml:space="preserve">À l’inverse, dans les arrondissements les plus centraux de Paris (1er–9e), une part substantielle des hôtes en changement — de l’ordre de 30 % à 40 % — adopte des </w:t>
+      </w:r>
+      <w:r>
+        <w:rPr>
+          <w:b/>
+          <w:bCs/>
+          <w:lang w:val="fr-FR"/>
+        </w:rPr>
+        <w:t>modifications de leurs stratégies de visibilité</w:t>
+      </w:r>
+      <w:r>
+        <w:rPr>
+          <w:lang w:val="fr-FR"/>
+        </w:rPr>
+        <w:t xml:space="preserve">, qu’elles soient textuelles ou visuelles, tandis que cette proportion n’atteint que 12 % à 22 % dans les arrondissements périphériques. Cette différence s’explique par la structure préexistante du marché : dans les zones centrales, déjà fortement dotées en logements Airbnb, l’offre apparaît relativement saturée, ce qui limite les possibilités d’expansion quantitative. Les hôtes en place privilégient alors des </w:t>
+      </w:r>
+      <w:r>
+        <w:rPr>
+          <w:b/>
+          <w:bCs/>
+          <w:lang w:val="fr-FR"/>
+        </w:rPr>
+        <w:t>stratégies d’adaptation qualitative</w:t>
+      </w:r>
+      <w:r>
+        <w:rPr>
+          <w:lang w:val="fr-FR"/>
+        </w:rPr>
+        <w:t>, visant à renforcer la visibilité et l’attractivité de leur annonce afin de capter la demande exceptionnelle induite par les Jeux Olympiques.</w:t>
+      </w:r>
+    </w:p>
+    <w:p>
+      <w:pPr>
+        <w:rPr>
+          <w:lang w:val="fr-FR"/>
+        </w:rPr>
+      </w:pPr>
+      <w:r>
+        <w:rPr>
+          <w:lang w:val="fr-FR"/>
+        </w:rPr>
+        <w:t xml:space="preserve">Ces résultats confirment que les réponses comportementales des hôtes à un choc événementiel majeur ne sont pas homogènes, mais dépendent étroitement des </w:t>
       </w:r>
       <w:r>
         <w:rPr>
           <w:lang w:val="fr-FR"/>
         </w:rPr>
         <w:lastRenderedPageBreak/>
-        <w:t xml:space="preserve">prix a été observé dans </w:t>
-      </w:r>
-      <w:r>
-        <w:rPr>
-          <w:lang w:val="fr-FR"/>
-        </w:rPr>
-        <w:t>zones centrales</w:t>
-      </w:r>
-      <w:r>
-        <w:rPr>
+        <w:t>conditions structurelles locales du marché.</w:t>
+      </w:r>
+    </w:p>
+    <w:p>
+      <w:pPr>
+        <w:rPr>
+          <w:lang w:val="fr-FR"/>
+        </w:rPr>
+      </w:pPr>
+      <w:r>
+        <w:rPr>
+          <w:lang w:val="fr-FR"/>
+        </w:rPr>
+        <w:t>Au-delà de ces tendances générales, les 15</w:t>
+      </w:r>
+      <w:r>
+        <w:rPr>
+          <w:rFonts w:ascii="Times New Roman" w:hAnsi="Times New Roman" w:cs="Times New Roman"/>
+        </w:rPr>
+        <w:t>ᵉ</w:t>
+      </w:r>
+      <w:r>
+        <w:rPr>
+          <w:lang w:val="fr-FR"/>
+        </w:rPr>
+        <w:t xml:space="preserve"> et 16</w:t>
+      </w:r>
+      <w:r>
+        <w:rPr>
+          <w:rFonts w:ascii="Times New Roman" w:hAnsi="Times New Roman" w:cs="Times New Roman"/>
+        </w:rPr>
+        <w:t>ᵉ</w:t>
+      </w:r>
+      <w:r>
+        <w:rPr>
+          <w:lang w:val="fr-FR"/>
+        </w:rPr>
+        <w:t xml:space="preserve"> arrondissements apparaissent comme des zones mixtes, où l’on observe simultanément une proportion notable</w:t>
+      </w:r>
+      <w:r>
+        <w:rPr>
+          <w:lang w:val="fr-FR"/>
+        </w:rPr>
+        <w:t xml:space="preserve"> (</w:t>
+      </w:r>
+      <w:r>
+        <w:rPr>
+          <w:lang w:val="fr-FR"/>
+        </w:rPr>
+        <w:t>7</w:t>
+      </w:r>
+      <w:r>
+        <w:rPr>
+          <w:lang w:val="fr-FR"/>
+        </w:rPr>
+        <w:t>1</w:t>
+      </w:r>
+      <w:r>
+        <w:rPr>
+          <w:lang w:val="fr-FR"/>
+        </w:rPr>
+        <w:t>%</w:t>
+      </w:r>
+      <w:r>
+        <w:rPr>
+          <w:lang w:val="fr-FR"/>
+        </w:rPr>
+        <w:t>, 77%)</w:t>
+      </w:r>
+      <w:r>
+        <w:rPr>
+          <w:lang w:val="fr-FR"/>
+        </w:rPr>
+        <w:t xml:space="preserve"> d’hôtes récemment entrés sur le marché et une part significative </w:t>
+      </w:r>
+      <w:r>
+        <w:rPr>
+          <w:lang w:val="fr-FR"/>
+        </w:rPr>
+        <w:t>(22%, 28%)</w:t>
+      </w:r>
+      <w:r>
+        <w:rPr>
+          <w:lang w:val="fr-FR"/>
+        </w:rPr>
+        <w:t xml:space="preserve"> </w:t>
+      </w:r>
+      <w:r>
+        <w:rPr>
+          <w:lang w:val="fr-FR"/>
+        </w:rPr>
+        <w:t xml:space="preserve">d’hôtes adoptant des modifications stratégiques de leur présentation de soi, par rapport aux autres arrondissements. Cette observation confirme que la variation comportementale des hôtes n’est pas homogène, mais </w:t>
+      </w:r>
+      <w:r>
+        <w:rPr>
+          <w:b/>
+          <w:bCs/>
+          <w:lang w:val="fr-FR"/>
+        </w:rPr>
+        <w:t>dépend à la fois de la catégorie de comportement et de la localisation</w:t>
+      </w:r>
+      <w:r>
+        <w:rPr>
+          <w:lang w:val="fr-FR"/>
+        </w:rPr>
+        <w:t>, en parfaite cohérence avec notre H2.</w:t>
+      </w:r>
+    </w:p>
+    <w:p>
+      <w:pPr>
+        <w:rPr>
+          <w:lang w:val="fr-FR"/>
+        </w:rPr>
+      </w:pPr>
+      <w:r>
+        <w:rPr>
+          <w:lang w:val="fr-FR"/>
+        </w:rPr>
+        <w:t xml:space="preserve">Par ailleurs, la représentation relativement faible des hôtes professionnels (28 %) et des superhôtes (11 %) parmi les hôtes en changement indique que ces transformations sont majoritairement portées par des acteurs non professionnels. Les Jeux Olympiques apparaissent ainsi comme un événement stimulant des </w:t>
+      </w:r>
+      <w:r>
+        <w:rPr>
+          <w:b/>
+          <w:bCs/>
+          <w:lang w:val="fr-FR"/>
+        </w:rPr>
+        <w:t>stratégies opportunistes et temporaires</w:t>
+      </w:r>
+      <w:r>
+        <w:rPr>
+          <w:lang w:val="fr-FR"/>
+        </w:rPr>
+        <w:t>, plutôt qu’une reconfiguration structurelle du marché par les acteurs les plus institutionnalisés.</w:t>
+      </w:r>
+    </w:p>
+    <w:p>
+      <w:pPr>
+        <w:rPr>
+          <w:lang w:val="fr-FR"/>
+        </w:rPr>
+      </w:pPr>
+    </w:p>
+    <w:p>
+      <w:pPr>
+        <w:rPr>
+          <w:lang w:val="fr-FR"/>
+        </w:rPr>
+      </w:pPr>
+    </w:p>
+    <w:p>
+      <w:pPr>
+        <w:rPr>
+          <w:rFonts w:hint="eastAsia"/>
+          <w:b/>
+          <w:bCs/>
+          <w:lang w:val="fr-FR"/>
+        </w:rPr>
+      </w:pPr>
+      <w:r>
+        <w:rPr>
+          <w:rFonts w:hint="eastAsia"/>
+          <w:b/>
+          <w:bCs/>
+          <w:lang w:val="fr-FR"/>
+        </w:rPr>
+        <w:t>C</w:t>
+      </w:r>
+      <w:r>
+        <w:rPr>
+          <w:b/>
+          <w:bCs/>
+          <w:lang w:val="fr-FR"/>
+        </w:rPr>
+        <w:t>artes 3 :</w:t>
+      </w:r>
+      <w:r>
+        <w:rPr>
+          <w:b/>
+          <w:bCs/>
+          <w:lang w:val="fr-FR"/>
+        </w:rPr>
+        <w:t xml:space="preserve"> les stratégies discursives des hôtes</w:t>
+      </w:r>
+    </w:p>
+    <w:p>
+      <w:pPr>
+        <w:rPr>
+          <w:rFonts w:hint="eastAsia"/>
+          <w:lang w:val="fr-FR"/>
+        </w:rPr>
+      </w:pPr>
+      <w:r>
+        <w:rPr>
+          <w:lang w:val="fr-FR"/>
+        </w:rPr>
+        <w:t xml:space="preserve">Après avoir analysé les différentes catégories d’hôtes en changement et leurs inscriptions spatiales, </w:t>
+      </w:r>
+      <w:r>
+        <w:rPr>
+          <w:lang w:val="fr-FR"/>
+        </w:rPr>
+        <w:t xml:space="preserve">on </w:t>
+      </w:r>
+      <w:r>
+        <w:rPr>
+          <w:lang w:val="fr-FR"/>
+        </w:rPr>
+        <w:t>va</w:t>
+      </w:r>
+      <w:r>
+        <w:rPr>
+          <w:lang w:val="fr-FR"/>
+        </w:rPr>
+        <w:t xml:space="preserve"> analyser dans la troisième partie le comportement de communication stratégique des hôtes, </w:t>
+      </w:r>
+      <w:r>
+        <w:rPr>
+          <w:lang w:val="fr-FR"/>
+        </w:rPr>
+        <w:t>dans les descriptions des annonces</w:t>
+      </w:r>
+      <w:r>
+        <w:rPr>
+          <w:lang w:val="fr-FR"/>
+        </w:rPr>
+        <w:t>, les introductions aux environ ainsi que leur description personnelle</w:t>
+      </w:r>
+      <w:r>
+        <w:rPr>
+          <w:lang w:val="fr-FR"/>
+        </w:rPr>
+        <w:t xml:space="preserve"> (</w:t>
+      </w:r>
+      <w:r>
+        <w:rPr>
+          <w:i/>
+          <w:iCs/>
+          <w:lang w:val="fr-FR"/>
+        </w:rPr>
+        <w:t>description</w:t>
+      </w:r>
+      <w:r>
+        <w:rPr>
+          <w:i/>
+          <w:iCs/>
           <w:lang w:val="fr-FR"/>
         </w:rPr>
         <w:t xml:space="preserve">, </w:t>
       </w:r>
-      <w:proofErr w:type="gramStart"/>
-      <w:r>
-        <w:rPr>
-          <w:lang w:val="fr-FR"/>
-        </w:rPr>
-        <w:t>du 50 euros</w:t>
-      </w:r>
-      <w:proofErr w:type="gramEnd"/>
-      <w:r>
-        <w:rPr>
-          <w:lang w:val="fr-FR"/>
-        </w:rPr>
-        <w:t xml:space="preserve"> jusqu’à</w:t>
-      </w:r>
-      <w:r>
-        <w:rPr>
-          <w:lang w:val="fr-FR"/>
-        </w:rPr>
-        <w:t xml:space="preserve"> peu près</w:t>
-      </w:r>
-      <w:r>
-        <w:rPr>
-          <w:lang w:val="fr-FR"/>
-        </w:rPr>
-        <w:t xml:space="preserve"> 120 euros</w:t>
-      </w:r>
-      <w:r>
-        <w:rPr>
+      <w:r>
+        <w:rPr>
+          <w:i/>
+          <w:iCs/>
+          <w:lang w:val="fr-FR"/>
+        </w:rPr>
+        <w:t>neighborhood_overview</w:t>
+      </w:r>
+      <w:r>
+        <w:rPr>
+          <w:i/>
+          <w:iCs/>
           <w:lang w:val="fr-FR"/>
         </w:rPr>
         <w:t xml:space="preserve">, </w:t>
       </w:r>
       <w:r>
         <w:rPr>
-          <w:lang w:val="fr-FR"/>
-        </w:rPr>
-        <w:t xml:space="preserve">dans </w:t>
-      </w:r>
-      <w:r>
-        <w:rPr>
-          <w:lang w:val="fr-FR"/>
-        </w:rPr>
-        <w:t xml:space="preserve">d’autres parts, </w:t>
-      </w:r>
-      <w:r>
-        <w:rPr>
-          <w:lang w:val="fr-FR"/>
-        </w:rPr>
-        <w:t xml:space="preserve">l’ajustement repose principalement sur l’augmentation du nombre de logements disponibles, avec des niveaux de prix plus modérés, voire </w:t>
-      </w:r>
-      <w:r>
-        <w:rPr>
-          <w:lang w:val="fr-FR"/>
-        </w:rPr>
-        <w:t>négatifs</w:t>
-      </w:r>
-      <w:r>
-        <w:rPr>
-          <w:lang w:val="fr-FR"/>
-        </w:rPr>
-        <w:t>. Ces résultats suggèrent que l’impact des Jeux Olympiques sur Airbnb ne se limite pas à une augmentation globale de l’offre, mais s’inscrit dans des logiques territoriales différenciées, étroitement liées au degré de saturation du marché et à la proximité des sites olympiques.</w:t>
-      </w:r>
-    </w:p>
-    <w:p>
-      <w:pPr>
-        <w:rPr>
-          <w:lang w:val="fr-FR"/>
-        </w:rPr>
-      </w:pPr>
-    </w:p>
-    <w:p>
-      <w:pPr>
-        <w:rPr>
-          <w:rFonts w:hint="eastAsia"/>
-          <w:lang w:val="fr-FR"/>
-        </w:rPr>
-      </w:pPr>
-      <w:r>
-        <w:rPr>
-          <w:lang w:val="fr-FR"/>
-        </w:rPr>
-        <w:t>Enfin</w:t>
-      </w:r>
-      <w:r>
-        <w:rPr>
-          <w:lang w:val="fr-FR"/>
-        </w:rPr>
-        <w:t>, la représentation</w:t>
-      </w:r>
-      <w:r>
-        <w:rPr>
-          <w:lang w:val="fr-FR"/>
-        </w:rPr>
-        <w:t xml:space="preserve"> relativement faible</w:t>
-      </w:r>
-      <w:r>
-        <w:rPr>
-          <w:lang w:val="fr-FR"/>
-        </w:rPr>
-        <w:t xml:space="preserve"> </w:t>
-      </w:r>
-      <w:r>
-        <w:rPr>
-          <w:lang w:val="fr-FR"/>
-        </w:rPr>
-        <w:t>des hôtes professionnels</w:t>
-      </w:r>
-      <w:r>
-        <w:rPr>
-          <w:lang w:val="fr-FR"/>
-        </w:rPr>
-        <w:t xml:space="preserve"> (35%)</w:t>
-      </w:r>
-      <w:r>
-        <w:rPr>
-          <w:lang w:val="fr-FR"/>
-        </w:rPr>
-        <w:t xml:space="preserve"> et des </w:t>
-      </w:r>
-      <w:proofErr w:type="spellStart"/>
-      <w:r>
-        <w:rPr>
-          <w:lang w:val="fr-FR"/>
-        </w:rPr>
-        <w:t>superh</w:t>
-      </w:r>
-      <w:r>
-        <w:rPr>
-          <w:lang w:val="fr-FR"/>
-        </w:rPr>
-        <w:t>ôtes</w:t>
-      </w:r>
-      <w:proofErr w:type="spellEnd"/>
-      <w:r>
-        <w:rPr>
-          <w:lang w:val="fr-FR"/>
-        </w:rPr>
-        <w:t xml:space="preserve"> </w:t>
-      </w:r>
-      <w:r>
-        <w:rPr>
-          <w:lang w:val="fr-FR"/>
-        </w:rPr>
-        <w:t>(</w:t>
-      </w:r>
-      <w:r>
-        <w:rPr>
-          <w:lang w:val="fr-FR"/>
-        </w:rPr>
-        <w:t>10%)</w:t>
-      </w:r>
-      <w:r>
-        <w:rPr>
-          <w:lang w:val="fr-FR"/>
-        </w:rPr>
-        <w:t xml:space="preserve"> </w:t>
-      </w:r>
-      <w:r>
-        <w:rPr>
-          <w:lang w:val="fr-FR"/>
-        </w:rPr>
-        <w:t>parmi les hôtes en changement confirme que ces transformations sont majoritairement portées par des acteurs non professionnels. Les Jeux Olympiques apparaissent ainsi comme un événement favorisant des stratégies opportunistes et temporaires, plutôt qu’une reconfiguration profonde du marché par les acteurs les plus institutionnalisés.</w:t>
-      </w:r>
-    </w:p>
-    <w:p>
-      <w:pPr>
-        <w:rPr>
-          <w:rFonts w:hint="eastAsia"/>
-          <w:lang w:val="fr-FR"/>
-        </w:rPr>
-      </w:pPr>
-    </w:p>
-    <w:p>
-      <w:pPr>
-        <w:rPr>
-          <w:b/>
-          <w:bCs/>
-          <w:lang w:val="fr-FR"/>
-        </w:rPr>
-      </w:pPr>
-      <w:r>
-        <w:rPr>
-          <w:rFonts w:hint="eastAsia"/>
-          <w:b/>
-          <w:bCs/>
-          <w:lang w:val="fr-FR"/>
-        </w:rPr>
-        <w:t>C</w:t>
-      </w:r>
-      <w:r>
-        <w:rPr>
-          <w:b/>
-          <w:bCs/>
-          <w:lang w:val="fr-FR"/>
-        </w:rPr>
-        <w:t>artes 3 :</w:t>
-      </w:r>
-      <w:r>
-        <w:rPr>
-          <w:b/>
-          <w:bCs/>
-          <w:lang w:val="fr-FR"/>
-        </w:rPr>
-        <w:t xml:space="preserve"> les stratégies discursives des hôtes</w:t>
-      </w:r>
-    </w:p>
-    <w:p>
-      <w:pPr>
-        <w:rPr>
-          <w:rFonts w:hint="eastAsia"/>
-          <w:lang w:val="fr-FR"/>
-        </w:rPr>
-      </w:pPr>
-      <w:r>
-        <w:rPr>
-          <w:lang w:val="fr-FR"/>
-        </w:rPr>
-        <w:t xml:space="preserve">Après avoir analysé les différentes catégories d’hôtes en changement et leurs inscriptions spatiales, </w:t>
-      </w:r>
-      <w:r>
-        <w:rPr>
-          <w:lang w:val="fr-FR"/>
-        </w:rPr>
-        <w:t xml:space="preserve">on </w:t>
-      </w:r>
-      <w:r>
-        <w:rPr>
-          <w:lang w:val="fr-FR"/>
-        </w:rPr>
-        <w:t>va</w:t>
-      </w:r>
-      <w:r>
-        <w:rPr>
-          <w:lang w:val="fr-FR"/>
-        </w:rPr>
-        <w:t xml:space="preserve"> analyser dans la troisième partie le comportement de communication stratégique des hôtes, </w:t>
-      </w:r>
-      <w:r>
-        <w:rPr>
-          <w:lang w:val="fr-FR"/>
-        </w:rPr>
-        <w:t>dans les descriptions des annonces</w:t>
-      </w:r>
-      <w:r>
-        <w:rPr>
-          <w:lang w:val="fr-FR"/>
-        </w:rPr>
-        <w:t>, les introductions aux environ ainsi que leur description personnelle</w:t>
-      </w:r>
-      <w:r>
-        <w:rPr>
-          <w:lang w:val="fr-FR"/>
-        </w:rPr>
-        <w:t>. L’objectif est d’examiner dans quelle mesure les Jeux Olympiques sont</w:t>
+          <w:i/>
+          <w:iCs/>
+          <w:lang w:val="fr-FR"/>
+        </w:rPr>
+        <w:t>host_about</w:t>
+      </w:r>
+      <w:r>
+        <w:rPr>
+          <w:lang w:val="fr-FR"/>
+        </w:rPr>
+        <w:t>)</w:t>
+      </w:r>
+      <w:r>
+        <w:rPr>
+          <w:lang w:val="fr-FR"/>
+        </w:rPr>
+        <w:t xml:space="preserve">. </w:t>
+      </w:r>
+      <w:r>
+        <w:rPr>
+          <w:lang w:val="fr-FR"/>
+        </w:rPr>
+        <w:t>L’objectif est d’examiner dans quelle mesure les Jeux Olympiques sont</w:t>
       </w:r>
       <w:r>
         <w:rPr>
@@ -2673,15 +2895,13 @@
       </w:pPr>
       <w:r>
         <w:rPr>
-          <w:b/>
-          <w:bCs/>
           <w:lang w:val="fr-FR"/>
         </w:rPr>
         <w:drawing>
-          <wp:inline distT="0" distB="0" distL="0" distR="0" wp14:anchorId="312C0219" wp14:editId="5A06BBE3">
-            <wp:extent cx="5274310" cy="1259205"/>
-            <wp:effectExtent l="0" t="0" r="2540" b="0"/>
-            <wp:docPr id="663315158" name="图片 1"/>
+          <wp:inline distT="0" distB="0" distL="0" distR="0" wp14:anchorId="11E3DAD8" wp14:editId="1E4EEA39">
+            <wp:extent cx="5274310" cy="1381125"/>
+            <wp:effectExtent l="0" t="0" r="2540" b="9525"/>
+            <wp:docPr id="1639871741" name="图片 1" descr="地图&#10;&#10;AI 生成的内容可能不正确。"/>
             <wp:cNvGraphicFramePr>
               <a:graphicFrameLocks xmlns:a="http://schemas.openxmlformats.org/drawingml/2006/main" noChangeAspect="1"/>
             </wp:cNvGraphicFramePr>
@@ -2689,7 +2909,7 @@
               <a:graphicData uri="http://schemas.openxmlformats.org/drawingml/2006/picture">
                 <pic:pic xmlns:pic="http://schemas.openxmlformats.org/drawingml/2006/picture">
                   <pic:nvPicPr>
-                    <pic:cNvPr id="663315158" name=""/>
+                    <pic:cNvPr id="1639871741" name="图片 1" descr="地图&#10;&#10;AI 生成的内容可能不正确。"/>
                     <pic:cNvPicPr/>
                   </pic:nvPicPr>
                   <pic:blipFill>
@@ -2701,7 +2921,7 @@
                   <pic:spPr>
                     <a:xfrm>
                       <a:off x="0" y="0"/>
-                      <a:ext cx="5274310" cy="1259205"/>
+                      <a:ext cx="5274310" cy="1381125"/>
                     </a:xfrm>
                     <a:prstGeom prst="rect">
                       <a:avLst/>
@@ -2717,13 +2937,7 @@
         <w:rPr>
           <w:lang w:val="fr-FR"/>
         </w:rPr>
-        <w:t xml:space="preserve"> </w:t>
-      </w:r>
-      <w:r>
-        <w:rPr>
-          <w:lang w:val="fr-FR"/>
-        </w:rPr>
-        <w:t>L’analyse des textes d</w:t>
+        <w:t xml:space="preserve"> L’analyse des textes d</w:t>
       </w:r>
       <w:r>
         <w:rPr>
@@ -2735,25 +2949,20 @@
         <w:rPr>
           <w:lang w:val="fr-FR"/>
         </w:rPr>
-        <w:t xml:space="preserve">met en évidence une évolution marquée de l’usage des références aux Jeux Olympiques comme levier d’attractivité. Entre mars et juin 2024, le nombre d’hôtes mentionnant explicitement les Jeux Olympiques dans leur description personnelle a presque doublé, passant de 2 376 à 5 048, tandis que leur proportion est passée d’environ 5 % à 8 % de l’ensemble des hôtes. Cette augmentation confirme que les Jeux Olympiques ont été mobilisés comme un argument de </w:t>
+        <w:t xml:space="preserve">met en évidence une évolution marquée de l’usage des références aux Jeux Olympiques comme levier d’attractivité. Entre mars et juin 2024, le nombre d’hôtes mentionnant explicitement les Jeux Olympiques dans leur </w:t>
       </w:r>
       <w:r>
         <w:rPr>
           <w:lang w:val="fr-FR"/>
         </w:rPr>
         <w:lastRenderedPageBreak/>
-        <w:t>communication par une part croissante des hôtes à l’approche de l’événement.</w:t>
-      </w:r>
-      <w:r>
-        <w:rPr>
-          <w:lang w:val="fr-FR"/>
-        </w:rPr>
-        <w:t xml:space="preserve"> </w:t>
-      </w:r>
-    </w:p>
-    <w:p>
-      <w:pPr>
-        <w:rPr>
+        <w:t xml:space="preserve">description personnelle a presque doublé, passant de 2 376 à 5 048, tandis que leur proportion est passée d’environ 5 % à 8 % de l’ensemble des hôtes. Cette augmentation confirme que les Jeux Olympiques ont été mobilisés comme un argument de communication par une part croissante des hôtes à l’approche de l’événement. </w:t>
+      </w:r>
+    </w:p>
+    <w:p>
+      <w:pPr>
+        <w:rPr>
+          <w:rFonts w:hint="eastAsia"/>
           <w:lang w:val="fr-FR"/>
         </w:rPr>
       </w:pPr>
@@ -2767,19 +2976,19 @@
     <w:p>
       <w:pPr>
         <w:rPr>
-          <w:lang w:val="fr-FR"/>
-        </w:rPr>
-      </w:pPr>
-      <w:r>
-        <w:rPr>
-          <w:noProof/>
+          <w:rFonts w:hint="eastAsia"/>
+          <w:lang w:val="fr-FR"/>
+        </w:rPr>
+      </w:pPr>
+      <w:r>
+        <w:rPr>
           <w:lang w:val="fr-FR"/>
         </w:rPr>
         <w:drawing>
-          <wp:inline distT="0" distB="0" distL="0" distR="0" wp14:anchorId="5CBC10F8" wp14:editId="2D1C6CC2">
-            <wp:extent cx="5274310" cy="1221740"/>
+          <wp:inline distT="0" distB="0" distL="0" distR="0" wp14:anchorId="08F062C6" wp14:editId="291CBCE0">
+            <wp:extent cx="5274310" cy="1336675"/>
             <wp:effectExtent l="0" t="0" r="2540" b="0"/>
-            <wp:docPr id="777221997" name="图片 1" descr="地图&#10;&#10;AI 生成的内容可能不正确。"/>
+            <wp:docPr id="1566602300" name="图片 1" descr="地图&#10;&#10;AI 生成的内容可能不正确。"/>
             <wp:cNvGraphicFramePr>
               <a:graphicFrameLocks xmlns:a="http://schemas.openxmlformats.org/drawingml/2006/main" noChangeAspect="1"/>
             </wp:cNvGraphicFramePr>
@@ -2787,7 +2996,7 @@
               <a:graphicData uri="http://schemas.openxmlformats.org/drawingml/2006/picture">
                 <pic:pic xmlns:pic="http://schemas.openxmlformats.org/drawingml/2006/picture">
                   <pic:nvPicPr>
-                    <pic:cNvPr id="777221997" name="图片 1" descr="地图&#10;&#10;AI 生成的内容可能不正确。"/>
+                    <pic:cNvPr id="1566602300" name="图片 1" descr="地图&#10;&#10;AI 生成的内容可能不正确。"/>
                     <pic:cNvPicPr/>
                   </pic:nvPicPr>
                   <pic:blipFill>
@@ -2799,7 +3008,7 @@
                   <pic:spPr>
                     <a:xfrm>
                       <a:off x="0" y="0"/>
-                      <a:ext cx="5274310" cy="1221740"/>
+                      <a:ext cx="5274310" cy="1336675"/>
                     </a:xfrm>
                     <a:prstGeom prst="rect">
                       <a:avLst/>
@@ -2815,6 +3024,7 @@
     <w:p>
       <w:pPr>
         <w:rPr>
+          <w:rFonts w:hint="eastAsia"/>
           <w:lang w:val="fr-FR"/>
         </w:rPr>
       </w:pPr>
@@ -2913,42 +3123,48 @@
     <w:p>
       <w:pPr>
         <w:rPr>
-          <w:lang w:val="fr-FR"/>
-        </w:rPr>
-      </w:pPr>
-      <w:r>
-        <w:rPr>
-          <w:lang w:val="fr-FR"/>
-        </w:rPr>
-        <w:t>De plus, bien que le nombre d’hôtes mentionnant les Jeux Olympiques augmente nettement en juin 2024, cette stratégie discursive n’est pas majoritairement portée par les hôtes récemment entrés ou réactivés sur la plateforme. Parmi les hôtes mentionnant les Jeux Olympiques, seuls 32 % correspondent à des hôtes en changement, et 22 % à des nouveaux hôtes</w:t>
-      </w:r>
-      <w:r>
-        <w:rPr>
-          <w:lang w:val="fr-FR"/>
-        </w:rPr>
-        <w:t xml:space="preserve"> ou des hôtes </w:t>
-      </w:r>
-      <w:proofErr w:type="spellStart"/>
-      <w:r>
-        <w:rPr>
-          <w:lang w:val="fr-FR"/>
-        </w:rPr>
-        <w:t>reactifs</w:t>
-      </w:r>
-      <w:proofErr w:type="spellEnd"/>
-      <w:r>
-        <w:rPr>
-          <w:lang w:val="fr-FR"/>
-        </w:rPr>
-        <w:t>. Ces résultats suggèrent que, même parmi les hôtes ayant adapté leur activité à l’approche des Jeux Olympiques, la mobilisation explicite de l’événement dans les textes de présentation reste partielle. Les Jeux Olympiques apparaissent ainsi comme une ressource communicationnelle complémentaire, mobilisée de manière sélective, plutôt que comme un argument central et systématique dans les stratégies des hôtes.</w:t>
-      </w:r>
-    </w:p>
-    <w:p>
-      <w:pPr>
-        <w:rPr>
-          <w:lang w:val="fr-FR"/>
-        </w:rPr>
-      </w:pPr>
+          <w:rFonts w:hint="eastAsia"/>
+          <w:lang w:val="fr-FR"/>
+        </w:rPr>
+      </w:pPr>
+      <w:r>
+        <w:rPr>
+          <w:lang w:val="fr-FR"/>
+        </w:rPr>
+        <w:t xml:space="preserve">De plus, bien que le nombre d’hôtes mentionnant les Jeux Olympiques augmente nettement en juin 2024, cette stratégie discursive n’est pas majoritairement portée par les hôtes récemment entrés ou réactivés sur la plateforme. Parmi les hôtes mentionnant </w:t>
+      </w:r>
+      <w:r>
+        <w:rPr>
+          <w:highlight w:val="yellow"/>
+          <w:lang w:val="fr-FR"/>
+        </w:rPr>
+        <w:t>les Jeux Olympiques, seuls 32 % correspondent à des hôtes en changement, et 22 % à</w:t>
+      </w:r>
+      <w:r>
+        <w:rPr>
+          <w:lang w:val="fr-FR"/>
+        </w:rPr>
+        <w:t xml:space="preserve"> des nouveaux hôtes</w:t>
+      </w:r>
+      <w:r>
+        <w:rPr>
+          <w:lang w:val="fr-FR"/>
+        </w:rPr>
+        <w:t xml:space="preserve"> ou des hôtes reactifs</w:t>
+      </w:r>
+      <w:r>
+        <w:rPr>
+          <w:lang w:val="fr-FR"/>
+        </w:rPr>
+        <w:t xml:space="preserve">. Ces résultats suggèrent que, même parmi les hôtes ayant adapté leur activité à l’approche des Jeux Olympiques, la mobilisation explicite de l’événement dans les textes de présentation reste partielle. Les Jeux Olympiques apparaissent ainsi comme une ressource communicationnelle complémentaire, mobilisée de manière sélective, plutôt que comme un argument </w:t>
+      </w:r>
+      <w:r>
+        <w:rPr>
+          <w:lang w:val="fr-FR"/>
+        </w:rPr>
+        <w:lastRenderedPageBreak/>
+        <w:t>central et systématique dans les stratégies des hôtes.</w:t>
+      </w:r>
     </w:p>
     <w:p>
       <w:pPr>
@@ -2963,18 +3179,18 @@
           <w:tab w:val="left" w:pos="3323"/>
         </w:tabs>
         <w:rPr>
-          <w:b/>
-          <w:bCs/>
-          <w:lang w:val="fr-FR"/>
-        </w:rPr>
-      </w:pPr>
-      <w:r>
-        <w:rPr>
-          <w:b/>
-          <w:bCs/>
-          <w:lang w:val="fr-FR"/>
-        </w:rPr>
-        <w:lastRenderedPageBreak/>
+          <w:rFonts w:hint="eastAsia"/>
+          <w:b/>
+          <w:bCs/>
+          <w:lang w:val="fr-FR"/>
+        </w:rPr>
+      </w:pPr>
+      <w:r>
+        <w:rPr>
+          <w:b/>
+          <w:bCs/>
+          <w:lang w:val="fr-FR"/>
+        </w:rPr>
         <w:t>Conclusion</w:t>
       </w:r>
       <w:r>
@@ -2992,6 +3208,7 @@
           <w:tab w:val="left" w:pos="3323"/>
         </w:tabs>
         <w:rPr>
+          <w:rFonts w:hint="eastAsia"/>
           <w:lang w:val="fr-FR"/>
         </w:rPr>
       </w:pPr>
@@ -3008,6 +3225,7 @@
           <w:tab w:val="left" w:pos="3323"/>
         </w:tabs>
         <w:rPr>
+          <w:rFonts w:hint="eastAsia"/>
           <w:lang w:val="fr-FR"/>
         </w:rPr>
       </w:pPr>
@@ -3079,6 +3297,7 @@
           <w:tab w:val="left" w:pos="3323"/>
         </w:tabs>
         <w:rPr>
+          <w:rFonts w:hint="eastAsia"/>
           <w:lang w:val="fr-FR"/>
         </w:rPr>
       </w:pPr>
@@ -3095,6 +3314,7 @@
           <w:tab w:val="left" w:pos="3323"/>
         </w:tabs>
         <w:rPr>
+          <w:rFonts w:hint="eastAsia"/>
           <w:lang w:val="fr-FR"/>
         </w:rPr>
       </w:pPr>
@@ -3125,6 +3345,7 @@
           <w:tab w:val="left" w:pos="3323"/>
         </w:tabs>
         <w:rPr>
+          <w:rFonts w:hint="eastAsia"/>
           <w:lang w:val="fr-FR"/>
         </w:rPr>
       </w:pPr>
@@ -3135,17 +3356,13 @@
           <w:tab w:val="left" w:pos="3323"/>
         </w:tabs>
         <w:rPr>
+          <w:rFonts w:hint="eastAsia"/>
           <w:lang w:val="fr-FR"/>
         </w:rPr>
       </w:pPr>
     </w:p>
     <w:sectPr>
-      <w:headerReference w:type="even" r:id="rId16"/>
-      <w:headerReference w:type="default" r:id="rId17"/>
-      <w:footerReference w:type="even" r:id="rId18"/>
-      <w:footerReference w:type="default" r:id="rId19"/>
-      <w:headerReference w:type="first" r:id="rId20"/>
-      <w:footerReference w:type="first" r:id="rId21"/>
+      <w:footerReference w:type="default" r:id="rId16"/>
       <w:pgSz w:w="11906" w:h="16838"/>
       <w:pgMar w:top="1440" w:right="1800" w:bottom="1440" w:left="1800" w:header="851" w:footer="992" w:gutter="0"/>
       <w:cols w:space="425"/>
@@ -3187,19 +3404,6 @@
 </file>
 
 <file path=word/footer1.xml><?xml version="1.0" encoding="utf-8"?>
-<w:ftr xmlns:wpc="http://schemas.microsoft.com/office/word/2010/wordprocessingCanvas" xmlns:cx="http://schemas.microsoft.com/office/drawing/2014/chartex" xmlns:cx1="http://schemas.microsoft.com/office/drawing/2015/9/8/chartex" xmlns:cx2="http://schemas.microsoft.com/office/drawing/2015/10/21/chartex" xmlns:cx3="http://schemas.microsoft.com/office/drawing/2016/5/9/chartex" xmlns:cx4="http://schemas.microsoft.com/office/drawing/2016/5/10/chartex" xmlns:cx5="http://schemas.microsoft.com/office/drawing/2016/5/11/chartex" xmlns:cx6="http://schemas.microsoft.com/office/drawing/2016/5/12/chartex" xmlns:cx7="http://schemas.microsoft.com/office/drawing/2016/5/13/chartex" xmlns:cx8="http://schemas.microsoft.com/office/drawing/2016/5/14/chartex" xmlns:mc="http://schemas.openxmlformats.org/markup-compatibility/2006" xmlns:aink="http://schemas.microsoft.com/office/drawing/2016/ink" xmlns:am3d="http://schemas.microsoft.com/office/drawing/2017/model3d" xmlns:o="urn:schemas-microsoft-com:office:office" xmlns:oel="http://schemas.microsoft.com/office/2019/extlst" xmlns:r="http://schemas.openxmlformats.org/officeDocument/2006/relationships" xmlns:m="http://schemas.openxmlformats.org/officeDocument/2006/math" xmlns:v="urn:schemas-microsoft-com:vml" xmlns:wp14="http://schemas.microsoft.com/office/word/2010/wordprocessingDrawing" xmlns:wp="http://schemas.openxmlformats.org/drawingml/2006/wordprocessingDrawing" xmlns:w10="urn:schemas-microsoft-com:office:word" xmlns:w="http://schemas.openxmlformats.org/wordprocessingml/2006/main" xmlns:w14="http://schemas.microsoft.com/office/word/2010/wordml" xmlns:w15="http://schemas.microsoft.com/office/word/2012/wordml" xmlns:w16cex="http://schemas.microsoft.com/office/word/2018/wordml/cex" xmlns:w16cid="http://schemas.microsoft.com/office/word/2016/wordml/cid" xmlns:w16="http://schemas.microsoft.com/office/word/2018/wordml" xmlns:w16du="http://schemas.microsoft.com/office/word/2023/wordml/word16du" xmlns:w16sdtdh="http://schemas.microsoft.com/office/word/2020/wordml/sdtdatahash" xmlns:w16sdtfl="http://schemas.microsoft.com/office/word/2024/wordml/sdtformatlock" xmlns:w16se="http://schemas.microsoft.com/office/word/2015/wordml/symex" xmlns:wpg="http://schemas.microsoft.com/office/word/2010/wordprocessingGroup" xmlns:wpi="http://schemas.microsoft.com/office/word/2010/wordprocessingInk" xmlns:wne="http://schemas.microsoft.com/office/word/2006/wordml" xmlns:wps="http://schemas.microsoft.com/office/word/2010/wordprocessingShape" mc:Ignorable="w14 w15 w16se w16cid w16 w16cex w16sdtdh w16sdtfl w16du wp14">
-  <w:p>
-    <w:pPr>
-      <w:pStyle w:val="af0"/>
-      <w:rPr>
-        <w:rFonts w:hint="eastAsia"/>
-      </w:rPr>
-    </w:pPr>
-  </w:p>
-</w:ftr>
-</file>
-
-<file path=word/footer2.xml><?xml version="1.0" encoding="utf-8"?>
 <w:ftr xmlns:wpc="http://schemas.microsoft.com/office/word/2010/wordprocessingCanvas" xmlns:cx="http://schemas.microsoft.com/office/drawing/2014/chartex" xmlns:cx1="http://schemas.microsoft.com/office/drawing/2015/9/8/chartex" xmlns:cx2="http://schemas.microsoft.com/office/drawing/2015/10/21/chartex" xmlns:cx3="http://schemas.microsoft.com/office/drawing/2016/5/9/chartex" xmlns:cx4="http://schemas.microsoft.com/office/drawing/2016/5/10/chartex" xmlns:cx5="http://schemas.microsoft.com/office/drawing/2016/5/11/chartex" xmlns:cx6="http://schemas.microsoft.com/office/drawing/2016/5/12/chartex" xmlns:cx7="http://schemas.microsoft.com/office/drawing/2016/5/13/chartex" xmlns:cx8="http://schemas.microsoft.com/office/drawing/2016/5/14/chartex" xmlns:mc="http://schemas.openxmlformats.org/markup-compatibility/2006" xmlns:aink="http://schemas.microsoft.com/office/drawing/2016/ink" xmlns:am3d="http://schemas.microsoft.com/office/drawing/2017/model3d" xmlns:o="urn:schemas-microsoft-com:office:office" xmlns:oel="http://schemas.microsoft.com/office/2019/extlst" xmlns:r="http://schemas.openxmlformats.org/officeDocument/2006/relationships" xmlns:m="http://schemas.openxmlformats.org/officeDocument/2006/math" xmlns:v="urn:schemas-microsoft-com:vml" xmlns:wp14="http://schemas.microsoft.com/office/word/2010/wordprocessingDrawing" xmlns:wp="http://schemas.openxmlformats.org/drawingml/2006/wordprocessingDrawing" xmlns:w10="urn:schemas-microsoft-com:office:word" xmlns:w="http://schemas.openxmlformats.org/wordprocessingml/2006/main" xmlns:w14="http://schemas.microsoft.com/office/word/2010/wordml" xmlns:w15="http://schemas.microsoft.com/office/word/2012/wordml" xmlns:w16cex="http://schemas.microsoft.com/office/word/2018/wordml/cex" xmlns:w16cid="http://schemas.microsoft.com/office/word/2016/wordml/cid" xmlns:w16="http://schemas.microsoft.com/office/word/2018/wordml" xmlns:w16du="http://schemas.microsoft.com/office/word/2023/wordml/word16du" xmlns:w16sdtdh="http://schemas.microsoft.com/office/word/2020/wordml/sdtdatahash" xmlns:w16sdtfl="http://schemas.microsoft.com/office/word/2024/wordml/sdtformatlock" xmlns:w16se="http://schemas.microsoft.com/office/word/2015/wordml/symex" xmlns:wpg="http://schemas.microsoft.com/office/word/2010/wordprocessingGroup" xmlns:wpi="http://schemas.microsoft.com/office/word/2010/wordprocessingInk" xmlns:wne="http://schemas.microsoft.com/office/word/2006/wordml" xmlns:wps="http://schemas.microsoft.com/office/word/2010/wordprocessingShape" mc:Ignorable="w14 w15 w16se w16cid w16 w16cex w16sdtdh w16sdtfl w16du wp14">
   <w:sdt>
     <w:sdtPr>
@@ -3250,19 +3454,6 @@
 </w:ftr>
 </file>
 
-<file path=word/footer3.xml><?xml version="1.0" encoding="utf-8"?>
-<w:ftr xmlns:wpc="http://schemas.microsoft.com/office/word/2010/wordprocessingCanvas" xmlns:cx="http://schemas.microsoft.com/office/drawing/2014/chartex" xmlns:cx1="http://schemas.microsoft.com/office/drawing/2015/9/8/chartex" xmlns:cx2="http://schemas.microsoft.com/office/drawing/2015/10/21/chartex" xmlns:cx3="http://schemas.microsoft.com/office/drawing/2016/5/9/chartex" xmlns:cx4="http://schemas.microsoft.com/office/drawing/2016/5/10/chartex" xmlns:cx5="http://schemas.microsoft.com/office/drawing/2016/5/11/chartex" xmlns:cx6="http://schemas.microsoft.com/office/drawing/2016/5/12/chartex" xmlns:cx7="http://schemas.microsoft.com/office/drawing/2016/5/13/chartex" xmlns:cx8="http://schemas.microsoft.com/office/drawing/2016/5/14/chartex" xmlns:mc="http://schemas.openxmlformats.org/markup-compatibility/2006" xmlns:aink="http://schemas.microsoft.com/office/drawing/2016/ink" xmlns:am3d="http://schemas.microsoft.com/office/drawing/2017/model3d" xmlns:o="urn:schemas-microsoft-com:office:office" xmlns:oel="http://schemas.microsoft.com/office/2019/extlst" xmlns:r="http://schemas.openxmlformats.org/officeDocument/2006/relationships" xmlns:m="http://schemas.openxmlformats.org/officeDocument/2006/math" xmlns:v="urn:schemas-microsoft-com:vml" xmlns:wp14="http://schemas.microsoft.com/office/word/2010/wordprocessingDrawing" xmlns:wp="http://schemas.openxmlformats.org/drawingml/2006/wordprocessingDrawing" xmlns:w10="urn:schemas-microsoft-com:office:word" xmlns:w="http://schemas.openxmlformats.org/wordprocessingml/2006/main" xmlns:w14="http://schemas.microsoft.com/office/word/2010/wordml" xmlns:w15="http://schemas.microsoft.com/office/word/2012/wordml" xmlns:w16cex="http://schemas.microsoft.com/office/word/2018/wordml/cex" xmlns:w16cid="http://schemas.microsoft.com/office/word/2016/wordml/cid" xmlns:w16="http://schemas.microsoft.com/office/word/2018/wordml" xmlns:w16du="http://schemas.microsoft.com/office/word/2023/wordml/word16du" xmlns:w16sdtdh="http://schemas.microsoft.com/office/word/2020/wordml/sdtdatahash" xmlns:w16sdtfl="http://schemas.microsoft.com/office/word/2024/wordml/sdtformatlock" xmlns:w16se="http://schemas.microsoft.com/office/word/2015/wordml/symex" xmlns:wpg="http://schemas.microsoft.com/office/word/2010/wordprocessingGroup" xmlns:wpi="http://schemas.microsoft.com/office/word/2010/wordprocessingInk" xmlns:wne="http://schemas.microsoft.com/office/word/2006/wordml" xmlns:wps="http://schemas.microsoft.com/office/word/2010/wordprocessingShape" mc:Ignorable="w14 w15 w16se w16cid w16 w16cex w16sdtdh w16sdtfl w16du wp14">
-  <w:p>
-    <w:pPr>
-      <w:pStyle w:val="af0"/>
-      <w:rPr>
-        <w:rFonts w:hint="eastAsia"/>
-      </w:rPr>
-    </w:pPr>
-  </w:p>
-</w:ftr>
-</file>
-
 <file path=word/footnotes.xml><?xml version="1.0" encoding="utf-8"?>
 <w:footnotes xmlns:wpc="http://schemas.microsoft.com/office/word/2010/wordprocessingCanvas" xmlns:cx="http://schemas.microsoft.com/office/drawing/2014/chartex" xmlns:cx1="http://schemas.microsoft.com/office/drawing/2015/9/8/chartex" xmlns:cx2="http://schemas.microsoft.com/office/drawing/2015/10/21/chartex" xmlns:cx3="http://schemas.microsoft.com/office/drawing/2016/5/9/chartex" xmlns:cx4="http://schemas.microsoft.com/office/drawing/2016/5/10/chartex" xmlns:cx5="http://schemas.microsoft.com/office/drawing/2016/5/11/chartex" xmlns:cx6="http://schemas.microsoft.com/office/drawing/2016/5/12/chartex" xmlns:cx7="http://schemas.microsoft.com/office/drawing/2016/5/13/chartex" xmlns:cx8="http://schemas.microsoft.com/office/drawing/2016/5/14/chartex" xmlns:mc="http://schemas.openxmlformats.org/markup-compatibility/2006" xmlns:aink="http://schemas.microsoft.com/office/drawing/2016/ink" xmlns:am3d="http://schemas.microsoft.com/office/drawing/2017/model3d" xmlns:o="urn:schemas-microsoft-com:office:office" xmlns:oel="http://schemas.microsoft.com/office/2019/extlst" xmlns:r="http://schemas.openxmlformats.org/officeDocument/2006/relationships" xmlns:m="http://schemas.openxmlformats.org/officeDocument/2006/math" xmlns:v="urn:schemas-microsoft-com:vml" xmlns:wp14="http://schemas.microsoft.com/office/word/2010/wordprocessingDrawing" xmlns:wp="http://schemas.openxmlformats.org/drawingml/2006/wordprocessingDrawing" xmlns:w10="urn:schemas-microsoft-com:office:word" xmlns:w="http://schemas.openxmlformats.org/wordprocessingml/2006/main" xmlns:w14="http://schemas.microsoft.com/office/word/2010/wordml" xmlns:w15="http://schemas.microsoft.com/office/word/2012/wordml" xmlns:w16cex="http://schemas.microsoft.com/office/word/2018/wordml/cex" xmlns:w16cid="http://schemas.microsoft.com/office/word/2016/wordml/cid" xmlns:w16="http://schemas.microsoft.com/office/word/2018/wordml" xmlns:w16du="http://schemas.microsoft.com/office/word/2023/wordml/word16du" xmlns:w16sdtdh="http://schemas.microsoft.com/office/word/2020/wordml/sdtdatahash" xmlns:w16sdtfl="http://schemas.microsoft.com/office/word/2024/wordml/sdtformatlock" xmlns:w16se="http://schemas.microsoft.com/office/word/2015/wordml/symex" xmlns:wpg="http://schemas.microsoft.com/office/word/2010/wordprocessingGroup" xmlns:wpi="http://schemas.microsoft.com/office/word/2010/wordprocessingInk" xmlns:wne="http://schemas.microsoft.com/office/word/2006/wordml" xmlns:wps="http://schemas.microsoft.com/office/word/2010/wordprocessingShape" mc:Ignorable="w14 w15 w16se w16cid w16 w16cex w16sdtdh w16sdtfl w16du wp14">
   <w:footnote w:type="separator" w:id="-1">
@@ -3292,50 +3483,151 @@
     </w:p>
   </w:footnote>
 </w:footnotes>
-</file>
-
-<file path=word/header1.xml><?xml version="1.0" encoding="utf-8"?>
-<w:hdr xmlns:wpc="http://schemas.microsoft.com/office/word/2010/wordprocessingCanvas" xmlns:cx="http://schemas.microsoft.com/office/drawing/2014/chartex" xmlns:cx1="http://schemas.microsoft.com/office/drawing/2015/9/8/chartex" xmlns:cx2="http://schemas.microsoft.com/office/drawing/2015/10/21/chartex" xmlns:cx3="http://schemas.microsoft.com/office/drawing/2016/5/9/chartex" xmlns:cx4="http://schemas.microsoft.com/office/drawing/2016/5/10/chartex" xmlns:cx5="http://schemas.microsoft.com/office/drawing/2016/5/11/chartex" xmlns:cx6="http://schemas.microsoft.com/office/drawing/2016/5/12/chartex" xmlns:cx7="http://schemas.microsoft.com/office/drawing/2016/5/13/chartex" xmlns:cx8="http://schemas.microsoft.com/office/drawing/2016/5/14/chartex" xmlns:mc="http://schemas.openxmlformats.org/markup-compatibility/2006" xmlns:aink="http://schemas.microsoft.com/office/drawing/2016/ink" xmlns:am3d="http://schemas.microsoft.com/office/drawing/2017/model3d" xmlns:o="urn:schemas-microsoft-com:office:office" xmlns:oel="http://schemas.microsoft.com/office/2019/extlst" xmlns:r="http://schemas.openxmlformats.org/officeDocument/2006/relationships" xmlns:m="http://schemas.openxmlformats.org/officeDocument/2006/math" xmlns:v="urn:schemas-microsoft-com:vml" xmlns:wp14="http://schemas.microsoft.com/office/word/2010/wordprocessingDrawing" xmlns:wp="http://schemas.openxmlformats.org/drawingml/2006/wordprocessingDrawing" xmlns:w10="urn:schemas-microsoft-com:office:word" xmlns:w="http://schemas.openxmlformats.org/wordprocessingml/2006/main" xmlns:w14="http://schemas.microsoft.com/office/word/2010/wordml" xmlns:w15="http://schemas.microsoft.com/office/word/2012/wordml" xmlns:w16cex="http://schemas.microsoft.com/office/word/2018/wordml/cex" xmlns:w16cid="http://schemas.microsoft.com/office/word/2016/wordml/cid" xmlns:w16="http://schemas.microsoft.com/office/word/2018/wordml" xmlns:w16du="http://schemas.microsoft.com/office/word/2023/wordml/word16du" xmlns:w16sdtdh="http://schemas.microsoft.com/office/word/2020/wordml/sdtdatahash" xmlns:w16sdtfl="http://schemas.microsoft.com/office/word/2024/wordml/sdtformatlock" xmlns:w16se="http://schemas.microsoft.com/office/word/2015/wordml/symex" xmlns:wpg="http://schemas.microsoft.com/office/word/2010/wordprocessingGroup" xmlns:wpi="http://schemas.microsoft.com/office/word/2010/wordprocessingInk" xmlns:wne="http://schemas.microsoft.com/office/word/2006/wordml" xmlns:wps="http://schemas.microsoft.com/office/word/2010/wordprocessingShape" mc:Ignorable="w14 w15 w16se w16cid w16 w16cex w16sdtdh w16sdtfl w16du wp14">
-  <w:p>
-    <w:pPr>
-      <w:pStyle w:val="ae"/>
-      <w:rPr>
-        <w:rFonts w:hint="eastAsia"/>
-      </w:rPr>
-    </w:pPr>
-  </w:p>
-</w:hdr>
-</file>
-
-<file path=word/header2.xml><?xml version="1.0" encoding="utf-8"?>
-<w:hdr xmlns:wpc="http://schemas.microsoft.com/office/word/2010/wordprocessingCanvas" xmlns:cx="http://schemas.microsoft.com/office/drawing/2014/chartex" xmlns:cx1="http://schemas.microsoft.com/office/drawing/2015/9/8/chartex" xmlns:cx2="http://schemas.microsoft.com/office/drawing/2015/10/21/chartex" xmlns:cx3="http://schemas.microsoft.com/office/drawing/2016/5/9/chartex" xmlns:cx4="http://schemas.microsoft.com/office/drawing/2016/5/10/chartex" xmlns:cx5="http://schemas.microsoft.com/office/drawing/2016/5/11/chartex" xmlns:cx6="http://schemas.microsoft.com/office/drawing/2016/5/12/chartex" xmlns:cx7="http://schemas.microsoft.com/office/drawing/2016/5/13/chartex" xmlns:cx8="http://schemas.microsoft.com/office/drawing/2016/5/14/chartex" xmlns:mc="http://schemas.openxmlformats.org/markup-compatibility/2006" xmlns:aink="http://schemas.microsoft.com/office/drawing/2016/ink" xmlns:am3d="http://schemas.microsoft.com/office/drawing/2017/model3d" xmlns:o="urn:schemas-microsoft-com:office:office" xmlns:oel="http://schemas.microsoft.com/office/2019/extlst" xmlns:r="http://schemas.openxmlformats.org/officeDocument/2006/relationships" xmlns:m="http://schemas.openxmlformats.org/officeDocument/2006/math" xmlns:v="urn:schemas-microsoft-com:vml" xmlns:wp14="http://schemas.microsoft.com/office/word/2010/wordprocessingDrawing" xmlns:wp="http://schemas.openxmlformats.org/drawingml/2006/wordprocessingDrawing" xmlns:w10="urn:schemas-microsoft-com:office:word" xmlns:w="http://schemas.openxmlformats.org/wordprocessingml/2006/main" xmlns:w14="http://schemas.microsoft.com/office/word/2010/wordml" xmlns:w15="http://schemas.microsoft.com/office/word/2012/wordml" xmlns:w16cex="http://schemas.microsoft.com/office/word/2018/wordml/cex" xmlns:w16cid="http://schemas.microsoft.com/office/word/2016/wordml/cid" xmlns:w16="http://schemas.microsoft.com/office/word/2018/wordml" xmlns:w16du="http://schemas.microsoft.com/office/word/2023/wordml/word16du" xmlns:w16sdtdh="http://schemas.microsoft.com/office/word/2020/wordml/sdtdatahash" xmlns:w16sdtfl="http://schemas.microsoft.com/office/word/2024/wordml/sdtformatlock" xmlns:w16se="http://schemas.microsoft.com/office/word/2015/wordml/symex" xmlns:wpg="http://schemas.microsoft.com/office/word/2010/wordprocessingGroup" xmlns:wpi="http://schemas.microsoft.com/office/word/2010/wordprocessingInk" xmlns:wne="http://schemas.microsoft.com/office/word/2006/wordml" xmlns:wps="http://schemas.microsoft.com/office/word/2010/wordprocessingShape" mc:Ignorable="w14 w15 w16se w16cid w16 w16cex w16sdtdh w16sdtfl w16du wp14">
-  <w:p>
-    <w:pPr>
-      <w:pStyle w:val="ae"/>
-      <w:rPr>
-        <w:rFonts w:hint="eastAsia"/>
-      </w:rPr>
-    </w:pPr>
-  </w:p>
-</w:hdr>
-</file>
-
-<file path=word/header3.xml><?xml version="1.0" encoding="utf-8"?>
-<w:hdr xmlns:wpc="http://schemas.microsoft.com/office/word/2010/wordprocessingCanvas" xmlns:cx="http://schemas.microsoft.com/office/drawing/2014/chartex" xmlns:cx1="http://schemas.microsoft.com/office/drawing/2015/9/8/chartex" xmlns:cx2="http://schemas.microsoft.com/office/drawing/2015/10/21/chartex" xmlns:cx3="http://schemas.microsoft.com/office/drawing/2016/5/9/chartex" xmlns:cx4="http://schemas.microsoft.com/office/drawing/2016/5/10/chartex" xmlns:cx5="http://schemas.microsoft.com/office/drawing/2016/5/11/chartex" xmlns:cx6="http://schemas.microsoft.com/office/drawing/2016/5/12/chartex" xmlns:cx7="http://schemas.microsoft.com/office/drawing/2016/5/13/chartex" xmlns:cx8="http://schemas.microsoft.com/office/drawing/2016/5/14/chartex" xmlns:mc="http://schemas.openxmlformats.org/markup-compatibility/2006" xmlns:aink="http://schemas.microsoft.com/office/drawing/2016/ink" xmlns:am3d="http://schemas.microsoft.com/office/drawing/2017/model3d" xmlns:o="urn:schemas-microsoft-com:office:office" xmlns:oel="http://schemas.microsoft.com/office/2019/extlst" xmlns:r="http://schemas.openxmlformats.org/officeDocument/2006/relationships" xmlns:m="http://schemas.openxmlformats.org/officeDocument/2006/math" xmlns:v="urn:schemas-microsoft-com:vml" xmlns:wp14="http://schemas.microsoft.com/office/word/2010/wordprocessingDrawing" xmlns:wp="http://schemas.openxmlformats.org/drawingml/2006/wordprocessingDrawing" xmlns:w10="urn:schemas-microsoft-com:office:word" xmlns:w="http://schemas.openxmlformats.org/wordprocessingml/2006/main" xmlns:w14="http://schemas.microsoft.com/office/word/2010/wordml" xmlns:w15="http://schemas.microsoft.com/office/word/2012/wordml" xmlns:w16cex="http://schemas.microsoft.com/office/word/2018/wordml/cex" xmlns:w16cid="http://schemas.microsoft.com/office/word/2016/wordml/cid" xmlns:w16="http://schemas.microsoft.com/office/word/2018/wordml" xmlns:w16du="http://schemas.microsoft.com/office/word/2023/wordml/word16du" xmlns:w16sdtdh="http://schemas.microsoft.com/office/word/2020/wordml/sdtdatahash" xmlns:w16sdtfl="http://schemas.microsoft.com/office/word/2024/wordml/sdtformatlock" xmlns:w16se="http://schemas.microsoft.com/office/word/2015/wordml/symex" xmlns:wpg="http://schemas.microsoft.com/office/word/2010/wordprocessingGroup" xmlns:wpi="http://schemas.microsoft.com/office/word/2010/wordprocessingInk" xmlns:wne="http://schemas.microsoft.com/office/word/2006/wordml" xmlns:wps="http://schemas.microsoft.com/office/word/2010/wordprocessingShape" mc:Ignorable="w14 w15 w16se w16cid w16 w16cex w16sdtdh w16sdtfl w16du wp14">
-  <w:p>
-    <w:pPr>
-      <w:pStyle w:val="ae"/>
-      <w:rPr>
-        <w:rFonts w:hint="eastAsia"/>
-      </w:rPr>
-    </w:pPr>
-  </w:p>
-</w:hdr>
 </file>
 
 <file path=word/numbering.xml><?xml version="1.0" encoding="utf-8"?>
 <w:numbering xmlns:wpc="http://schemas.microsoft.com/office/word/2010/wordprocessingCanvas" xmlns:cx="http://schemas.microsoft.com/office/drawing/2014/chartex" xmlns:cx1="http://schemas.microsoft.com/office/drawing/2015/9/8/chartex" xmlns:cx2="http://schemas.microsoft.com/office/drawing/2015/10/21/chartex" xmlns:cx3="http://schemas.microsoft.com/office/drawing/2016/5/9/chartex" xmlns:cx4="http://schemas.microsoft.com/office/drawing/2016/5/10/chartex" xmlns:cx5="http://schemas.microsoft.com/office/drawing/2016/5/11/chartex" xmlns:cx6="http://schemas.microsoft.com/office/drawing/2016/5/12/chartex" xmlns:cx7="http://schemas.microsoft.com/office/drawing/2016/5/13/chartex" xmlns:cx8="http://schemas.microsoft.com/office/drawing/2016/5/14/chartex" xmlns:mc="http://schemas.openxmlformats.org/markup-compatibility/2006" xmlns:aink="http://schemas.microsoft.com/office/drawing/2016/ink" xmlns:am3d="http://schemas.microsoft.com/office/drawing/2017/model3d" xmlns:o="urn:schemas-microsoft-com:office:office" xmlns:oel="http://schemas.microsoft.com/office/2019/extlst" xmlns:r="http://schemas.openxmlformats.org/officeDocument/2006/relationships" xmlns:m="http://schemas.openxmlformats.org/officeDocument/2006/math" xmlns:v="urn:schemas-microsoft-com:vml" xmlns:wp14="http://schemas.microsoft.com/office/word/2010/wordprocessingDrawing" xmlns:wp="http://schemas.openxmlformats.org/drawingml/2006/wordprocessingDrawing" xmlns:w10="urn:schemas-microsoft-com:office:word" xmlns:w="http://schemas.openxmlformats.org/wordprocessingml/2006/main" xmlns:w14="http://schemas.microsoft.com/office/word/2010/wordml" xmlns:w15="http://schemas.microsoft.com/office/word/2012/wordml" xmlns:w16cex="http://schemas.microsoft.com/office/word/2018/wordml/cex" xmlns:w16cid="http://schemas.microsoft.com/office/word/2016/wordml/cid" xmlns:w16="http://schemas.microsoft.com/office/word/2018/wordml" xmlns:w16du="http://schemas.microsoft.com/office/word/2023/wordml/word16du" xmlns:w16sdtdh="http://schemas.microsoft.com/office/word/2020/wordml/sdtdatahash" xmlns:w16sdtfl="http://schemas.microsoft.com/office/word/2024/wordml/sdtformatlock" xmlns:w16se="http://schemas.microsoft.com/office/word/2015/wordml/symex" xmlns:wpg="http://schemas.microsoft.com/office/word/2010/wordprocessingGroup" xmlns:wpi="http://schemas.microsoft.com/office/word/2010/wordprocessingInk" xmlns:wne="http://schemas.microsoft.com/office/word/2006/wordml" xmlns:wps="http://schemas.microsoft.com/office/word/2010/wordprocessingShape" mc:Ignorable="w14 w15 w16se w16cid w16 w16cex w16sdtdh w16sdtfl w16du wp14">
   <w:abstractNum w:abstractNumId="0" w15:restartNumberingAfterBreak="0">
+    <w:nsid w:val="010666A3"/>
+    <w:multiLevelType w:val="hybridMultilevel"/>
+    <w:tmpl w:val="B49A27A2"/>
+    <w:lvl w:ilvl="0" w:tplc="E2686324">
+      <w:start w:val="1"/>
+      <w:numFmt w:val="bullet"/>
+      <w:lvlText w:val="•"/>
+      <w:lvlJc w:val="left"/>
+      <w:pPr>
+        <w:tabs>
+          <w:tab w:val="num" w:pos="720"/>
+        </w:tabs>
+        <w:ind w:left="720" w:hanging="360"/>
+      </w:pPr>
+      <w:rPr>
+        <w:rFonts w:ascii="Arial" w:hAnsi="Arial" w:hint="default"/>
+      </w:rPr>
+    </w:lvl>
+    <w:lvl w:ilvl="1" w:tplc="BA4EF174" w:tentative="1">
+      <w:start w:val="1"/>
+      <w:numFmt w:val="bullet"/>
+      <w:lvlText w:val="•"/>
+      <w:lvlJc w:val="left"/>
+      <w:pPr>
+        <w:tabs>
+          <w:tab w:val="num" w:pos="1440"/>
+        </w:tabs>
+        <w:ind w:left="1440" w:hanging="360"/>
+      </w:pPr>
+      <w:rPr>
+        <w:rFonts w:ascii="Arial" w:hAnsi="Arial" w:hint="default"/>
+      </w:rPr>
+    </w:lvl>
+    <w:lvl w:ilvl="2" w:tplc="92D46D14" w:tentative="1">
+      <w:start w:val="1"/>
+      <w:numFmt w:val="bullet"/>
+      <w:lvlText w:val="•"/>
+      <w:lvlJc w:val="left"/>
+      <w:pPr>
+        <w:tabs>
+          <w:tab w:val="num" w:pos="2160"/>
+        </w:tabs>
+        <w:ind w:left="2160" w:hanging="360"/>
+      </w:pPr>
+      <w:rPr>
+        <w:rFonts w:ascii="Arial" w:hAnsi="Arial" w:hint="default"/>
+      </w:rPr>
+    </w:lvl>
+    <w:lvl w:ilvl="3" w:tplc="06FEC292" w:tentative="1">
+      <w:start w:val="1"/>
+      <w:numFmt w:val="bullet"/>
+      <w:lvlText w:val="•"/>
+      <w:lvlJc w:val="left"/>
+      <w:pPr>
+        <w:tabs>
+          <w:tab w:val="num" w:pos="2880"/>
+        </w:tabs>
+        <w:ind w:left="2880" w:hanging="360"/>
+      </w:pPr>
+      <w:rPr>
+        <w:rFonts w:ascii="Arial" w:hAnsi="Arial" w:hint="default"/>
+      </w:rPr>
+    </w:lvl>
+    <w:lvl w:ilvl="4" w:tplc="DB24AD70" w:tentative="1">
+      <w:start w:val="1"/>
+      <w:numFmt w:val="bullet"/>
+      <w:lvlText w:val="•"/>
+      <w:lvlJc w:val="left"/>
+      <w:pPr>
+        <w:tabs>
+          <w:tab w:val="num" w:pos="3600"/>
+        </w:tabs>
+        <w:ind w:left="3600" w:hanging="360"/>
+      </w:pPr>
+      <w:rPr>
+        <w:rFonts w:ascii="Arial" w:hAnsi="Arial" w:hint="default"/>
+      </w:rPr>
+    </w:lvl>
+    <w:lvl w:ilvl="5" w:tplc="1D6882E4" w:tentative="1">
+      <w:start w:val="1"/>
+      <w:numFmt w:val="bullet"/>
+      <w:lvlText w:val="•"/>
+      <w:lvlJc w:val="left"/>
+      <w:pPr>
+        <w:tabs>
+          <w:tab w:val="num" w:pos="4320"/>
+        </w:tabs>
+        <w:ind w:left="4320" w:hanging="360"/>
+      </w:pPr>
+      <w:rPr>
+        <w:rFonts w:ascii="Arial" w:hAnsi="Arial" w:hint="default"/>
+      </w:rPr>
+    </w:lvl>
+    <w:lvl w:ilvl="6" w:tplc="D334FB42" w:tentative="1">
+      <w:start w:val="1"/>
+      <w:numFmt w:val="bullet"/>
+      <w:lvlText w:val="•"/>
+      <w:lvlJc w:val="left"/>
+      <w:pPr>
+        <w:tabs>
+          <w:tab w:val="num" w:pos="5040"/>
+        </w:tabs>
+        <w:ind w:left="5040" w:hanging="360"/>
+      </w:pPr>
+      <w:rPr>
+        <w:rFonts w:ascii="Arial" w:hAnsi="Arial" w:hint="default"/>
+      </w:rPr>
+    </w:lvl>
+    <w:lvl w:ilvl="7" w:tplc="C74E7D66" w:tentative="1">
+      <w:start w:val="1"/>
+      <w:numFmt w:val="bullet"/>
+      <w:lvlText w:val="•"/>
+      <w:lvlJc w:val="left"/>
+      <w:pPr>
+        <w:tabs>
+          <w:tab w:val="num" w:pos="5760"/>
+        </w:tabs>
+        <w:ind w:left="5760" w:hanging="360"/>
+      </w:pPr>
+      <w:rPr>
+        <w:rFonts w:ascii="Arial" w:hAnsi="Arial" w:hint="default"/>
+      </w:rPr>
+    </w:lvl>
+    <w:lvl w:ilvl="8" w:tplc="34B8D638" w:tentative="1">
+      <w:start w:val="1"/>
+      <w:numFmt w:val="bullet"/>
+      <w:lvlText w:val="•"/>
+      <w:lvlJc w:val="left"/>
+      <w:pPr>
+        <w:tabs>
+          <w:tab w:val="num" w:pos="6480"/>
+        </w:tabs>
+        <w:ind w:left="6480" w:hanging="360"/>
+      </w:pPr>
+      <w:rPr>
+        <w:rFonts w:ascii="Arial" w:hAnsi="Arial" w:hint="default"/>
+      </w:rPr>
+    </w:lvl>
+  </w:abstractNum>
+  <w:abstractNum w:abstractNumId="1" w15:restartNumberingAfterBreak="0">
     <w:nsid w:val="37E62D02"/>
     <w:multiLevelType w:val="hybridMultilevel"/>
     <w:tmpl w:val="424848BE"/>
@@ -3447,7 +3739,7 @@
       </w:rPr>
     </w:lvl>
   </w:abstractNum>
-  <w:abstractNum w:abstractNumId="1" w15:restartNumberingAfterBreak="0">
+  <w:abstractNum w:abstractNumId="2" w15:restartNumberingAfterBreak="0">
     <w:nsid w:val="5F0E75A1"/>
     <w:multiLevelType w:val="multilevel"/>
     <w:tmpl w:val="B6B6E362"/>
@@ -3586,7 +3878,7 @@
       </w:rPr>
     </w:lvl>
   </w:abstractNum>
-  <w:abstractNum w:abstractNumId="2" w15:restartNumberingAfterBreak="0">
+  <w:abstractNum w:abstractNumId="3" w15:restartNumberingAfterBreak="0">
     <w:nsid w:val="77567E90"/>
     <w:multiLevelType w:val="multilevel"/>
     <w:tmpl w:val="55843FCE"/>
@@ -3736,13 +4028,16 @@
     </w:lvl>
   </w:abstractNum>
   <w:num w:numId="1" w16cid:durableId="36584308">
-    <w:abstractNumId w:val="0"/>
+    <w:abstractNumId w:val="1"/>
   </w:num>
   <w:num w:numId="2" w16cid:durableId="451485146">
+    <w:abstractNumId w:val="3"/>
+  </w:num>
+  <w:num w:numId="3" w16cid:durableId="1618415919">
     <w:abstractNumId w:val="2"/>
   </w:num>
-  <w:num w:numId="3" w16cid:durableId="1618415919">
-    <w:abstractNumId w:val="1"/>
+  <w:num w:numId="4" w16cid:durableId="1420953963">
+    <w:abstractNumId w:val="0"/>
   </w:num>
 </w:numbering>
 </file>

--- a/rapport_fr.docx
+++ b/rapport_fr.docx
@@ -300,6 +300,7 @@
     <w:p>
       <w:pPr>
         <w:rPr>
+          <w:rFonts w:hint="eastAsia"/>
           <w:b/>
           <w:bCs/>
           <w:lang w:val="fr-FR"/>
@@ -326,13 +327,15 @@
     <w:p>
       <w:pPr>
         <w:rPr>
-          <w:lang w:val="fr-FR"/>
-        </w:rPr>
-      </w:pPr>
-    </w:p>
-    <w:p>
-      <w:pPr>
-        <w:rPr>
+          <w:rFonts w:hint="eastAsia"/>
+          <w:lang w:val="fr-FR"/>
+        </w:rPr>
+      </w:pPr>
+    </w:p>
+    <w:p>
+      <w:pPr>
+        <w:rPr>
+          <w:rFonts w:hint="eastAsia"/>
           <w:lang w:val="fr-FR"/>
         </w:rPr>
       </w:pPr>
@@ -569,6 +572,7 @@
     <w:p>
       <w:pPr>
         <w:rPr>
+          <w:rFonts w:hint="eastAsia"/>
           <w:lang w:val="fr-FR"/>
         </w:rPr>
       </w:pPr>
@@ -608,6 +612,7 @@
     <w:p>
       <w:pPr>
         <w:rPr>
+          <w:rFonts w:hint="eastAsia"/>
           <w:lang w:val="fr-FR"/>
         </w:rPr>
       </w:pPr>
@@ -649,6 +654,7 @@
     <w:p>
       <w:pPr>
         <w:rPr>
+          <w:rFonts w:hint="eastAsia"/>
           <w:lang w:val="fr-FR"/>
         </w:rPr>
       </w:pPr>
@@ -705,7 +711,86 @@
         <w:rPr>
           <w:lang w:val="fr-FR"/>
         </w:rPr>
-        <w:t>. Trois périodes ont été sélectionnées en 2024 : mars, juin et septembre. Le mois de juin constitue le cœur de l’analyse, tandis que mars et septembre servent de périodes de comparaison, avant et après les Jeux Olympiques. Le choix de juin est particulièrement pertinent, car il correspond à une phase clé de préparation, marquée à la fois par l’entrée de nouveaux hôtes sur le marché et par l’anticipation des réservations pour les mois de juillet et août.</w:t>
+        <w:t>.</w:t>
+      </w:r>
+    </w:p>
+    <w:p>
+      <w:pPr>
+        <w:rPr>
+          <w:rFonts w:hint="eastAsia"/>
+          <w:lang w:val="fr-FR"/>
+        </w:rPr>
+      </w:pPr>
+    </w:p>
+    <w:p>
+      <w:pPr>
+        <w:rPr>
+          <w:rFonts w:hint="eastAsia"/>
+          <w:lang w:val="fr-FR"/>
+        </w:rPr>
+      </w:pPr>
+      <w:r>
+        <w:rPr>
+          <w:highlight w:val="yellow"/>
+          <w:lang w:val="fr-FR"/>
+        </w:rPr>
+        <w:t>++</w:t>
+      </w:r>
+      <w:r>
+        <w:rPr>
+          <w:highlight w:val="yellow"/>
+          <w:lang w:val="fr-FR"/>
+        </w:rPr>
+        <w:t>les cols dans le csv</w:t>
+      </w:r>
+      <w:r>
+        <w:rPr>
+          <w:lang w:val="fr-FR"/>
+        </w:rPr>
+        <w:t xml:space="preserve"> </w:t>
+      </w:r>
+    </w:p>
+    <w:p>
+      <w:pPr>
+        <w:rPr>
+          <w:rFonts w:hint="eastAsia"/>
+          <w:lang w:val="fr-FR"/>
+        </w:rPr>
+      </w:pPr>
+      <w:r>
+        <w:rPr>
+          <w:highlight w:val="yellow"/>
+          <w:lang w:val="fr-FR"/>
+        </w:rPr>
+        <w:t>+ au sein de paris</w:t>
+      </w:r>
+      <w:r>
+        <w:rPr>
+          <w:lang w:val="fr-FR"/>
+        </w:rPr>
+        <w:t xml:space="preserve"> </w:t>
+      </w:r>
+    </w:p>
+    <w:p>
+      <w:pPr>
+        <w:rPr>
+          <w:rFonts w:hint="eastAsia"/>
+          <w:lang w:val="fr-FR"/>
+        </w:rPr>
+      </w:pPr>
+    </w:p>
+    <w:p>
+      <w:pPr>
+        <w:rPr>
+          <w:rFonts w:hint="eastAsia"/>
+          <w:lang w:val="fr-FR"/>
+        </w:rPr>
+      </w:pPr>
+      <w:r>
+        <w:rPr>
+          <w:lang w:val="fr-FR"/>
+        </w:rPr>
+        <w:t xml:space="preserve"> Trois périodes ont été sélectionnées en 2024 : mars, juin et septembre. Le mois de juin constitue le cœur de l’analyse, tandis que mars et septembre servent de périodes de comparaison, avant et après les Jeux Olympiques. Le choix de juin est particulièrement pertinent, car il correspond à une phase clé de préparation, marquée à la fois par l’entrée de nouveaux hôtes sur le marché et par l’anticipation des réservations pour les mois de juillet et août.</w:t>
       </w:r>
     </w:p>
     <w:p>
@@ -744,7 +829,14 @@
         <w:rPr>
           <w:lang w:val="fr-FR"/>
         </w:rPr>
-        <w:t>et dispose de coordonnées géographiques (longitude et latitude), ce qui permet une analyse spatiale fine à l’échelle des arrondissements.</w:t>
+        <w:t xml:space="preserve">et dispose de coordonnées géographiques (longitude et latitude), ce qui permet une analyse spatiale fine à l’échelle </w:t>
+      </w:r>
+      <w:r>
+        <w:rPr>
+          <w:lang w:val="fr-FR"/>
+        </w:rPr>
+        <w:lastRenderedPageBreak/>
+        <w:t>des arrondissements.</w:t>
       </w:r>
     </w:p>
     <w:p>
@@ -797,7 +889,6 @@
           <w:bCs/>
           <w:lang w:val="fr-FR"/>
         </w:rPr>
-        <w:lastRenderedPageBreak/>
         <w:t>M</w:t>
       </w:r>
       <w:r>
@@ -1141,6 +1232,7 @@
     <w:p>
       <w:pPr>
         <w:rPr>
+          <w:rFonts w:hint="eastAsia"/>
           <w:lang w:val="fr-FR"/>
         </w:rPr>
       </w:pPr>
@@ -1204,6 +1296,7 @@
           <w:bCs/>
           <w:lang w:val="fr-FR"/>
         </w:rPr>
+        <w:lastRenderedPageBreak/>
         <w:t>C</w:t>
       </w:r>
       <w:r>
@@ -1244,25 +1337,220 @@
           <w:lang w:val="fr-FR"/>
         </w:rPr>
       </w:pPr>
-    </w:p>
-    <w:p>
-      <w:pPr>
-        <w:rPr>
-          <w:rFonts w:hint="eastAsia"/>
-          <w:lang w:val="fr-FR"/>
-        </w:rPr>
-      </w:pPr>
-      <w:r>
-        <w:rPr>
-          <w:noProof/>
-          <w:lang w:val="fr-FR"/>
-        </w:rPr>
-        <w:lastRenderedPageBreak/>
+      <w:r>
+        <w:rPr>
+          <w:rFonts w:hint="eastAsia"/>
+          <w:highlight w:val="yellow"/>
+          <w:lang w:val="fr-FR"/>
+        </w:rPr>
+        <w:t>C</w:t>
+      </w:r>
+      <w:r>
+        <w:rPr>
+          <w:highlight w:val="yellow"/>
+          <w:lang w:val="fr-FR"/>
+        </w:rPr>
+        <w:t>omparaison plus claire entre 03/09</w:t>
+      </w:r>
+      <w:r>
+        <w:rPr>
+          <w:highlight w:val="yellow"/>
+          <w:lang w:val="fr-FR"/>
+        </w:rPr>
+        <w:t> </w:t>
+      </w:r>
+      <w:r>
+        <w:rPr>
+          <w:highlight w:val="yellow"/>
+          <w:lang w:val="fr-FR"/>
+        </w:rPr>
+        <w:t>: palette plus nuancé</w:t>
+      </w:r>
+    </w:p>
+    <w:p>
+      <w:pPr>
+        <w:rPr>
+          <w:rFonts w:hint="eastAsia"/>
+          <w:lang w:val="fr-FR"/>
+        </w:rPr>
+      </w:pPr>
+      <w:r>
+        <w:rPr>
+          <w:rFonts w:hint="eastAsia"/>
+          <w:highlight w:val="yellow"/>
+          <w:lang w:val="fr-FR"/>
+        </w:rPr>
+        <w:t>M</w:t>
+      </w:r>
+      <w:r>
+        <w:rPr>
+          <w:highlight w:val="yellow"/>
+          <w:lang w:val="fr-FR"/>
+        </w:rPr>
+        <w:t>apclassify</w:t>
+      </w:r>
+      <w:r>
+        <w:rPr>
+          <w:lang w:val="fr-FR"/>
+        </w:rPr>
+        <w:t xml:space="preserve"> </w:t>
+      </w:r>
+    </w:p>
+    <w:p>
+      <w:pPr>
+        <w:pStyle w:val="a9"/>
+        <w:numPr>
+          <w:ilvl w:val="0"/>
+          <w:numId w:val="5"/>
+        </w:numPr>
+        <w:rPr>
+          <w:rFonts w:hint="eastAsia"/>
+          <w:highlight w:val="yellow"/>
+          <w:lang w:val="fr-FR"/>
+        </w:rPr>
+      </w:pPr>
+      <w:r>
+        <w:rPr>
+          <w:rFonts w:hint="eastAsia"/>
+          <w:highlight w:val="yellow"/>
+          <w:lang w:val="fr-FR"/>
+        </w:rPr>
+        <w:t>T</w:t>
+      </w:r>
+      <w:r>
+        <w:rPr>
+          <w:highlight w:val="yellow"/>
+          <w:lang w:val="fr-FR"/>
+        </w:rPr>
+        <w:t>p de</w:t>
+      </w:r>
+      <w:r>
+        <w:rPr>
+          <w:rFonts w:hint="eastAsia"/>
+          <w:highlight w:val="yellow"/>
+          <w:lang w:val="fr-FR"/>
+        </w:rPr>
+        <w:t xml:space="preserve"> ptm, scheme</w:t>
+      </w:r>
+      <w:r>
+        <w:rPr>
+          <w:highlight w:val="yellow"/>
+          <w:lang w:val="fr-FR"/>
+        </w:rPr>
+        <w:t xml:space="preserve"> : quantile </w:t>
+      </w:r>
+      <w:r>
+        <w:rPr>
+          <w:highlight w:val="yellow"/>
+          <w:lang w:val="fr-FR"/>
+        </w:rPr>
+        <w:t>(</w:t>
+      </w:r>
+      <w:r>
+        <w:rPr>
+          <w:highlight w:val="yellow"/>
+          <w:lang w:val="fr-FR"/>
+        </w:rPr>
+        <w:t xml:space="preserve">diff </w:t>
+      </w:r>
+      <w:r>
+        <w:rPr>
+          <w:highlight w:val="yellow"/>
+          <w:lang w:val="fr-FR"/>
+        </w:rPr>
+        <w:t>méthods de classification)</w:t>
+      </w:r>
+    </w:p>
+    <w:p>
+      <w:pPr>
+        <w:pStyle w:val="a9"/>
+        <w:numPr>
+          <w:ilvl w:val="0"/>
+          <w:numId w:val="5"/>
+        </w:numPr>
+        <w:rPr>
+          <w:rFonts w:hint="eastAsia"/>
+          <w:highlight w:val="yellow"/>
+          <w:lang w:val="fr-FR"/>
+        </w:rPr>
+      </w:pPr>
+      <w:r>
+        <w:rPr>
+          <w:highlight w:val="yellow"/>
+          <w:lang w:val="fr-FR"/>
+        </w:rPr>
+        <w:t>OU choisir soi meme</w:t>
+      </w:r>
+      <w:r>
+        <w:rPr>
+          <w:highlight w:val="yellow"/>
+          <w:lang w:val="fr-FR"/>
+        </w:rPr>
+        <w:t xml:space="preserve"> : userdefined </w:t>
+      </w:r>
+    </w:p>
+    <w:p>
+      <w:pPr>
+        <w:rPr>
+          <w:rFonts w:hint="eastAsia"/>
+          <w:lang w:val="fr-FR"/>
+        </w:rPr>
+      </w:pPr>
+      <w:r>
+        <w:rPr>
+          <w:rFonts w:hint="eastAsia"/>
+          <w:highlight w:val="yellow"/>
+          <w:lang w:val="fr-FR"/>
+        </w:rPr>
+        <w:t>C</w:t>
+      </w:r>
+      <w:r>
+        <w:rPr>
+          <w:highlight w:val="yellow"/>
+          <w:lang w:val="fr-FR"/>
+        </w:rPr>
+        <w:t>ompa entre T1T2, T1T3</w:t>
+      </w:r>
+    </w:p>
+    <w:p>
+      <w:pPr>
+        <w:rPr>
+          <w:rFonts w:hint="eastAsia"/>
+          <w:lang w:val="fr-FR"/>
+        </w:rPr>
+      </w:pPr>
+    </w:p>
+    <w:p>
+      <w:pPr>
+        <w:rPr>
+          <w:rFonts w:hint="eastAsia"/>
+          <w:lang w:val="fr-FR"/>
+        </w:rPr>
+      </w:pPr>
+    </w:p>
+    <w:p>
+      <w:pPr>
+        <w:rPr>
+          <w:rFonts w:hint="eastAsia"/>
+          <w:lang w:val="fr-FR"/>
+        </w:rPr>
+      </w:pPr>
+    </w:p>
+    <w:p>
+      <w:pPr>
+        <w:rPr>
+          <w:lang w:val="fr-FR"/>
+        </w:rPr>
+      </w:pPr>
+      <w:r>
+        <w:rPr>
+          <w:lang w:val="fr-FR"/>
+        </w:rPr>
         <w:drawing>
-          <wp:inline distT="0" distB="0" distL="0" distR="0" wp14:anchorId="0D5250CC" wp14:editId="0632E27B">
-            <wp:extent cx="5274310" cy="1129665"/>
+          <wp:inline distT="0" distB="0" distL="0" distR="0" wp14:anchorId="71B20EAC" wp14:editId="379FABDA">
+            <wp:extent cx="5274310" cy="1524000"/>
             <wp:effectExtent l="0" t="0" r="2540" b="0"/>
-            <wp:docPr id="1507494875" name="图片 1" descr="地图&#10;&#10;AI 生成的内容可能不正确。"/>
+            <wp:docPr id="302556702" name="图片 1"/>
             <wp:cNvGraphicFramePr>
               <a:graphicFrameLocks xmlns:a="http://schemas.openxmlformats.org/drawingml/2006/main" noChangeAspect="1"/>
             </wp:cNvGraphicFramePr>
@@ -1270,7 +1558,7 @@
               <a:graphicData uri="http://schemas.openxmlformats.org/drawingml/2006/picture">
                 <pic:pic xmlns:pic="http://schemas.openxmlformats.org/drawingml/2006/picture">
                   <pic:nvPicPr>
-                    <pic:cNvPr id="1507494875" name="图片 1" descr="地图&#10;&#10;AI 生成的内容可能不正确。"/>
+                    <pic:cNvPr id="302556702" name=""/>
                     <pic:cNvPicPr/>
                   </pic:nvPicPr>
                   <pic:blipFill>
@@ -1282,7 +1570,7 @@
                   <pic:spPr>
                     <a:xfrm>
                       <a:off x="0" y="0"/>
-                      <a:ext cx="5274310" cy="1129665"/>
+                      <a:ext cx="5274310" cy="1524000"/>
                     </a:xfrm>
                     <a:prstGeom prst="rect">
                       <a:avLst/>
@@ -1299,20 +1587,18 @@
       <w:pPr>
         <w:jc w:val="center"/>
         <w:rPr>
-          <w:rFonts w:hint="eastAsia"/>
-          <w:lang w:val="fr-FR"/>
-        </w:rPr>
-      </w:pPr>
-      <w:r>
-        <w:rPr>
-          <w:noProof/>
+          <w:lang w:val="fr-FR"/>
+        </w:rPr>
+      </w:pPr>
+      <w:r>
+        <w:rPr>
           <w:lang w:val="fr-FR"/>
         </w:rPr>
         <w:drawing>
-          <wp:inline distT="0" distB="0" distL="0" distR="0" wp14:anchorId="7334CA3D" wp14:editId="4B3F8B02">
-            <wp:extent cx="2759529" cy="1958847"/>
-            <wp:effectExtent l="0" t="0" r="3175" b="3810"/>
-            <wp:docPr id="1101947544" name="图片 1" descr="图示&#10;&#10;AI 生成的内容可能不正确。"/>
+          <wp:inline distT="0" distB="0" distL="0" distR="0" wp14:anchorId="72E9B047" wp14:editId="79026B7D">
+            <wp:extent cx="5274310" cy="2033270"/>
+            <wp:effectExtent l="0" t="0" r="2540" b="5080"/>
+            <wp:docPr id="1717162846" name="图片 1"/>
             <wp:cNvGraphicFramePr>
               <a:graphicFrameLocks xmlns:a="http://schemas.openxmlformats.org/drawingml/2006/main" noChangeAspect="1"/>
             </wp:cNvGraphicFramePr>
@@ -1320,7 +1606,7 @@
               <a:graphicData uri="http://schemas.openxmlformats.org/drawingml/2006/picture">
                 <pic:pic xmlns:pic="http://schemas.openxmlformats.org/drawingml/2006/picture">
                   <pic:nvPicPr>
-                    <pic:cNvPr id="1101947544" name="图片 1" descr="图示&#10;&#10;AI 生成的内容可能不正确。"/>
+                    <pic:cNvPr id="1717162846" name=""/>
                     <pic:cNvPicPr/>
                   </pic:nvPicPr>
                   <pic:blipFill>
@@ -1332,7 +1618,7 @@
                   <pic:spPr>
                     <a:xfrm>
                       <a:off x="0" y="0"/>
-                      <a:ext cx="2769328" cy="1965803"/>
+                      <a:ext cx="5274310" cy="2033270"/>
                     </a:xfrm>
                     <a:prstGeom prst="rect">
                       <a:avLst/>
@@ -1347,6 +1633,14 @@
     </w:p>
     <w:p>
       <w:pPr>
+        <w:jc w:val="center"/>
+        <w:rPr>
+          <w:lang w:val="fr-FR"/>
+        </w:rPr>
+      </w:pPr>
+    </w:p>
+    <w:p>
+      <w:pPr>
         <w:rPr>
           <w:rFonts w:hint="eastAsia"/>
           <w:lang w:val="fr-FR"/>
@@ -1445,6 +1739,7 @@
         <w:rPr>
           <w:lang w:val="fr-FR"/>
         </w:rPr>
+        <w:lastRenderedPageBreak/>
         <w:t>correspondant aux proximité</w:t>
       </w:r>
       <w:r>
@@ -1491,20 +1786,18 @@
     <w:p>
       <w:pPr>
         <w:rPr>
-          <w:rFonts w:hint="eastAsia"/>
-          <w:lang w:val="fr-FR"/>
-        </w:rPr>
-      </w:pPr>
-      <w:r>
-        <w:rPr>
-          <w:noProof/>
+          <w:lang w:val="fr-FR"/>
+        </w:rPr>
+      </w:pPr>
+      <w:r>
+        <w:rPr>
           <w:lang w:val="fr-FR"/>
         </w:rPr>
         <w:drawing>
-          <wp:inline distT="0" distB="0" distL="0" distR="0" wp14:anchorId="5EE92008" wp14:editId="4A609E2F">
-            <wp:extent cx="5274310" cy="1134745"/>
-            <wp:effectExtent l="0" t="0" r="2540" b="8255"/>
-            <wp:docPr id="1710709941" name="图片 1" descr="地图&#10;&#10;AI 生成的内容可能不正确。"/>
+          <wp:inline distT="0" distB="0" distL="0" distR="0" wp14:anchorId="21A58278" wp14:editId="30650AB8">
+            <wp:extent cx="5274310" cy="1524000"/>
+            <wp:effectExtent l="0" t="0" r="2540" b="0"/>
+            <wp:docPr id="108512501" name="图片 1"/>
             <wp:cNvGraphicFramePr>
               <a:graphicFrameLocks xmlns:a="http://schemas.openxmlformats.org/drawingml/2006/main" noChangeAspect="1"/>
             </wp:cNvGraphicFramePr>
@@ -1512,7 +1805,7 @@
               <a:graphicData uri="http://schemas.openxmlformats.org/drawingml/2006/picture">
                 <pic:pic xmlns:pic="http://schemas.openxmlformats.org/drawingml/2006/picture">
                   <pic:nvPicPr>
-                    <pic:cNvPr id="1710709941" name="图片 1" descr="地图&#10;&#10;AI 生成的内容可能不正确。"/>
+                    <pic:cNvPr id="108512501" name=""/>
                     <pic:cNvPicPr/>
                   </pic:nvPicPr>
                   <pic:blipFill>
@@ -1524,7 +1817,7 @@
                   <pic:spPr>
                     <a:xfrm>
                       <a:off x="0" y="0"/>
-                      <a:ext cx="5274310" cy="1134745"/>
+                      <a:ext cx="5274310" cy="1524000"/>
                     </a:xfrm>
                     <a:prstGeom prst="rect">
                       <a:avLst/>
@@ -1540,6 +1833,20 @@
     <w:p>
       <w:pPr>
         <w:rPr>
+          <w:lang w:val="fr-FR"/>
+        </w:rPr>
+      </w:pPr>
+    </w:p>
+    <w:p>
+      <w:pPr>
+        <w:rPr>
+          <w:lang w:val="fr-FR"/>
+        </w:rPr>
+      </w:pPr>
+    </w:p>
+    <w:p>
+      <w:pPr>
+        <w:rPr>
           <w:rFonts w:hint="eastAsia"/>
           <w:lang w:val="fr-FR"/>
         </w:rPr>
@@ -1600,21 +1907,18 @@
     <w:p>
       <w:pPr>
         <w:rPr>
-          <w:rFonts w:hint="eastAsia"/>
-          <w:lang w:val="fr-FR"/>
-        </w:rPr>
-      </w:pPr>
-      <w:r>
-        <w:rPr>
-          <w:noProof/>
-          <w:lang w:val="fr-FR"/>
-        </w:rPr>
-        <w:lastRenderedPageBreak/>
+          <w:lang w:val="fr-FR"/>
+        </w:rPr>
+      </w:pPr>
+      <w:r>
+        <w:rPr>
+          <w:lang w:val="fr-FR"/>
+        </w:rPr>
         <w:drawing>
-          <wp:inline distT="0" distB="0" distL="0" distR="0" wp14:anchorId="3FC12BC8" wp14:editId="6469BFCF">
-            <wp:extent cx="5274310" cy="1140460"/>
-            <wp:effectExtent l="0" t="0" r="2540" b="2540"/>
-            <wp:docPr id="1708938923" name="图片 1" descr="图片包含 图表&#10;&#10;AI 生成的内容可能不正确。"/>
+          <wp:inline distT="0" distB="0" distL="0" distR="0" wp14:anchorId="2CF2EB09" wp14:editId="1396DFC9">
+            <wp:extent cx="5274310" cy="1538605"/>
+            <wp:effectExtent l="0" t="0" r="2540" b="4445"/>
+            <wp:docPr id="1126519387" name="图片 1" descr="图表, 地图, 雷达图&#10;&#10;AI 生成的内容可能不正确。"/>
             <wp:cNvGraphicFramePr>
               <a:graphicFrameLocks xmlns:a="http://schemas.openxmlformats.org/drawingml/2006/main" noChangeAspect="1"/>
             </wp:cNvGraphicFramePr>
@@ -1622,7 +1926,7 @@
               <a:graphicData uri="http://schemas.openxmlformats.org/drawingml/2006/picture">
                 <pic:pic xmlns:pic="http://schemas.openxmlformats.org/drawingml/2006/picture">
                   <pic:nvPicPr>
-                    <pic:cNvPr id="1708938923" name="图片 1" descr="图片包含 图表&#10;&#10;AI 生成的内容可能不正确。"/>
+                    <pic:cNvPr id="1126519387" name="图片 1" descr="图表, 地图, 雷达图&#10;&#10;AI 生成的内容可能不正确。"/>
                     <pic:cNvPicPr/>
                   </pic:nvPicPr>
                   <pic:blipFill>
@@ -1634,7 +1938,7 @@
                   <pic:spPr>
                     <a:xfrm>
                       <a:off x="0" y="0"/>
-                      <a:ext cx="5274310" cy="1140460"/>
+                      <a:ext cx="5274310" cy="1538605"/>
                     </a:xfrm>
                     <a:prstGeom prst="rect">
                       <a:avLst/>
@@ -1650,6 +1954,13 @@
     <w:p>
       <w:pPr>
         <w:rPr>
+          <w:lang w:val="fr-FR"/>
+        </w:rPr>
+      </w:pPr>
+    </w:p>
+    <w:p>
+      <w:pPr>
+        <w:rPr>
           <w:rFonts w:hint="eastAsia"/>
           <w:lang w:val="fr-FR"/>
         </w:rPr>
@@ -1710,6 +2021,7 @@
         <w:rPr>
           <w:lang w:val="fr-FR"/>
         </w:rPr>
+        <w:lastRenderedPageBreak/>
         <w:t>En septembre, même si le nombre d’hôtes a diminué et que les prix sont retombés, le nombre de jours disponibles ne chute pas : on observe une légère diminution de 1 à 3 jours dans les arrondissements centraux, tandis que les arrondissements périphériques (11e–20e) affichent une</w:t>
       </w:r>
       <w:r>
@@ -1978,9 +2290,9 @@
       </w:pPr>
       <w:r>
         <w:rPr>
-          <w:lang w:val="fr-FR"/>
-        </w:rPr>
-        <w:lastRenderedPageBreak/>
+          <w:noProof/>
+          <w:lang w:val="fr-FR"/>
+        </w:rPr>
         <w:drawing>
           <wp:inline distT="0" distB="0" distL="0" distR="0" wp14:anchorId="3D5F81CA" wp14:editId="407246D6">
             <wp:extent cx="2718146" cy="1943543"/>
@@ -2021,6 +2333,7 @@
     <w:p>
       <w:pPr>
         <w:rPr>
+          <w:rFonts w:hint="eastAsia"/>
           <w:lang w:val="fr-FR"/>
         </w:rPr>
       </w:pPr>
@@ -2047,7 +2360,14 @@
         <w:rPr>
           <w:lang w:val="fr-FR"/>
         </w:rPr>
-        <w:t>apparaît relativement homogène à l’échelle de l’espace parisien. La majorité des arrondissements se situe dans une fourchette comprise entre 37 % et 50 %. Les arrondissements centraux (1er–6e) présentent des proportions légèrement inférieures, autour de 37 % à 45 %, ce qui peut s’expliquer par un marché plus mature et une base d’hôtes plus stable, laissant moins de marge à des ajustements de court terme.</w:t>
+        <w:t xml:space="preserve">apparaît relativement homogène à l’échelle de l’espace parisien. La majorité des arrondissements se situe dans une fourchette comprise entre 37 % et 50 %. Les arrondissements centraux (1er–6e) présentent des proportions légèrement inférieures, autour de 37 % à 45 %, ce qui peut s’expliquer par un marché plus mature et une base d’hôtes plus stable, laissant moins </w:t>
+      </w:r>
+      <w:r>
+        <w:rPr>
+          <w:lang w:val="fr-FR"/>
+        </w:rPr>
+        <w:lastRenderedPageBreak/>
+        <w:t>de marge à des ajustements de court terme.</w:t>
       </w:r>
       <w:r>
         <w:rPr>
@@ -2110,6 +2430,7 @@
     <w:p>
       <w:pPr>
         <w:rPr>
+          <w:rFonts w:hint="eastAsia"/>
           <w:lang w:val="fr-FR"/>
         </w:rPr>
       </w:pPr>
@@ -2144,6 +2465,139 @@
       <w:pPr>
         <w:rPr>
           <w:rFonts w:hint="eastAsia"/>
+          <w:highlight w:val="yellow"/>
+          <w:lang w:val="fr-FR"/>
+        </w:rPr>
+      </w:pPr>
+      <w:r>
+        <w:rPr>
+          <w:rFonts w:hint="eastAsia"/>
+          <w:highlight w:val="yellow"/>
+          <w:lang w:val="fr-FR"/>
+        </w:rPr>
+        <w:t>T</w:t>
+      </w:r>
+      <w:r>
+        <w:rPr>
+          <w:highlight w:val="yellow"/>
+          <w:lang w:val="fr-FR"/>
+        </w:rPr>
+        <w:t>emps de marche</w:t>
+      </w:r>
+      <w:r>
+        <w:rPr>
+          <w:highlight w:val="yellow"/>
+          <w:lang w:val="fr-FR"/>
+        </w:rPr>
+        <w:t> </w:t>
+      </w:r>
+      <w:r>
+        <w:rPr>
+          <w:highlight w:val="yellow"/>
+          <w:lang w:val="fr-FR"/>
+        </w:rPr>
+        <w:t>: 15mins</w:t>
+      </w:r>
+    </w:p>
+    <w:p>
+      <w:pPr>
+        <w:pStyle w:val="a9"/>
+        <w:numPr>
+          <w:ilvl w:val="0"/>
+          <w:numId w:val="5"/>
+        </w:numPr>
+        <w:rPr>
+          <w:rFonts w:hint="eastAsia"/>
+          <w:lang w:val="fr-FR"/>
+        </w:rPr>
+      </w:pPr>
+      <w:r>
+        <w:rPr>
+          <w:rFonts w:hint="eastAsia"/>
+          <w:lang w:val="fr-FR"/>
+        </w:rPr>
+        <w:t>Vitesse de</w:t>
+      </w:r>
+      <w:r>
+        <w:rPr>
+          <w:lang w:val="fr-FR"/>
+        </w:rPr>
+        <w:t> marche moyenne : 3-5km /h</w:t>
+      </w:r>
+      <w:r>
+        <w:rPr>
+          <w:lang w:val="fr-FR"/>
+        </w:rPr>
+        <w:t xml:space="preserve"> </w:t>
+      </w:r>
+      <w:r>
+        <w:rPr>
+          <w:rFonts w:hint="eastAsia"/>
+          <w:lang w:val="fr-FR"/>
+        </w:rPr>
+        <w:t>=&gt; x</w:t>
+      </w:r>
+      <w:r>
+        <w:rPr>
+          <w:lang w:val="fr-FR"/>
+        </w:rPr>
+        <w:t>_km</w:t>
+      </w:r>
+      <w:r>
+        <w:rPr>
+          <w:rFonts w:hint="eastAsia"/>
+          <w:highlight w:val="yellow"/>
+          <w:lang w:val="fr-FR"/>
+        </w:rPr>
+        <w:t xml:space="preserve"> de rayon</w:t>
+      </w:r>
+    </w:p>
+    <w:p>
+      <w:pPr>
+        <w:rPr>
+          <w:rFonts w:hint="eastAsia"/>
+          <w:lang w:val="fr-FR"/>
+        </w:rPr>
+      </w:pPr>
+      <w:r>
+        <w:rPr>
+          <w:rFonts w:hint="eastAsia"/>
+          <w:lang w:val="fr-FR"/>
+        </w:rPr>
+        <w:t>L</w:t>
+      </w:r>
+      <w:r>
+        <w:rPr>
+          <w:lang w:val="fr-FR"/>
+        </w:rPr>
+        <w:t xml:space="preserve">égend </w:t>
+      </w:r>
+    </w:p>
+    <w:p>
+      <w:pPr>
+        <w:rPr>
+          <w:rFonts w:hint="eastAsia"/>
+          <w:lang w:val="fr-FR"/>
+        </w:rPr>
+      </w:pPr>
+      <w:r>
+        <w:rPr>
+          <w:rFonts w:hint="eastAsia"/>
+          <w:lang w:val="fr-FR"/>
+        </w:rPr>
+        <w:t>A</w:t>
+      </w:r>
+      <w:r>
+        <w:rPr>
+          <w:lang w:val="fr-FR"/>
+        </w:rPr>
+        <w:t xml:space="preserve">rrondissements extérieurs </w:t>
+      </w:r>
+    </w:p>
+    <w:p>
+      <w:pPr>
+        <w:rPr>
+          <w:rFonts w:hint="eastAsia"/>
           <w:lang w:val="fr-FR"/>
         </w:rPr>
       </w:pPr>
@@ -2158,9 +2612,9 @@
       </w:pPr>
       <w:r>
         <w:rPr>
-          <w:lang w:val="fr-FR"/>
-        </w:rPr>
-        <w:lastRenderedPageBreak/>
+          <w:noProof/>
+          <w:lang w:val="fr-FR"/>
+        </w:rPr>
         <w:drawing>
           <wp:inline distT="0" distB="0" distL="0" distR="0" wp14:anchorId="060E7979" wp14:editId="3D41C5C9">
             <wp:extent cx="2399421" cy="1724891"/>
@@ -2205,6 +2659,7 @@
       </w:r>
       <w:r>
         <w:rPr>
+          <w:noProof/>
           <w:lang w:val="fr-FR"/>
         </w:rPr>
         <w:drawing>
@@ -2247,6 +2702,7 @@
     <w:p>
       <w:pPr>
         <w:rPr>
+          <w:rFonts w:hint="eastAsia"/>
           <w:lang w:val="fr-FR"/>
         </w:rPr>
       </w:pPr>
@@ -2380,7 +2836,16 @@
           <w:bCs/>
           <w:lang w:val="fr-FR"/>
         </w:rPr>
-        <w:t xml:space="preserve">e la </w:t>
+        <w:t xml:space="preserve">e </w:t>
+      </w:r>
+      <w:r>
+        <w:rPr>
+          <w:b/>
+          <w:bCs/>
+          <w:lang w:val="fr-FR"/>
+        </w:rPr>
+        <w:lastRenderedPageBreak/>
+        <w:t xml:space="preserve">la </w:t>
       </w:r>
       <w:r>
         <w:rPr>
@@ -2402,7 +2867,257 @@
         <w:rPr>
           <w:lang w:val="fr-FR"/>
         </w:rPr>
-        <w:t>, lorsque les hôtes modifient leur description personnelle ou leur photo de profil.</w:t>
+        <w:t xml:space="preserve">, lorsque les hôtes modifient leur description personnelle ou leur photo de profil. </w:t>
+      </w:r>
+    </w:p>
+    <w:p>
+      <w:pPr>
+        <w:rPr>
+          <w:rFonts w:hint="eastAsia"/>
+          <w:lang w:val="fr-FR"/>
+        </w:rPr>
+      </w:pPr>
+      <w:r>
+        <w:rPr>
+          <w:lang w:val="fr-FR"/>
+        </w:rPr>
+        <w:t xml:space="preserve">Dans les arrondissements situés en périphérie de Paris, la majorité des hôtes en changement correspond à des </w:t>
+      </w:r>
+      <w:r>
+        <w:rPr>
+          <w:b/>
+          <w:bCs/>
+          <w:lang w:val="fr-FR"/>
+        </w:rPr>
+        <w:t>entrants récents sur le marché</w:t>
+      </w:r>
+      <w:r>
+        <w:rPr>
+          <w:lang w:val="fr-FR"/>
+        </w:rPr>
+        <w:t>. Ce phénomène est particulièrement marqué dans les arrondissements situés à proximité des sites olympiques — notamment les 10</w:t>
+      </w:r>
+      <w:r>
+        <w:rPr>
+          <w:rFonts w:ascii="Times New Roman" w:hAnsi="Times New Roman" w:cs="Times New Roman"/>
+        </w:rPr>
+        <w:t>ᵉ</w:t>
+      </w:r>
+      <w:r>
+        <w:rPr>
+          <w:lang w:val="fr-FR"/>
+        </w:rPr>
+        <w:t>, 11</w:t>
+      </w:r>
+      <w:r>
+        <w:rPr>
+          <w:rFonts w:ascii="Times New Roman" w:hAnsi="Times New Roman" w:cs="Times New Roman"/>
+        </w:rPr>
+        <w:t>ᵉ</w:t>
+      </w:r>
+      <w:r>
+        <w:rPr>
+          <w:lang w:val="fr-FR"/>
+        </w:rPr>
+        <w:t>, 12</w:t>
+      </w:r>
+      <w:r>
+        <w:rPr>
+          <w:rFonts w:ascii="Times New Roman" w:hAnsi="Times New Roman" w:cs="Times New Roman"/>
+        </w:rPr>
+        <w:t>ᵉ</w:t>
+      </w:r>
+      <w:r>
+        <w:rPr>
+          <w:lang w:val="fr-FR"/>
+        </w:rPr>
+        <w:t>, 13</w:t>
+      </w:r>
+      <w:r>
+        <w:rPr>
+          <w:rFonts w:ascii="Times New Roman" w:hAnsi="Times New Roman" w:cs="Times New Roman"/>
+        </w:rPr>
+        <w:t>ᵉ</w:t>
+      </w:r>
+      <w:r>
+        <w:rPr>
+          <w:lang w:val="fr-FR"/>
+        </w:rPr>
+        <w:t>, 17</w:t>
+      </w:r>
+      <w:r>
+        <w:rPr>
+          <w:rFonts w:ascii="Times New Roman" w:hAnsi="Times New Roman" w:cs="Times New Roman"/>
+        </w:rPr>
+        <w:t>ᵉ</w:t>
+      </w:r>
+      <w:r>
+        <w:rPr>
+          <w:lang w:val="fr-FR"/>
+        </w:rPr>
+        <w:t xml:space="preserve"> et 18</w:t>
+      </w:r>
+      <w:r>
+        <w:rPr>
+          <w:rFonts w:ascii="Times New Roman" w:hAnsi="Times New Roman" w:cs="Times New Roman"/>
+        </w:rPr>
+        <w:t>ᵉ</w:t>
+      </w:r>
+      <w:r>
+        <w:rPr>
+          <w:lang w:val="fr-FR"/>
+        </w:rPr>
+        <w:t xml:space="preserve"> — où cette catégorie représente plus de 80 % des hôtes en changement, contre environ 60 % à 75 % dans les arrondissements centraux. Cette configuration suggère que les Jeux Olympiques ont agi comme un </w:t>
+      </w:r>
+      <w:r>
+        <w:rPr>
+          <w:b/>
+          <w:bCs/>
+          <w:lang w:val="fr-FR"/>
+        </w:rPr>
+        <w:t>facteur d’entrée significatif à l’échelle de l’ensemble du marché Airbnb</w:t>
+      </w:r>
+      <w:r>
+        <w:rPr>
+          <w:lang w:val="fr-FR"/>
+        </w:rPr>
+        <w:t>, favorisant l’arrivée ou la réactivation d’acteurs auparavant absents, en particulier dans des quartiers offrant une accessibilité fonctionnelle aux sites olympiques.</w:t>
+      </w:r>
+    </w:p>
+    <w:p>
+      <w:pPr>
+        <w:rPr>
+          <w:rFonts w:hint="eastAsia"/>
+          <w:lang w:val="fr-FR"/>
+        </w:rPr>
+      </w:pPr>
+      <w:r>
+        <w:rPr>
+          <w:lang w:val="fr-FR"/>
+        </w:rPr>
+        <w:t xml:space="preserve">À l’inverse, dans les arrondissements les plus centraux de Paris (1er–9e), une part substantielle des hôtes en changement — de l’ordre de 30 % à 40 % — adopte des </w:t>
+      </w:r>
+      <w:r>
+        <w:rPr>
+          <w:b/>
+          <w:bCs/>
+          <w:lang w:val="fr-FR"/>
+        </w:rPr>
+        <w:t>modifications de leurs stratégies de visibilité</w:t>
+      </w:r>
+      <w:r>
+        <w:rPr>
+          <w:lang w:val="fr-FR"/>
+        </w:rPr>
+        <w:t xml:space="preserve">, qu’elles soient textuelles ou visuelles, tandis que cette proportion n’atteint que 12 % à 22 % dans les arrondissements périphériques. Cette différence s’explique par la structure préexistante du marché : dans les zones centrales, déjà fortement dotées en logements Airbnb, l’offre apparaît relativement saturée, ce qui limite les possibilités d’expansion quantitative. Les hôtes en place privilégient alors des </w:t>
+      </w:r>
+      <w:r>
+        <w:rPr>
+          <w:b/>
+          <w:bCs/>
+          <w:lang w:val="fr-FR"/>
+        </w:rPr>
+        <w:t>stratégies d’adaptation qualitative</w:t>
+      </w:r>
+      <w:r>
+        <w:rPr>
+          <w:lang w:val="fr-FR"/>
+        </w:rPr>
+        <w:t>, visant à renforcer la visibilité et l’attractivité de leur annonce afin de capter la demande exceptionnelle induite par les Jeux Olympiques.</w:t>
+      </w:r>
+    </w:p>
+    <w:p>
+      <w:pPr>
+        <w:rPr>
+          <w:rFonts w:hint="eastAsia"/>
+          <w:lang w:val="fr-FR"/>
+        </w:rPr>
+      </w:pPr>
+      <w:r>
+        <w:rPr>
+          <w:lang w:val="fr-FR"/>
+        </w:rPr>
+        <w:t>Ces résultats confirment que les réponses comportementales des hôtes à un choc événementiel majeur ne sont pas homogènes, mais dépendent étroitement des conditions structurelles locales du marché.</w:t>
+      </w:r>
+    </w:p>
+    <w:p>
+      <w:pPr>
+        <w:rPr>
+          <w:rFonts w:hint="eastAsia"/>
+          <w:lang w:val="fr-FR"/>
+        </w:rPr>
+      </w:pPr>
+      <w:r>
+        <w:rPr>
+          <w:lang w:val="fr-FR"/>
+        </w:rPr>
+        <w:t>Au-delà de ces tendances générales, les 15</w:t>
+      </w:r>
+      <w:r>
+        <w:rPr>
+          <w:rFonts w:ascii="Times New Roman" w:hAnsi="Times New Roman" w:cs="Times New Roman"/>
+        </w:rPr>
+        <w:t>ᵉ</w:t>
+      </w:r>
+      <w:r>
+        <w:rPr>
+          <w:lang w:val="fr-FR"/>
+        </w:rPr>
+        <w:t xml:space="preserve"> et 16</w:t>
+      </w:r>
+      <w:r>
+        <w:rPr>
+          <w:rFonts w:ascii="Times New Roman" w:hAnsi="Times New Roman" w:cs="Times New Roman"/>
+        </w:rPr>
+        <w:t>ᵉ</w:t>
+      </w:r>
+      <w:r>
+        <w:rPr>
+          <w:lang w:val="fr-FR"/>
+        </w:rPr>
+        <w:t xml:space="preserve"> arrondissements apparaissent comme des zones mixtes, où l’on observe simultanément une proportion notable</w:t>
+      </w:r>
+      <w:r>
+        <w:rPr>
+          <w:lang w:val="fr-FR"/>
+        </w:rPr>
+        <w:t xml:space="preserve"> (</w:t>
+      </w:r>
+      <w:r>
+        <w:rPr>
+          <w:lang w:val="fr-FR"/>
+        </w:rPr>
+        <w:t>7</w:t>
+      </w:r>
+      <w:r>
+        <w:rPr>
+          <w:lang w:val="fr-FR"/>
+        </w:rPr>
+        <w:t>1</w:t>
+      </w:r>
+      <w:r>
+        <w:rPr>
+          <w:lang w:val="fr-FR"/>
+        </w:rPr>
+        <w:t>%</w:t>
+      </w:r>
+      <w:r>
+        <w:rPr>
+          <w:lang w:val="fr-FR"/>
+        </w:rPr>
+        <w:t>, 77%)</w:t>
+      </w:r>
+      <w:r>
+        <w:rPr>
+          <w:lang w:val="fr-FR"/>
+        </w:rPr>
+        <w:t xml:space="preserve"> d’hôtes récemment entrés sur le marché et une part significative </w:t>
+      </w:r>
+      <w:r>
+        <w:rPr>
+          <w:lang w:val="fr-FR"/>
+        </w:rPr>
+        <w:t>(22%, 28%)</w:t>
       </w:r>
       <w:r>
         <w:rPr>
@@ -2410,305 +3125,56 @@
         </w:rPr>
         <w:t xml:space="preserve"> </w:t>
       </w:r>
-    </w:p>
-    <w:p>
-      <w:pPr>
-        <w:rPr>
-          <w:lang w:val="fr-FR"/>
-        </w:rPr>
-      </w:pPr>
-      <w:r>
-        <w:rPr>
-          <w:lang w:val="fr-FR"/>
-        </w:rPr>
-        <w:t xml:space="preserve">Dans les arrondissements situés en périphérie de Paris, la majorité des hôtes en changement correspond à des </w:t>
-      </w:r>
-      <w:r>
-        <w:rPr>
-          <w:b/>
-          <w:bCs/>
-          <w:lang w:val="fr-FR"/>
-        </w:rPr>
-        <w:t>entrants récents sur le marché</w:t>
-      </w:r>
-      <w:r>
-        <w:rPr>
-          <w:lang w:val="fr-FR"/>
-        </w:rPr>
-        <w:t>. Ce phénomène est particulièrement marqué dans les arrondissements situés à proximité des sites olympiques — notamment les 10</w:t>
-      </w:r>
-      <w:r>
-        <w:rPr>
-          <w:rFonts w:ascii="Times New Roman" w:hAnsi="Times New Roman" w:cs="Times New Roman"/>
-        </w:rPr>
-        <w:t>ᵉ</w:t>
-      </w:r>
-      <w:r>
-        <w:rPr>
-          <w:lang w:val="fr-FR"/>
-        </w:rPr>
-        <w:t>, 11</w:t>
-      </w:r>
-      <w:r>
-        <w:rPr>
-          <w:rFonts w:ascii="Times New Roman" w:hAnsi="Times New Roman" w:cs="Times New Roman"/>
-        </w:rPr>
-        <w:t>ᵉ</w:t>
-      </w:r>
-      <w:r>
-        <w:rPr>
-          <w:lang w:val="fr-FR"/>
-        </w:rPr>
-        <w:t>, 12</w:t>
-      </w:r>
-      <w:r>
-        <w:rPr>
-          <w:rFonts w:ascii="Times New Roman" w:hAnsi="Times New Roman" w:cs="Times New Roman"/>
-        </w:rPr>
-        <w:t>ᵉ</w:t>
-      </w:r>
-      <w:r>
-        <w:rPr>
-          <w:lang w:val="fr-FR"/>
-        </w:rPr>
-        <w:t>, 13</w:t>
-      </w:r>
-      <w:r>
-        <w:rPr>
-          <w:rFonts w:ascii="Times New Roman" w:hAnsi="Times New Roman" w:cs="Times New Roman"/>
-        </w:rPr>
-        <w:t>ᵉ</w:t>
-      </w:r>
-      <w:r>
-        <w:rPr>
-          <w:lang w:val="fr-FR"/>
-        </w:rPr>
-        <w:t>, 17</w:t>
-      </w:r>
-      <w:r>
-        <w:rPr>
-          <w:rFonts w:ascii="Times New Roman" w:hAnsi="Times New Roman" w:cs="Times New Roman"/>
-        </w:rPr>
-        <w:t>ᵉ</w:t>
-      </w:r>
-      <w:r>
-        <w:rPr>
-          <w:lang w:val="fr-FR"/>
-        </w:rPr>
-        <w:t xml:space="preserve"> et 18</w:t>
-      </w:r>
-      <w:r>
-        <w:rPr>
-          <w:rFonts w:ascii="Times New Roman" w:hAnsi="Times New Roman" w:cs="Times New Roman"/>
-        </w:rPr>
-        <w:t>ᵉ</w:t>
-      </w:r>
-      <w:r>
-        <w:rPr>
-          <w:lang w:val="fr-FR"/>
-        </w:rPr>
-        <w:t xml:space="preserve"> — où cette catégorie représente plus de 80 % des hôtes en changement, contre environ 60 % à 75 % dans les arrondissements centraux. Cette configuration suggère que les Jeux Olympiques ont agi comme un </w:t>
-      </w:r>
-      <w:r>
-        <w:rPr>
-          <w:b/>
-          <w:bCs/>
-          <w:lang w:val="fr-FR"/>
-        </w:rPr>
-        <w:t>facteur d’entrée significatif à l’échelle de l’ensemble du marché Airbnb</w:t>
-      </w:r>
-      <w:r>
-        <w:rPr>
-          <w:lang w:val="fr-FR"/>
-        </w:rPr>
-        <w:t>, favorisant l’arrivée ou la réactivation d’acteurs auparavant absents, en particulier dans des quartiers offrant une accessibilité fonctionnelle aux sites olympiques.</w:t>
-      </w:r>
-    </w:p>
-    <w:p>
-      <w:pPr>
-        <w:rPr>
-          <w:lang w:val="fr-FR"/>
-        </w:rPr>
-      </w:pPr>
-      <w:r>
-        <w:rPr>
-          <w:lang w:val="fr-FR"/>
-        </w:rPr>
-        <w:t xml:space="preserve">À l’inverse, dans les arrondissements les plus centraux de Paris (1er–9e), une part substantielle des hôtes en changement — de l’ordre de 30 % à 40 % — adopte des </w:t>
-      </w:r>
-      <w:r>
-        <w:rPr>
-          <w:b/>
-          <w:bCs/>
-          <w:lang w:val="fr-FR"/>
-        </w:rPr>
-        <w:t>modifications de leurs stratégies de visibilité</w:t>
-      </w:r>
-      <w:r>
-        <w:rPr>
-          <w:lang w:val="fr-FR"/>
-        </w:rPr>
-        <w:t xml:space="preserve">, qu’elles soient textuelles ou visuelles, tandis que cette proportion n’atteint que 12 % à 22 % dans les arrondissements périphériques. Cette différence s’explique par la structure préexistante du marché : dans les zones centrales, déjà fortement dotées en logements Airbnb, l’offre apparaît relativement saturée, ce qui limite les possibilités d’expansion quantitative. Les hôtes en place privilégient alors des </w:t>
-      </w:r>
-      <w:r>
-        <w:rPr>
-          <w:b/>
-          <w:bCs/>
-          <w:lang w:val="fr-FR"/>
-        </w:rPr>
-        <w:t>stratégies d’adaptation qualitative</w:t>
-      </w:r>
-      <w:r>
-        <w:rPr>
-          <w:lang w:val="fr-FR"/>
-        </w:rPr>
-        <w:t>, visant à renforcer la visibilité et l’attractivité de leur annonce afin de capter la demande exceptionnelle induite par les Jeux Olympiques.</w:t>
-      </w:r>
-    </w:p>
-    <w:p>
-      <w:pPr>
-        <w:rPr>
-          <w:lang w:val="fr-FR"/>
-        </w:rPr>
-      </w:pPr>
-      <w:r>
-        <w:rPr>
-          <w:lang w:val="fr-FR"/>
-        </w:rPr>
-        <w:t xml:space="preserve">Ces résultats confirment que les réponses comportementales des hôtes à un choc événementiel majeur ne sont pas homogènes, mais dépendent étroitement des </w:t>
-      </w:r>
-      <w:r>
-        <w:rPr>
+      <w:r>
+        <w:rPr>
+          <w:lang w:val="fr-FR"/>
+        </w:rPr>
+        <w:t xml:space="preserve">d’hôtes adoptant des modifications stratégiques de leur présentation de soi, par rapport aux autres arrondissements. Cette observation confirme que la variation comportementale des hôtes n’est pas homogène, mais </w:t>
+      </w:r>
+      <w:r>
+        <w:rPr>
+          <w:b/>
+          <w:bCs/>
+          <w:lang w:val="fr-FR"/>
+        </w:rPr>
+        <w:t>dépend à la fois de la catégorie de comportement et de la localisation</w:t>
+      </w:r>
+      <w:r>
+        <w:rPr>
+          <w:lang w:val="fr-FR"/>
+        </w:rPr>
+        <w:t>, en parfaite cohérence avec notre H2.</w:t>
+      </w:r>
+    </w:p>
+    <w:p>
+      <w:pPr>
+        <w:rPr>
+          <w:rFonts w:hint="eastAsia"/>
+          <w:lang w:val="fr-FR"/>
+        </w:rPr>
+      </w:pPr>
+      <w:r>
+        <w:rPr>
+          <w:lang w:val="fr-FR"/>
+        </w:rPr>
+        <w:t xml:space="preserve">Par ailleurs, la représentation relativement faible des hôtes professionnels (28 %) et des superhôtes (11 %) parmi les hôtes en changement indique que ces transformations sont majoritairement portées par des acteurs non professionnels. Les Jeux Olympiques apparaissent ainsi comme un événement stimulant des </w:t>
+      </w:r>
+      <w:r>
+        <w:rPr>
+          <w:b/>
+          <w:bCs/>
+          <w:lang w:val="fr-FR"/>
+        </w:rPr>
+        <w:t xml:space="preserve">stratégies opportunistes et </w:t>
+      </w:r>
+      <w:r>
+        <w:rPr>
+          <w:b/>
+          <w:bCs/>
           <w:lang w:val="fr-FR"/>
         </w:rPr>
         <w:lastRenderedPageBreak/>
-        <w:t>conditions structurelles locales du marché.</w:t>
-      </w:r>
-    </w:p>
-    <w:p>
-      <w:pPr>
-        <w:rPr>
-          <w:lang w:val="fr-FR"/>
-        </w:rPr>
-      </w:pPr>
-      <w:r>
-        <w:rPr>
-          <w:lang w:val="fr-FR"/>
-        </w:rPr>
-        <w:t>Au-delà de ces tendances générales, les 15</w:t>
-      </w:r>
-      <w:r>
-        <w:rPr>
-          <w:rFonts w:ascii="Times New Roman" w:hAnsi="Times New Roman" w:cs="Times New Roman"/>
-        </w:rPr>
-        <w:t>ᵉ</w:t>
-      </w:r>
-      <w:r>
-        <w:rPr>
-          <w:lang w:val="fr-FR"/>
-        </w:rPr>
-        <w:t xml:space="preserve"> et 16</w:t>
-      </w:r>
-      <w:r>
-        <w:rPr>
-          <w:rFonts w:ascii="Times New Roman" w:hAnsi="Times New Roman" w:cs="Times New Roman"/>
-        </w:rPr>
-        <w:t>ᵉ</w:t>
-      </w:r>
-      <w:r>
-        <w:rPr>
-          <w:lang w:val="fr-FR"/>
-        </w:rPr>
-        <w:t xml:space="preserve"> arrondissements apparaissent comme des zones mixtes, où l’on observe simultanément une proportion notable</w:t>
-      </w:r>
-      <w:r>
-        <w:rPr>
-          <w:lang w:val="fr-FR"/>
-        </w:rPr>
-        <w:t xml:space="preserve"> (</w:t>
-      </w:r>
-      <w:r>
-        <w:rPr>
-          <w:lang w:val="fr-FR"/>
-        </w:rPr>
-        <w:t>7</w:t>
-      </w:r>
-      <w:r>
-        <w:rPr>
-          <w:lang w:val="fr-FR"/>
-        </w:rPr>
-        <w:t>1</w:t>
-      </w:r>
-      <w:r>
-        <w:rPr>
-          <w:lang w:val="fr-FR"/>
-        </w:rPr>
-        <w:t>%</w:t>
-      </w:r>
-      <w:r>
-        <w:rPr>
-          <w:lang w:val="fr-FR"/>
-        </w:rPr>
-        <w:t>, 77%)</w:t>
-      </w:r>
-      <w:r>
-        <w:rPr>
-          <w:lang w:val="fr-FR"/>
-        </w:rPr>
-        <w:t xml:space="preserve"> d’hôtes récemment entrés sur le marché et une part significative </w:t>
-      </w:r>
-      <w:r>
-        <w:rPr>
-          <w:lang w:val="fr-FR"/>
-        </w:rPr>
-        <w:t>(22%, 28%)</w:t>
-      </w:r>
-      <w:r>
-        <w:rPr>
-          <w:lang w:val="fr-FR"/>
-        </w:rPr>
-        <w:t xml:space="preserve"> </w:t>
-      </w:r>
-      <w:r>
-        <w:rPr>
-          <w:lang w:val="fr-FR"/>
-        </w:rPr>
-        <w:t xml:space="preserve">d’hôtes adoptant des modifications stratégiques de leur présentation de soi, par rapport aux autres arrondissements. Cette observation confirme que la variation comportementale des hôtes n’est pas homogène, mais </w:t>
-      </w:r>
-      <w:r>
-        <w:rPr>
-          <w:b/>
-          <w:bCs/>
-          <w:lang w:val="fr-FR"/>
-        </w:rPr>
-        <w:t>dépend à la fois de la catégorie de comportement et de la localisation</w:t>
-      </w:r>
-      <w:r>
-        <w:rPr>
-          <w:lang w:val="fr-FR"/>
-        </w:rPr>
-        <w:t>, en parfaite cohérence avec notre H2.</w:t>
-      </w:r>
-    </w:p>
-    <w:p>
-      <w:pPr>
-        <w:rPr>
-          <w:lang w:val="fr-FR"/>
-        </w:rPr>
-      </w:pPr>
-      <w:r>
-        <w:rPr>
-          <w:lang w:val="fr-FR"/>
-        </w:rPr>
-        <w:t xml:space="preserve">Par ailleurs, la représentation relativement faible des hôtes professionnels (28 %) et des superhôtes (11 %) parmi les hôtes en changement indique que ces transformations sont majoritairement portées par des acteurs non professionnels. Les Jeux Olympiques apparaissent ainsi comme un événement stimulant des </w:t>
-      </w:r>
-      <w:r>
-        <w:rPr>
-          <w:b/>
-          <w:bCs/>
-          <w:lang w:val="fr-FR"/>
-        </w:rPr>
-        <w:t>stratégies opportunistes et temporaires</w:t>
+        <w:t>temporaires</w:t>
       </w:r>
       <w:r>
         <w:rPr>
@@ -2720,13 +3186,15 @@
     <w:p>
       <w:pPr>
         <w:rPr>
-          <w:lang w:val="fr-FR"/>
-        </w:rPr>
-      </w:pPr>
-    </w:p>
-    <w:p>
-      <w:pPr>
-        <w:rPr>
+          <w:rFonts w:hint="eastAsia"/>
+          <w:lang w:val="fr-FR"/>
+        </w:rPr>
+      </w:pPr>
+    </w:p>
+    <w:p>
+      <w:pPr>
+        <w:rPr>
+          <w:rFonts w:hint="eastAsia"/>
           <w:lang w:val="fr-FR"/>
         </w:rPr>
       </w:pPr>
@@ -2821,39 +3289,7 @@
           <w:iCs/>
           <w:lang w:val="fr-FR"/>
         </w:rPr>
-        <w:t>description</w:t>
-      </w:r>
-      <w:r>
-        <w:rPr>
-          <w:i/>
-          <w:iCs/>
-          <w:lang w:val="fr-FR"/>
-        </w:rPr>
-        <w:t xml:space="preserve">, </w:t>
-      </w:r>
-      <w:r>
-        <w:rPr>
-          <w:i/>
-          <w:iCs/>
-          <w:lang w:val="fr-FR"/>
-        </w:rPr>
-        <w:t>neighborhood_overview</w:t>
-      </w:r>
-      <w:r>
-        <w:rPr>
-          <w:i/>
-          <w:iCs/>
-          <w:lang w:val="fr-FR"/>
-        </w:rPr>
-        <w:t xml:space="preserve">, </w:t>
-      </w:r>
-      <w:r>
-        <w:rPr>
-          <w:i/>
-          <w:iCs/>
-          <w:lang w:val="fr-FR"/>
-        </w:rPr>
-        <w:t>host_about</w:t>
+        <w:t>description, neighborhood_overview, host_about</w:t>
       </w:r>
       <w:r>
         <w:rPr>
@@ -2895,6 +3331,98 @@
       </w:pPr>
       <w:r>
         <w:rPr>
+          <w:rFonts w:hint="eastAsia"/>
+          <w:highlight w:val="yellow"/>
+          <w:lang w:val="fr-FR"/>
+        </w:rPr>
+        <w:t>D</w:t>
+      </w:r>
+      <w:r>
+        <w:rPr>
+          <w:highlight w:val="yellow"/>
+          <w:lang w:val="fr-FR"/>
+        </w:rPr>
+        <w:t>iff couleur par variable</w:t>
+      </w:r>
+      <w:r>
+        <w:rPr>
+          <w:lang w:val="fr-FR"/>
+        </w:rPr>
+        <w:t xml:space="preserve"> </w:t>
+      </w:r>
+      <w:r>
+        <w:rPr>
+          <w:lang w:val="fr-FR"/>
+        </w:rPr>
+        <w:t>/ thématique</w:t>
+      </w:r>
+    </w:p>
+    <w:p>
+      <w:pPr>
+        <w:rPr>
+          <w:rFonts w:hint="eastAsia"/>
+          <w:lang w:val="fr-FR"/>
+        </w:rPr>
+      </w:pPr>
+      <w:r>
+        <w:rPr>
+          <w:rFonts w:hint="eastAsia"/>
+          <w:lang w:val="fr-FR"/>
+        </w:rPr>
+        <w:t>P</w:t>
+      </w:r>
+      <w:r>
+        <w:rPr>
+          <w:lang w:val="fr-FR"/>
+        </w:rPr>
+        <w:t xml:space="preserve">rix : vert, </w:t>
+      </w:r>
+    </w:p>
+    <w:p>
+      <w:pPr>
+        <w:rPr>
+          <w:rFonts w:hint="eastAsia"/>
+          <w:lang w:val="fr-FR"/>
+        </w:rPr>
+      </w:pPr>
+      <w:r>
+        <w:rPr>
+          <w:rFonts w:hint="eastAsia"/>
+          <w:lang w:val="fr-FR"/>
+        </w:rPr>
+        <w:t>D</w:t>
+      </w:r>
+      <w:r>
+        <w:rPr>
+          <w:lang w:val="fr-FR"/>
+        </w:rPr>
+        <w:t>ensité : rouge</w:t>
+      </w:r>
+    </w:p>
+    <w:p>
+      <w:pPr>
+        <w:rPr>
+          <w:rFonts w:hint="eastAsia"/>
+          <w:lang w:val="fr-FR"/>
+        </w:rPr>
+      </w:pPr>
+      <w:r>
+        <w:rPr>
+          <w:lang w:val="fr-FR"/>
+        </w:rPr>
+        <w:t>…</w:t>
+      </w:r>
+    </w:p>
+    <w:p>
+      <w:pPr>
+        <w:rPr>
+          <w:rFonts w:hint="eastAsia"/>
+          <w:lang w:val="fr-FR"/>
+        </w:rPr>
+      </w:pPr>
+      <w:r>
+        <w:rPr>
+          <w:noProof/>
           <w:lang w:val="fr-FR"/>
         </w:rPr>
         <w:drawing>
@@ -2949,46 +3477,59 @@
         <w:rPr>
           <w:lang w:val="fr-FR"/>
         </w:rPr>
-        <w:t xml:space="preserve">met en évidence une évolution marquée de l’usage des références aux Jeux Olympiques comme levier d’attractivité. Entre mars et juin 2024, le nombre d’hôtes mentionnant explicitement les Jeux Olympiques dans leur </w:t>
+        <w:t xml:space="preserve">met en évidence une évolution marquée de l’usage des références aux Jeux Olympiques comme levier d’attractivité. Entre mars et juin 2024, le nombre d’hôtes mentionnant explicitement les Jeux Olympiques dans leur description personnelle a presque doublé, passant de 2 376 à 5 048, tandis que leur proportion est passée d’environ 5 % à 8 % de l’ensemble des hôtes. Cette augmentation confirme que les Jeux Olympiques ont été mobilisés comme un argument de communication par une part croissante des hôtes à l’approche de l’événement. </w:t>
+      </w:r>
+    </w:p>
+    <w:p>
+      <w:pPr>
+        <w:rPr>
+          <w:rFonts w:hint="eastAsia"/>
+          <w:lang w:val="fr-FR"/>
+        </w:rPr>
+      </w:pPr>
+      <w:r>
+        <w:rPr>
+          <w:lang w:val="fr-FR"/>
+        </w:rPr>
+        <w:t xml:space="preserve">Sur le plan spatial, les hôtes mentionnant les Jeux Olympiques apparaissent plus concentrés dans les arrondissements situés à proximité des principaux sites olympiques, notamment les 18e, 19e, 15e, 16e, 12e et 13e arrondissements, où leur proportion </w:t>
       </w:r>
       <w:r>
         <w:rPr>
           <w:lang w:val="fr-FR"/>
         </w:rPr>
         <w:lastRenderedPageBreak/>
-        <w:t xml:space="preserve">description personnelle a presque doublé, passant de 2 376 à 5 048, tandis que leur proportion est passée d’environ 5 % à 8 % de l’ensemble des hôtes. Cette augmentation confirme que les Jeux Olympiques ont été mobilisés comme un argument de communication par une part croissante des hôtes à l’approche de l’événement. </w:t>
-      </w:r>
-    </w:p>
-    <w:p>
-      <w:pPr>
-        <w:rPr>
-          <w:rFonts w:hint="eastAsia"/>
-          <w:lang w:val="fr-FR"/>
-        </w:rPr>
-      </w:pPr>
-      <w:r>
-        <w:rPr>
-          <w:lang w:val="fr-FR"/>
-        </w:rPr>
-        <w:t>Sur le plan spatial, les hôtes mentionnant les Jeux Olympiques apparaissent plus concentrés dans les arrondissements situés à proximité des principaux sites olympiques, notamment les 18e, 19e, 15e, 16e, 12e et 13e arrondissements, où leur proportion atteint ou dépasse 10 %. En septembre 2024, cette dynamique connaît un léger reflux : le nombre total d’hôtes mentionnant les Jeux Olympiques diminue pour atteindre environ 3 000, et leur part relative revient autour de 6 %, avec des proportions inférieures ou proches de 10 % dans la majorité des arrondissements. Cette évolution peut s’expliquer en partie par le caractère temporaire de l’événement, ainsi que par une certaine inertie dans la mise à jour des textes de présentation.</w:t>
-      </w:r>
-    </w:p>
-    <w:p>
-      <w:pPr>
-        <w:rPr>
-          <w:rFonts w:hint="eastAsia"/>
-          <w:lang w:val="fr-FR"/>
-        </w:rPr>
-      </w:pPr>
-      <w:r>
-        <w:rPr>
+        <w:t xml:space="preserve">atteint ou dépasse 10 %. En septembre 2024, cette dynamique connaît un léger reflux : le nombre total d’hôtes mentionnant les Jeux Olympiques diminue pour atteindre environ 3 </w:t>
+      </w:r>
+      <w:r>
+        <w:rPr>
+          <w:lang w:val="fr-FR"/>
+        </w:rPr>
+        <w:t>2</w:t>
+      </w:r>
+      <w:r>
+        <w:rPr>
+          <w:lang w:val="fr-FR"/>
+        </w:rPr>
+        <w:t>00, et leur part relative revient autour de 6 %, avec des proportions inférieures ou proches de 10 % dans la majorité des arrondissements. Cette évolution peut s’expliquer en partie par le caractère temporaire de l’événement, ainsi que par une certaine inertie dans la mise à jour des textes de présentation.</w:t>
+      </w:r>
+    </w:p>
+    <w:p>
+      <w:pPr>
+        <w:rPr>
+          <w:rFonts w:hint="eastAsia"/>
+          <w:lang w:val="fr-FR"/>
+        </w:rPr>
+      </w:pPr>
+      <w:r>
+        <w:rPr>
+          <w:noProof/>
           <w:lang w:val="fr-FR"/>
         </w:rPr>
         <w:drawing>
-          <wp:inline distT="0" distB="0" distL="0" distR="0" wp14:anchorId="08F062C6" wp14:editId="291CBCE0">
-            <wp:extent cx="5274310" cy="1336675"/>
+          <wp:inline distT="0" distB="0" distL="0" distR="0" wp14:anchorId="74335844" wp14:editId="2ADDD367">
+            <wp:extent cx="5274310" cy="1513205"/>
             <wp:effectExtent l="0" t="0" r="2540" b="0"/>
-            <wp:docPr id="1566602300" name="图片 1" descr="地图&#10;&#10;AI 生成的内容可能不正确。"/>
+            <wp:docPr id="1413211492" name="图片 1" descr="地图&#10;&#10;AI 生成的内容可能不正确。"/>
             <wp:cNvGraphicFramePr>
               <a:graphicFrameLocks xmlns:a="http://schemas.openxmlformats.org/drawingml/2006/main" noChangeAspect="1"/>
             </wp:cNvGraphicFramePr>
@@ -2996,7 +3537,7 @@
               <a:graphicData uri="http://schemas.openxmlformats.org/drawingml/2006/picture">
                 <pic:pic xmlns:pic="http://schemas.openxmlformats.org/drawingml/2006/picture">
                   <pic:nvPicPr>
-                    <pic:cNvPr id="1566602300" name="图片 1" descr="地图&#10;&#10;AI 生成的内容可能不正确。"/>
+                    <pic:cNvPr id="1413211492" name="图片 1" descr="地图&#10;&#10;AI 生成的内容可能不正确。"/>
                     <pic:cNvPicPr/>
                   </pic:nvPicPr>
                   <pic:blipFill>
@@ -3008,7 +3549,7 @@
                   <pic:spPr>
                     <a:xfrm>
                       <a:off x="0" y="0"/>
-                      <a:ext cx="5274310" cy="1336675"/>
+                      <a:ext cx="5274310" cy="1513205"/>
                     </a:xfrm>
                     <a:prstGeom prst="rect">
                       <a:avLst/>
@@ -3131,44 +3672,115 @@
         <w:rPr>
           <w:lang w:val="fr-FR"/>
         </w:rPr>
-        <w:t xml:space="preserve">De plus, bien que le nombre d’hôtes mentionnant les Jeux Olympiques augmente nettement en juin 2024, cette stratégie discursive n’est pas majoritairement portée par les hôtes récemment entrés ou réactivés sur la plateforme. Parmi les hôtes mentionnant </w:t>
+        <w:t xml:space="preserve">De plus, bien que le nombre d’hôtes mentionnant les Jeux Olympiques augmente nettement en juin 2024, cette stratégie discursive </w:t>
+      </w:r>
+      <w:r>
+        <w:rPr>
+          <w:lang w:val="fr-FR"/>
+        </w:rPr>
+        <w:t>ne sont pas portée par tous les nouveaux entrants</w:t>
+      </w:r>
+      <w:r>
+        <w:rPr>
+          <w:lang w:val="fr-FR"/>
+        </w:rPr>
+        <w:t xml:space="preserve">. Parmi les hôtes mentionnant </w:t>
       </w:r>
       <w:r>
         <w:rPr>
           <w:highlight w:val="yellow"/>
           <w:lang w:val="fr-FR"/>
         </w:rPr>
-        <w:t>les Jeux Olympiques, seuls 32 % correspondent à des hôtes en changement, et 22 % à</w:t>
-      </w:r>
-      <w:r>
-        <w:rPr>
-          <w:lang w:val="fr-FR"/>
-        </w:rPr>
-        <w:t xml:space="preserve"> des nouveaux hôtes</w:t>
-      </w:r>
-      <w:r>
-        <w:rPr>
-          <w:lang w:val="fr-FR"/>
-        </w:rPr>
-        <w:t xml:space="preserve"> ou des hôtes reactifs</w:t>
-      </w:r>
-      <w:r>
-        <w:rPr>
-          <w:lang w:val="fr-FR"/>
-        </w:rPr>
-        <w:t xml:space="preserve">. Ces résultats suggèrent que, même parmi les hôtes ayant adapté leur activité à l’approche des Jeux Olympiques, la mobilisation explicite de l’événement dans les textes de présentation reste partielle. Les Jeux Olympiques apparaissent ainsi comme une ressource communicationnelle complémentaire, mobilisée de manière sélective, plutôt que comme un argument </w:t>
-      </w:r>
-      <w:r>
-        <w:rPr>
-          <w:lang w:val="fr-FR"/>
-        </w:rPr>
-        <w:lastRenderedPageBreak/>
-        <w:t>central et systématique dans les stratégies des hôtes.</w:t>
-      </w:r>
-    </w:p>
-    <w:p>
-      <w:pPr>
-        <w:rPr>
+        <w:t xml:space="preserve">les Jeux Olympiques, </w:t>
+      </w:r>
+      <w:r>
+        <w:rPr>
+          <w:highlight w:val="yellow"/>
+          <w:lang w:val="fr-FR"/>
+        </w:rPr>
+        <w:t>58</w:t>
+      </w:r>
+      <w:r>
+        <w:rPr>
+          <w:highlight w:val="yellow"/>
+          <w:lang w:val="fr-FR"/>
+        </w:rPr>
+        <w:t xml:space="preserve"> % correspondent à des hôtes en changement, et </w:t>
+      </w:r>
+      <w:r>
+        <w:rPr>
+          <w:highlight w:val="yellow"/>
+          <w:lang w:val="fr-FR"/>
+        </w:rPr>
+        <w:t>50</w:t>
+      </w:r>
+      <w:r>
+        <w:rPr>
+          <w:highlight w:val="yellow"/>
+          <w:lang w:val="fr-FR"/>
+        </w:rPr>
+        <w:t xml:space="preserve"> % à</w:t>
+      </w:r>
+      <w:r>
+        <w:rPr>
+          <w:lang w:val="fr-FR"/>
+        </w:rPr>
+        <w:t xml:space="preserve"> des </w:t>
+      </w:r>
+      <w:r>
+        <w:rPr>
+          <w:rFonts w:hint="eastAsia"/>
+          <w:lang w:val="fr-FR"/>
+        </w:rPr>
+        <w:t>entr</w:t>
+      </w:r>
+      <w:r>
+        <w:rPr>
+          <w:lang w:val="fr-FR"/>
+        </w:rPr>
+        <w:t>ants récents</w:t>
+      </w:r>
+      <w:r>
+        <w:rPr>
+          <w:lang w:val="fr-FR"/>
+        </w:rPr>
+        <w:t>.</w:t>
+      </w:r>
+    </w:p>
+    <w:p>
+      <w:pPr>
+        <w:rPr>
+          <w:rFonts w:hint="eastAsia"/>
+          <w:lang w:val="fr-FR"/>
+        </w:rPr>
+      </w:pPr>
+    </w:p>
+    <w:p>
+      <w:pPr>
+        <w:rPr>
+          <w:rFonts w:hint="eastAsia"/>
+          <w:lang w:val="fr-FR"/>
+        </w:rPr>
+      </w:pPr>
+      <w:r>
+        <w:rPr>
+          <w:lang w:val="fr-FR"/>
+        </w:rPr>
+        <w:t>Ces résultats suggèrent que, même parmi les hôtes ayant adapté leur activité à l’approche des Jeux Olympiques, la mobilisation explicite de l’événement dans les textes de présentation reste partielle. Les Jeux Olympiques apparaissent ainsi comme une ressource communicationnelle complémentaire, mobilisée de manière sélective, plutôt que comme un argument central et systématique dans les stratégies des hôtes.</w:t>
+      </w:r>
+    </w:p>
+    <w:p>
+      <w:pPr>
+        <w:rPr>
+          <w:rFonts w:hint="eastAsia"/>
+          <w:lang w:val="fr-FR"/>
+        </w:rPr>
+      </w:pPr>
+    </w:p>
+    <w:p>
+      <w:pPr>
+        <w:rPr>
+          <w:rFonts w:hint="eastAsia"/>
           <w:lang w:val="fr-FR"/>
         </w:rPr>
       </w:pPr>
@@ -3216,6 +3828,7 @@
         <w:rPr>
           <w:lang w:val="fr-FR"/>
         </w:rPr>
+        <w:lastRenderedPageBreak/>
         <w:t>Cette analyse met en évidence l’impact temporaire et différencié des Jeux Olympiques de Paris 2024 sur le marché Airbnb. À l’échelle globale, le nombre de logements, les prix et les jours de disponibilité ont augmenté avant l’événement, illustrant une adaptation rapide du marché, avant de revenir partiellement aux niveaux précédents après la période olympique.</w:t>
       </w:r>
     </w:p>
@@ -3628,12 +4241,12 @@
     </w:lvl>
   </w:abstractNum>
   <w:abstractNum w:abstractNumId="1" w15:restartNumberingAfterBreak="0">
-    <w:nsid w:val="37E62D02"/>
+    <w:nsid w:val="0FFA1BAC"/>
     <w:multiLevelType w:val="hybridMultilevel"/>
-    <w:tmpl w:val="424848BE"/>
-    <w:lvl w:ilvl="0" w:tplc="1102DE78">
+    <w:tmpl w:val="C304F96C"/>
+    <w:lvl w:ilvl="0" w:tplc="91C24984">
       <w:numFmt w:val="bullet"/>
-      <w:lvlText w:val=""/>
+      <w:lvlText w:val=""/>
       <w:lvlJc w:val="left"/>
       <w:pPr>
         <w:ind w:left="360" w:hanging="360"/>
@@ -3740,6 +4353,118 @@
     </w:lvl>
   </w:abstractNum>
   <w:abstractNum w:abstractNumId="2" w15:restartNumberingAfterBreak="0">
+    <w:nsid w:val="37E62D02"/>
+    <w:multiLevelType w:val="hybridMultilevel"/>
+    <w:tmpl w:val="424848BE"/>
+    <w:lvl w:ilvl="0" w:tplc="1102DE78">
+      <w:numFmt w:val="bullet"/>
+      <w:lvlText w:val=""/>
+      <w:lvlJc w:val="left"/>
+      <w:pPr>
+        <w:ind w:left="360" w:hanging="360"/>
+      </w:pPr>
+      <w:rPr>
+        <w:rFonts w:ascii="Wingdings" w:eastAsiaTheme="minorEastAsia" w:hAnsi="Wingdings" w:cstheme="minorBidi" w:hint="default"/>
+      </w:rPr>
+    </w:lvl>
+    <w:lvl w:ilvl="1" w:tplc="04090003" w:tentative="1">
+      <w:start w:val="1"/>
+      <w:numFmt w:val="bullet"/>
+      <w:lvlText w:val=""/>
+      <w:lvlJc w:val="left"/>
+      <w:pPr>
+        <w:ind w:left="880" w:hanging="440"/>
+      </w:pPr>
+      <w:rPr>
+        <w:rFonts w:ascii="Wingdings" w:hAnsi="Wingdings" w:hint="default"/>
+      </w:rPr>
+    </w:lvl>
+    <w:lvl w:ilvl="2" w:tplc="04090005" w:tentative="1">
+      <w:start w:val="1"/>
+      <w:numFmt w:val="bullet"/>
+      <w:lvlText w:val=""/>
+      <w:lvlJc w:val="left"/>
+      <w:pPr>
+        <w:ind w:left="1320" w:hanging="440"/>
+      </w:pPr>
+      <w:rPr>
+        <w:rFonts w:ascii="Wingdings" w:hAnsi="Wingdings" w:hint="default"/>
+      </w:rPr>
+    </w:lvl>
+    <w:lvl w:ilvl="3" w:tplc="04090001" w:tentative="1">
+      <w:start w:val="1"/>
+      <w:numFmt w:val="bullet"/>
+      <w:lvlText w:val=""/>
+      <w:lvlJc w:val="left"/>
+      <w:pPr>
+        <w:ind w:left="1760" w:hanging="440"/>
+      </w:pPr>
+      <w:rPr>
+        <w:rFonts w:ascii="Wingdings" w:hAnsi="Wingdings" w:hint="default"/>
+      </w:rPr>
+    </w:lvl>
+    <w:lvl w:ilvl="4" w:tplc="04090003" w:tentative="1">
+      <w:start w:val="1"/>
+      <w:numFmt w:val="bullet"/>
+      <w:lvlText w:val=""/>
+      <w:lvlJc w:val="left"/>
+      <w:pPr>
+        <w:ind w:left="2200" w:hanging="440"/>
+      </w:pPr>
+      <w:rPr>
+        <w:rFonts w:ascii="Wingdings" w:hAnsi="Wingdings" w:hint="default"/>
+      </w:rPr>
+    </w:lvl>
+    <w:lvl w:ilvl="5" w:tplc="04090005" w:tentative="1">
+      <w:start w:val="1"/>
+      <w:numFmt w:val="bullet"/>
+      <w:lvlText w:val=""/>
+      <w:lvlJc w:val="left"/>
+      <w:pPr>
+        <w:ind w:left="2640" w:hanging="440"/>
+      </w:pPr>
+      <w:rPr>
+        <w:rFonts w:ascii="Wingdings" w:hAnsi="Wingdings" w:hint="default"/>
+      </w:rPr>
+    </w:lvl>
+    <w:lvl w:ilvl="6" w:tplc="04090001" w:tentative="1">
+      <w:start w:val="1"/>
+      <w:numFmt w:val="bullet"/>
+      <w:lvlText w:val=""/>
+      <w:lvlJc w:val="left"/>
+      <w:pPr>
+        <w:ind w:left="3080" w:hanging="440"/>
+      </w:pPr>
+      <w:rPr>
+        <w:rFonts w:ascii="Wingdings" w:hAnsi="Wingdings" w:hint="default"/>
+      </w:rPr>
+    </w:lvl>
+    <w:lvl w:ilvl="7" w:tplc="04090003" w:tentative="1">
+      <w:start w:val="1"/>
+      <w:numFmt w:val="bullet"/>
+      <w:lvlText w:val=""/>
+      <w:lvlJc w:val="left"/>
+      <w:pPr>
+        <w:ind w:left="3520" w:hanging="440"/>
+      </w:pPr>
+      <w:rPr>
+        <w:rFonts w:ascii="Wingdings" w:hAnsi="Wingdings" w:hint="default"/>
+      </w:rPr>
+    </w:lvl>
+    <w:lvl w:ilvl="8" w:tplc="04090005" w:tentative="1">
+      <w:start w:val="1"/>
+      <w:numFmt w:val="bullet"/>
+      <w:lvlText w:val=""/>
+      <w:lvlJc w:val="left"/>
+      <w:pPr>
+        <w:ind w:left="3960" w:hanging="440"/>
+      </w:pPr>
+      <w:rPr>
+        <w:rFonts w:ascii="Wingdings" w:hAnsi="Wingdings" w:hint="default"/>
+      </w:rPr>
+    </w:lvl>
+  </w:abstractNum>
+  <w:abstractNum w:abstractNumId="3" w15:restartNumberingAfterBreak="0">
     <w:nsid w:val="5F0E75A1"/>
     <w:multiLevelType w:val="multilevel"/>
     <w:tmpl w:val="B6B6E362"/>
@@ -3878,7 +4603,7 @@
       </w:rPr>
     </w:lvl>
   </w:abstractNum>
-  <w:abstractNum w:abstractNumId="3" w15:restartNumberingAfterBreak="0">
+  <w:abstractNum w:abstractNumId="4" w15:restartNumberingAfterBreak="0">
     <w:nsid w:val="77567E90"/>
     <w:multiLevelType w:val="multilevel"/>
     <w:tmpl w:val="55843FCE"/>
@@ -4028,16 +4753,19 @@
     </w:lvl>
   </w:abstractNum>
   <w:num w:numId="1" w16cid:durableId="36584308">
-    <w:abstractNumId w:val="1"/>
+    <w:abstractNumId w:val="2"/>
   </w:num>
   <w:num w:numId="2" w16cid:durableId="451485146">
-    <w:abstractNumId w:val="3"/>
+    <w:abstractNumId w:val="4"/>
   </w:num>
   <w:num w:numId="3" w16cid:durableId="1618415919">
-    <w:abstractNumId w:val="2"/>
+    <w:abstractNumId w:val="3"/>
   </w:num>
   <w:num w:numId="4" w16cid:durableId="1420953963">
     <w:abstractNumId w:val="0"/>
+  </w:num>
+  <w:num w:numId="5" w16cid:durableId="1755589809">
+    <w:abstractNumId w:val="1"/>
   </w:num>
 </w:numbering>
 </file>
@@ -4649,6 +5377,7 @@
   <w:style w:type="character" w:default="1" w:styleId="a0">
     <w:name w:val="Default Paragraph Font"/>
     <w:uiPriority w:val="1"/>
+    <w:semiHidden/>
     <w:unhideWhenUsed/>
   </w:style>
   <w:style w:type="table" w:default="1" w:styleId="a1">

--- a/rapport_fr.docx
+++ b/rapport_fr.docx
@@ -1539,11 +1539,13 @@
     <w:p>
       <w:pPr>
         <w:rPr>
-          <w:lang w:val="fr-FR"/>
-        </w:rPr>
-      </w:pPr>
-      <w:r>
-        <w:rPr>
+          <w:rFonts w:hint="eastAsia"/>
+          <w:lang w:val="fr-FR"/>
+        </w:rPr>
+      </w:pPr>
+      <w:r>
+        <w:rPr>
+          <w:noProof/>
           <w:lang w:val="fr-FR"/>
         </w:rPr>
         <w:drawing>
@@ -1587,11 +1589,13 @@
       <w:pPr>
         <w:jc w:val="center"/>
         <w:rPr>
-          <w:lang w:val="fr-FR"/>
-        </w:rPr>
-      </w:pPr>
-      <w:r>
-        <w:rPr>
+          <w:rFonts w:hint="eastAsia"/>
+          <w:lang w:val="fr-FR"/>
+        </w:rPr>
+      </w:pPr>
+      <w:r>
+        <w:rPr>
+          <w:noProof/>
           <w:lang w:val="fr-FR"/>
         </w:rPr>
         <w:drawing>
@@ -1635,6 +1639,7 @@
       <w:pPr>
         <w:jc w:val="center"/>
         <w:rPr>
+          <w:rFonts w:hint="eastAsia"/>
           <w:lang w:val="fr-FR"/>
         </w:rPr>
       </w:pPr>
@@ -1786,11 +1791,13 @@
     <w:p>
       <w:pPr>
         <w:rPr>
-          <w:lang w:val="fr-FR"/>
-        </w:rPr>
-      </w:pPr>
-      <w:r>
-        <w:rPr>
+          <w:rFonts w:hint="eastAsia"/>
+          <w:lang w:val="fr-FR"/>
+        </w:rPr>
+      </w:pPr>
+      <w:r>
+        <w:rPr>
+          <w:noProof/>
           <w:lang w:val="fr-FR"/>
         </w:rPr>
         <w:drawing>
@@ -1833,13 +1840,15 @@
     <w:p>
       <w:pPr>
         <w:rPr>
-          <w:lang w:val="fr-FR"/>
-        </w:rPr>
-      </w:pPr>
-    </w:p>
-    <w:p>
-      <w:pPr>
-        <w:rPr>
+          <w:rFonts w:hint="eastAsia"/>
+          <w:lang w:val="fr-FR"/>
+        </w:rPr>
+      </w:pPr>
+    </w:p>
+    <w:p>
+      <w:pPr>
+        <w:rPr>
+          <w:rFonts w:hint="eastAsia"/>
           <w:lang w:val="fr-FR"/>
         </w:rPr>
       </w:pPr>
@@ -1907,11 +1916,13 @@
     <w:p>
       <w:pPr>
         <w:rPr>
-          <w:lang w:val="fr-FR"/>
-        </w:rPr>
-      </w:pPr>
-      <w:r>
-        <w:rPr>
+          <w:rFonts w:hint="eastAsia"/>
+          <w:lang w:val="fr-FR"/>
+        </w:rPr>
+      </w:pPr>
+      <w:r>
+        <w:rPr>
+          <w:noProof/>
           <w:lang w:val="fr-FR"/>
         </w:rPr>
         <w:drawing>
@@ -1954,6 +1965,7 @@
     <w:p>
       <w:pPr>
         <w:rPr>
+          <w:rFonts w:hint="eastAsia"/>
           <w:lang w:val="fr-FR"/>
         </w:rPr>
       </w:pPr>
@@ -2022,7 +2034,31 @@
           <w:lang w:val="fr-FR"/>
         </w:rPr>
         <w:lastRenderedPageBreak/>
-        <w:t>En septembre, même si le nombre d’hôtes a diminué et que les prix sont retombés, le nombre de jours disponibles ne chute pas : on observe une légère diminution de 1 à 3 jours dans les arrondissements centraux, tandis que les arrondissements périphériques (11e–20e) affichent une</w:t>
+        <w:t xml:space="preserve">En septembre, même si le nombre d’hôtes a diminué et que les prix sont retombés, le nombre de jours disponibles ne chute pas : on observe une légère diminution de 1 à 3 jours dans les arrondissements centraux, tandis que les arrondissements </w:t>
+      </w:r>
+      <w:r>
+        <w:rPr>
+          <w:lang w:val="fr-FR"/>
+        </w:rPr>
+        <w:t>ext</w:t>
+      </w:r>
+      <w:r>
+        <w:rPr>
+          <w:lang w:val="fr-FR"/>
+        </w:rPr>
+        <w:t>éri</w:t>
+      </w:r>
+      <w:r>
+        <w:rPr>
+          <w:lang w:val="fr-FR"/>
+        </w:rPr>
+        <w:t xml:space="preserve">eurs </w:t>
+      </w:r>
+      <w:r>
+        <w:rPr>
+          <w:lang w:val="fr-FR"/>
+        </w:rPr>
+        <w:t>(11e–20e) affichent une</w:t>
       </w:r>
       <w:r>
         <w:rPr>
@@ -2294,10 +2330,10 @@
           <w:lang w:val="fr-FR"/>
         </w:rPr>
         <w:drawing>
-          <wp:inline distT="0" distB="0" distL="0" distR="0" wp14:anchorId="3D5F81CA" wp14:editId="407246D6">
-            <wp:extent cx="2718146" cy="1943543"/>
-            <wp:effectExtent l="0" t="0" r="6350" b="0"/>
-            <wp:docPr id="1120524053" name="图片 1" descr="图示&#10;&#10;AI 生成的内容可能不正确。"/>
+          <wp:inline distT="0" distB="0" distL="0" distR="0" wp14:anchorId="502AE87A" wp14:editId="3E69E99A">
+            <wp:extent cx="3231167" cy="2307254"/>
+            <wp:effectExtent l="0" t="0" r="7620" b="0"/>
+            <wp:docPr id="2134456151" name="图片 1"/>
             <wp:cNvGraphicFramePr>
               <a:graphicFrameLocks xmlns:a="http://schemas.openxmlformats.org/drawingml/2006/main" noChangeAspect="1"/>
             </wp:cNvGraphicFramePr>
@@ -2305,7 +2341,7 @@
               <a:graphicData uri="http://schemas.openxmlformats.org/drawingml/2006/picture">
                 <pic:pic xmlns:pic="http://schemas.openxmlformats.org/drawingml/2006/picture">
                   <pic:nvPicPr>
-                    <pic:cNvPr id="1120524053" name="图片 1" descr="图示&#10;&#10;AI 生成的内容可能不正确。"/>
+                    <pic:cNvPr id="2134456151" name=""/>
                     <pic:cNvPicPr/>
                   </pic:nvPicPr>
                   <pic:blipFill>
@@ -2317,7 +2353,7 @@
                   <pic:spPr>
                     <a:xfrm>
                       <a:off x="0" y="0"/>
-                      <a:ext cx="2726892" cy="1949796"/>
+                      <a:ext cx="3236244" cy="2310879"/>
                     </a:xfrm>
                     <a:prstGeom prst="rect">
                       <a:avLst/>
@@ -2360,14 +2396,14 @@
         <w:rPr>
           <w:lang w:val="fr-FR"/>
         </w:rPr>
-        <w:t xml:space="preserve">apparaît relativement homogène à l’échelle de l’espace parisien. La majorité des arrondissements se situe dans une fourchette comprise entre 37 % et 50 %. Les arrondissements centraux (1er–6e) présentent des proportions légèrement inférieures, autour de 37 % à 45 %, ce qui peut s’expliquer par un marché plus mature et une base d’hôtes plus stable, laissant moins </w:t>
+        <w:t xml:space="preserve">apparaît relativement homogène à l’échelle de l’espace parisien. La majorité des arrondissements se situe dans une fourchette comprise entre 37 % et 50 %. Les arrondissements centraux (1er–6e) </w:t>
       </w:r>
       <w:r>
         <w:rPr>
           <w:lang w:val="fr-FR"/>
         </w:rPr>
         <w:lastRenderedPageBreak/>
-        <w:t>de marge à des ajustements de court terme.</w:t>
+        <w:t>présentent des proportions légèrement inférieures, autour de 37 % à 45 %, ce qui peut s’expliquer par un marché plus mature et une base d’hôtes plus stable, laissant moins de marge à des ajustements de court terme.</w:t>
       </w:r>
       <w:r>
         <w:rPr>
@@ -2612,14 +2648,13 @@
       </w:pPr>
       <w:r>
         <w:rPr>
-          <w:noProof/>
           <w:lang w:val="fr-FR"/>
         </w:rPr>
         <w:drawing>
-          <wp:inline distT="0" distB="0" distL="0" distR="0" wp14:anchorId="060E7979" wp14:editId="3D41C5C9">
-            <wp:extent cx="2399421" cy="1724891"/>
-            <wp:effectExtent l="0" t="0" r="1270" b="8890"/>
-            <wp:docPr id="135260321" name="图片 1" descr="图示&#10;&#10;AI 生成的内容可能不正确。"/>
+          <wp:inline distT="0" distB="0" distL="0" distR="0" wp14:anchorId="7C135305" wp14:editId="18B44BA7">
+            <wp:extent cx="2344808" cy="1674339"/>
+            <wp:effectExtent l="0" t="0" r="0" b="2540"/>
+            <wp:docPr id="1459415361" name="图片 1" descr="图示&#10;&#10;AI 生成的内容可能不正确。"/>
             <wp:cNvGraphicFramePr>
               <a:graphicFrameLocks xmlns:a="http://schemas.openxmlformats.org/drawingml/2006/main" noChangeAspect="1"/>
             </wp:cNvGraphicFramePr>
@@ -2627,7 +2662,7 @@
               <a:graphicData uri="http://schemas.openxmlformats.org/drawingml/2006/picture">
                 <pic:pic xmlns:pic="http://schemas.openxmlformats.org/drawingml/2006/picture">
                   <pic:nvPicPr>
-                    <pic:cNvPr id="135260321" name="图片 1" descr="图示&#10;&#10;AI 生成的内容可能不正确。"/>
+                    <pic:cNvPr id="1459415361" name="图片 1" descr="图示&#10;&#10;AI 生成的内容可能不正确。"/>
                     <pic:cNvPicPr/>
                   </pic:nvPicPr>
                   <pic:blipFill>
@@ -2639,7 +2674,7 @@
                   <pic:spPr>
                     <a:xfrm>
                       <a:off x="0" y="0"/>
-                      <a:ext cx="2407316" cy="1730567"/>
+                      <a:ext cx="2357741" cy="1683574"/>
                     </a:xfrm>
                     <a:prstGeom prst="rect">
                       <a:avLst/>
@@ -2659,14 +2694,19 @@
       </w:r>
       <w:r>
         <w:rPr>
-          <w:noProof/>
+          <w:lang w:val="fr-FR"/>
+        </w:rPr>
+        <w:t xml:space="preserve"> </w:t>
+      </w:r>
+      <w:r>
+        <w:rPr>
           <w:lang w:val="fr-FR"/>
         </w:rPr>
         <w:drawing>
-          <wp:inline distT="0" distB="0" distL="0" distR="0" wp14:anchorId="20785447" wp14:editId="47A9EA25">
-            <wp:extent cx="2477300" cy="1706611"/>
-            <wp:effectExtent l="0" t="0" r="0" b="8255"/>
-            <wp:docPr id="101290691" name="图片 1" descr="图示&#10;&#10;AI 生成的内容可能不正确。"/>
+          <wp:inline distT="0" distB="0" distL="0" distR="0" wp14:anchorId="2743C41A" wp14:editId="2FD8A568">
+            <wp:extent cx="2424701" cy="1668042"/>
+            <wp:effectExtent l="0" t="0" r="0" b="8890"/>
+            <wp:docPr id="1485555136" name="图片 1" descr="图示&#10;&#10;AI 生成的内容可能不正确。"/>
             <wp:cNvGraphicFramePr>
               <a:graphicFrameLocks xmlns:a="http://schemas.openxmlformats.org/drawingml/2006/main" noChangeAspect="1"/>
             </wp:cNvGraphicFramePr>
@@ -2674,7 +2714,7 @@
               <a:graphicData uri="http://schemas.openxmlformats.org/drawingml/2006/picture">
                 <pic:pic xmlns:pic="http://schemas.openxmlformats.org/drawingml/2006/picture">
                   <pic:nvPicPr>
-                    <pic:cNvPr id="101290691" name="图片 1" descr="图示&#10;&#10;AI 生成的内容可能不正确。"/>
+                    <pic:cNvPr id="1485555136" name="图片 1" descr="图示&#10;&#10;AI 生成的内容可能不正确。"/>
                     <pic:cNvPicPr/>
                   </pic:nvPicPr>
                   <pic:blipFill>
@@ -2686,7 +2726,7 @@
                   <pic:spPr>
                     <a:xfrm>
                       <a:off x="0" y="0"/>
-                      <a:ext cx="2494968" cy="1718783"/>
+                      <a:ext cx="2449646" cy="1685202"/>
                     </a:xfrm>
                     <a:prstGeom prst="rect">
                       <a:avLst/>
@@ -2746,7 +2786,16 @@
           <w:bCs/>
           <w:lang w:val="fr-FR"/>
         </w:rPr>
-        <w:t>participation au mar</w:t>
+        <w:t xml:space="preserve">participation au </w:t>
+      </w:r>
+      <w:r>
+        <w:rPr>
+          <w:b/>
+          <w:bCs/>
+          <w:lang w:val="fr-FR"/>
+        </w:rPr>
+        <w:lastRenderedPageBreak/>
+        <w:t>mar</w:t>
       </w:r>
       <w:r>
         <w:rPr>
@@ -2836,345 +2885,358 @@
           <w:bCs/>
           <w:lang w:val="fr-FR"/>
         </w:rPr>
-        <w:t xml:space="preserve">e </w:t>
-      </w:r>
-      <w:r>
-        <w:rPr>
-          <w:b/>
-          <w:bCs/>
+        <w:t xml:space="preserve">e la </w:t>
+      </w:r>
+      <w:r>
+        <w:rPr>
+          <w:b/>
+          <w:bCs/>
+          <w:lang w:val="fr-FR"/>
+        </w:rPr>
+        <w:t>présentation</w:t>
+      </w:r>
+      <w:r>
+        <w:rPr>
+          <w:b/>
+          <w:bCs/>
+          <w:lang w:val="fr-FR"/>
+        </w:rPr>
+        <w:t xml:space="preserve"> de soi</w:t>
+      </w:r>
+      <w:r>
+        <w:rPr>
+          <w:lang w:val="fr-FR"/>
+        </w:rPr>
+        <w:t xml:space="preserve">, lorsque les hôtes modifient leur description personnelle ou leur photo de profil. </w:t>
+      </w:r>
+    </w:p>
+    <w:p>
+      <w:pPr>
+        <w:rPr>
+          <w:rFonts w:hint="eastAsia"/>
+          <w:lang w:val="fr-FR"/>
+        </w:rPr>
+      </w:pPr>
+      <w:r>
+        <w:rPr>
+          <w:lang w:val="fr-FR"/>
+        </w:rPr>
+        <w:t>Dans les arrondissements</w:t>
+      </w:r>
+      <w:r>
+        <w:rPr>
+          <w:lang w:val="fr-FR"/>
+        </w:rPr>
+        <w:t xml:space="preserve"> extérieurs</w:t>
+      </w:r>
+      <w:r>
+        <w:rPr>
+          <w:lang w:val="fr-FR"/>
+        </w:rPr>
+        <w:t xml:space="preserve">, la majorité des hôtes en changement correspond à des </w:t>
+      </w:r>
+      <w:r>
+        <w:rPr>
+          <w:b/>
+          <w:bCs/>
+          <w:lang w:val="fr-FR"/>
+        </w:rPr>
+        <w:t>entrants récents sur le marché</w:t>
+      </w:r>
+      <w:r>
+        <w:rPr>
+          <w:lang w:val="fr-FR"/>
+        </w:rPr>
+        <w:t>. Ce phénomène est particulièrement marqué dans les arrondissements situés à proximité des sites olympiques — notamment les 10</w:t>
+      </w:r>
+      <w:r>
+        <w:rPr>
+          <w:rFonts w:ascii="Times New Roman" w:hAnsi="Times New Roman" w:cs="Times New Roman"/>
+        </w:rPr>
+        <w:t>ᵉ</w:t>
+      </w:r>
+      <w:r>
+        <w:rPr>
+          <w:lang w:val="fr-FR"/>
+        </w:rPr>
+        <w:t>, 11</w:t>
+      </w:r>
+      <w:r>
+        <w:rPr>
+          <w:rFonts w:ascii="Times New Roman" w:hAnsi="Times New Roman" w:cs="Times New Roman"/>
+        </w:rPr>
+        <w:t>ᵉ</w:t>
+      </w:r>
+      <w:r>
+        <w:rPr>
+          <w:lang w:val="fr-FR"/>
+        </w:rPr>
+        <w:t>, 12</w:t>
+      </w:r>
+      <w:r>
+        <w:rPr>
+          <w:rFonts w:ascii="Times New Roman" w:hAnsi="Times New Roman" w:cs="Times New Roman"/>
+        </w:rPr>
+        <w:t>ᵉ</w:t>
+      </w:r>
+      <w:r>
+        <w:rPr>
+          <w:lang w:val="fr-FR"/>
+        </w:rPr>
+        <w:t>, 13</w:t>
+      </w:r>
+      <w:r>
+        <w:rPr>
+          <w:rFonts w:ascii="Times New Roman" w:hAnsi="Times New Roman" w:cs="Times New Roman"/>
+        </w:rPr>
+        <w:t>ᵉ</w:t>
+      </w:r>
+      <w:r>
+        <w:rPr>
+          <w:lang w:val="fr-FR"/>
+        </w:rPr>
+        <w:t>, 17</w:t>
+      </w:r>
+      <w:r>
+        <w:rPr>
+          <w:rFonts w:ascii="Times New Roman" w:hAnsi="Times New Roman" w:cs="Times New Roman"/>
+        </w:rPr>
+        <w:t>ᵉ</w:t>
+      </w:r>
+      <w:r>
+        <w:rPr>
+          <w:lang w:val="fr-FR"/>
+        </w:rPr>
+        <w:t xml:space="preserve"> et 18</w:t>
+      </w:r>
+      <w:r>
+        <w:rPr>
+          <w:rFonts w:ascii="Times New Roman" w:hAnsi="Times New Roman" w:cs="Times New Roman"/>
+        </w:rPr>
+        <w:t>ᵉ</w:t>
+      </w:r>
+      <w:r>
+        <w:rPr>
+          <w:lang w:val="fr-FR"/>
+        </w:rPr>
+        <w:t xml:space="preserve"> — où cette catégorie représente plus de 80 % des hôtes en changement, contre environ 60 % à 75 % dans les arrondissements centraux. Cette configuration suggère que les Jeux Olympiques ont agi comme un </w:t>
+      </w:r>
+      <w:r>
+        <w:rPr>
+          <w:b/>
+          <w:bCs/>
+          <w:lang w:val="fr-FR"/>
+        </w:rPr>
+        <w:t>facteur d’entrée significatif à l’échelle de l’ensemble du marché Airbnb</w:t>
+      </w:r>
+      <w:r>
+        <w:rPr>
+          <w:lang w:val="fr-FR"/>
+        </w:rPr>
+        <w:t>, favorisant l’arrivée ou la réactivation d’acteurs auparavant absents, en particulier dans des quartiers offrant une accessibilité fonctionnelle aux sites olympiques.</w:t>
+      </w:r>
+    </w:p>
+    <w:p>
+      <w:pPr>
+        <w:rPr>
+          <w:rFonts w:hint="eastAsia"/>
+          <w:lang w:val="fr-FR"/>
+        </w:rPr>
+      </w:pPr>
+      <w:r>
+        <w:rPr>
+          <w:lang w:val="fr-FR"/>
+        </w:rPr>
+        <w:t xml:space="preserve">À l’inverse, dans les arrondissements les plus centraux de Paris (1er–9e), une part substantielle des hôtes en changement — de l’ordre de 30 % à 40 % — adopte des </w:t>
+      </w:r>
+      <w:r>
+        <w:rPr>
+          <w:b/>
+          <w:bCs/>
+          <w:lang w:val="fr-FR"/>
+        </w:rPr>
+        <w:t>modifications de leurs stratégies de visibilité</w:t>
+      </w:r>
+      <w:r>
+        <w:rPr>
+          <w:lang w:val="fr-FR"/>
+        </w:rPr>
+        <w:t xml:space="preserve">, qu’elles soient textuelles ou visuelles, tandis que cette proportion n’atteint que 12 % à 22 % dans les arrondissements </w:t>
+      </w:r>
+      <w:r>
+        <w:rPr>
+          <w:lang w:val="fr-FR"/>
+        </w:rPr>
+        <w:t>extérieurs</w:t>
+      </w:r>
+      <w:r>
+        <w:rPr>
+          <w:lang w:val="fr-FR"/>
+        </w:rPr>
+        <w:t xml:space="preserve">. Cette différence s’explique par la structure préexistante du marché : dans les zones centrales, déjà fortement dotées en logements Airbnb, l’offre apparaît relativement saturée, ce qui limite les possibilités d’expansion quantitative. Les hôtes en place privilégient alors des </w:t>
+      </w:r>
+      <w:r>
+        <w:rPr>
+          <w:b/>
+          <w:bCs/>
+          <w:lang w:val="fr-FR"/>
+        </w:rPr>
+        <w:t>stratégies d’adaptation qualitative</w:t>
+      </w:r>
+      <w:r>
+        <w:rPr>
+          <w:lang w:val="fr-FR"/>
+        </w:rPr>
+        <w:t>, visant à renforcer la visibilité et l’attractivité de leur annonce afin de capter la demande exceptionnelle induite par les Jeux Olympiques.</w:t>
+      </w:r>
+    </w:p>
+    <w:p>
+      <w:pPr>
+        <w:rPr>
+          <w:rFonts w:hint="eastAsia"/>
+          <w:lang w:val="fr-FR"/>
+        </w:rPr>
+      </w:pPr>
+      <w:r>
+        <w:rPr>
+          <w:lang w:val="fr-FR"/>
+        </w:rPr>
+        <w:t>Ces résultats confirment que les réponses comportementales des hôtes à un choc événementiel majeur ne sont pas homogènes, mais dépendent étroitement des conditions structurelles locales du marché.</w:t>
+      </w:r>
+    </w:p>
+    <w:p>
+      <w:pPr>
+        <w:rPr>
+          <w:rFonts w:hint="eastAsia"/>
+          <w:lang w:val="fr-FR"/>
+        </w:rPr>
+      </w:pPr>
+      <w:r>
+        <w:rPr>
+          <w:lang w:val="fr-FR"/>
+        </w:rPr>
+        <w:t>Au-delà de ces tendances générales, les 15</w:t>
+      </w:r>
+      <w:r>
+        <w:rPr>
+          <w:rFonts w:ascii="Times New Roman" w:hAnsi="Times New Roman" w:cs="Times New Roman"/>
+        </w:rPr>
+        <w:t>ᵉ</w:t>
+      </w:r>
+      <w:r>
+        <w:rPr>
+          <w:lang w:val="fr-FR"/>
+        </w:rPr>
+        <w:t xml:space="preserve"> et 16</w:t>
+      </w:r>
+      <w:r>
+        <w:rPr>
+          <w:rFonts w:ascii="Times New Roman" w:hAnsi="Times New Roman" w:cs="Times New Roman"/>
+        </w:rPr>
+        <w:t>ᵉ</w:t>
+      </w:r>
+      <w:r>
+        <w:rPr>
+          <w:lang w:val="fr-FR"/>
+        </w:rPr>
+        <w:t xml:space="preserve"> arrondissements apparaissent comme des zones mixtes, où l’on observe simultanément une proportion notable</w:t>
+      </w:r>
+      <w:r>
+        <w:rPr>
+          <w:lang w:val="fr-FR"/>
+        </w:rPr>
+        <w:t xml:space="preserve"> (</w:t>
+      </w:r>
+      <w:r>
+        <w:rPr>
+          <w:lang w:val="fr-FR"/>
+        </w:rPr>
+        <w:t>7</w:t>
+      </w:r>
+      <w:r>
+        <w:rPr>
+          <w:lang w:val="fr-FR"/>
+        </w:rPr>
+        <w:t>1</w:t>
+      </w:r>
+      <w:r>
+        <w:rPr>
+          <w:lang w:val="fr-FR"/>
+        </w:rPr>
+        <w:t>%</w:t>
+      </w:r>
+      <w:r>
+        <w:rPr>
+          <w:lang w:val="fr-FR"/>
+        </w:rPr>
+        <w:t>, 77%)</w:t>
+      </w:r>
+      <w:r>
+        <w:rPr>
+          <w:lang w:val="fr-FR"/>
+        </w:rPr>
+        <w:t xml:space="preserve"> d’hôtes récemment entrés sur le marché et une part significative </w:t>
+      </w:r>
+      <w:r>
+        <w:rPr>
+          <w:lang w:val="fr-FR"/>
+        </w:rPr>
+        <w:t>(22%, 28%)</w:t>
+      </w:r>
+      <w:r>
+        <w:rPr>
+          <w:lang w:val="fr-FR"/>
+        </w:rPr>
+        <w:t xml:space="preserve"> </w:t>
+      </w:r>
+      <w:r>
+        <w:rPr>
+          <w:lang w:val="fr-FR"/>
+        </w:rPr>
+        <w:t xml:space="preserve">d’hôtes adoptant des modifications stratégiques de leur présentation de soi, par rapport aux autres arrondissements. Cette observation confirme que la variation comportementale des hôtes n’est pas homogène, mais </w:t>
+      </w:r>
+      <w:r>
+        <w:rPr>
+          <w:b/>
+          <w:bCs/>
+          <w:lang w:val="fr-FR"/>
+        </w:rPr>
+        <w:t>dépend à la fois de la catégorie de comportement et de la localisation</w:t>
+      </w:r>
+      <w:r>
+        <w:rPr>
+          <w:lang w:val="fr-FR"/>
+        </w:rPr>
+        <w:t>, en parfaite cohérence avec notre H2.</w:t>
+      </w:r>
+    </w:p>
+    <w:p>
+      <w:pPr>
+        <w:rPr>
+          <w:rFonts w:hint="eastAsia"/>
+          <w:lang w:val="fr-FR"/>
+        </w:rPr>
+      </w:pPr>
+      <w:r>
+        <w:rPr>
+          <w:lang w:val="fr-FR"/>
+        </w:rPr>
+        <w:t xml:space="preserve">Par ailleurs, la représentation relativement faible des hôtes professionnels (28 %) et des superhôtes (11 %) parmi les hôtes en changement indique que ces transformations sont </w:t>
+      </w:r>
+      <w:r>
+        <w:rPr>
           <w:lang w:val="fr-FR"/>
         </w:rPr>
         <w:lastRenderedPageBreak/>
-        <w:t xml:space="preserve">la </w:t>
-      </w:r>
-      <w:r>
-        <w:rPr>
-          <w:b/>
-          <w:bCs/>
-          <w:lang w:val="fr-FR"/>
-        </w:rPr>
-        <w:t>présentation</w:t>
-      </w:r>
-      <w:r>
-        <w:rPr>
-          <w:b/>
-          <w:bCs/>
-          <w:lang w:val="fr-FR"/>
-        </w:rPr>
-        <w:t xml:space="preserve"> de soi</w:t>
-      </w:r>
-      <w:r>
-        <w:rPr>
-          <w:lang w:val="fr-FR"/>
-        </w:rPr>
-        <w:t xml:space="preserve">, lorsque les hôtes modifient leur description personnelle ou leur photo de profil. </w:t>
-      </w:r>
-    </w:p>
-    <w:p>
-      <w:pPr>
-        <w:rPr>
-          <w:rFonts w:hint="eastAsia"/>
-          <w:lang w:val="fr-FR"/>
-        </w:rPr>
-      </w:pPr>
-      <w:r>
-        <w:rPr>
-          <w:lang w:val="fr-FR"/>
-        </w:rPr>
-        <w:t xml:space="preserve">Dans les arrondissements situés en périphérie de Paris, la majorité des hôtes en changement correspond à des </w:t>
-      </w:r>
-      <w:r>
-        <w:rPr>
-          <w:b/>
-          <w:bCs/>
-          <w:lang w:val="fr-FR"/>
-        </w:rPr>
-        <w:t>entrants récents sur le marché</w:t>
-      </w:r>
-      <w:r>
-        <w:rPr>
-          <w:lang w:val="fr-FR"/>
-        </w:rPr>
-        <w:t>. Ce phénomène est particulièrement marqué dans les arrondissements situés à proximité des sites olympiques — notamment les 10</w:t>
-      </w:r>
-      <w:r>
-        <w:rPr>
-          <w:rFonts w:ascii="Times New Roman" w:hAnsi="Times New Roman" w:cs="Times New Roman"/>
-        </w:rPr>
-        <w:t>ᵉ</w:t>
-      </w:r>
-      <w:r>
-        <w:rPr>
-          <w:lang w:val="fr-FR"/>
-        </w:rPr>
-        <w:t>, 11</w:t>
-      </w:r>
-      <w:r>
-        <w:rPr>
-          <w:rFonts w:ascii="Times New Roman" w:hAnsi="Times New Roman" w:cs="Times New Roman"/>
-        </w:rPr>
-        <w:t>ᵉ</w:t>
-      </w:r>
-      <w:r>
-        <w:rPr>
-          <w:lang w:val="fr-FR"/>
-        </w:rPr>
-        <w:t>, 12</w:t>
-      </w:r>
-      <w:r>
-        <w:rPr>
-          <w:rFonts w:ascii="Times New Roman" w:hAnsi="Times New Roman" w:cs="Times New Roman"/>
-        </w:rPr>
-        <w:t>ᵉ</w:t>
-      </w:r>
-      <w:r>
-        <w:rPr>
-          <w:lang w:val="fr-FR"/>
-        </w:rPr>
-        <w:t>, 13</w:t>
-      </w:r>
-      <w:r>
-        <w:rPr>
-          <w:rFonts w:ascii="Times New Roman" w:hAnsi="Times New Roman" w:cs="Times New Roman"/>
-        </w:rPr>
-        <w:t>ᵉ</w:t>
-      </w:r>
-      <w:r>
-        <w:rPr>
-          <w:lang w:val="fr-FR"/>
-        </w:rPr>
-        <w:t>, 17</w:t>
-      </w:r>
-      <w:r>
-        <w:rPr>
-          <w:rFonts w:ascii="Times New Roman" w:hAnsi="Times New Roman" w:cs="Times New Roman"/>
-        </w:rPr>
-        <w:t>ᵉ</w:t>
-      </w:r>
-      <w:r>
-        <w:rPr>
-          <w:lang w:val="fr-FR"/>
-        </w:rPr>
-        <w:t xml:space="preserve"> et 18</w:t>
-      </w:r>
-      <w:r>
-        <w:rPr>
-          <w:rFonts w:ascii="Times New Roman" w:hAnsi="Times New Roman" w:cs="Times New Roman"/>
-        </w:rPr>
-        <w:t>ᵉ</w:t>
-      </w:r>
-      <w:r>
-        <w:rPr>
-          <w:lang w:val="fr-FR"/>
-        </w:rPr>
-        <w:t xml:space="preserve"> — où cette catégorie représente plus de 80 % des hôtes en changement, contre environ 60 % à 75 % dans les arrondissements centraux. Cette configuration suggère que les Jeux Olympiques ont agi comme un </w:t>
-      </w:r>
-      <w:r>
-        <w:rPr>
-          <w:b/>
-          <w:bCs/>
-          <w:lang w:val="fr-FR"/>
-        </w:rPr>
-        <w:t>facteur d’entrée significatif à l’échelle de l’ensemble du marché Airbnb</w:t>
-      </w:r>
-      <w:r>
-        <w:rPr>
-          <w:lang w:val="fr-FR"/>
-        </w:rPr>
-        <w:t>, favorisant l’arrivée ou la réactivation d’acteurs auparavant absents, en particulier dans des quartiers offrant une accessibilité fonctionnelle aux sites olympiques.</w:t>
-      </w:r>
-    </w:p>
-    <w:p>
-      <w:pPr>
-        <w:rPr>
-          <w:rFonts w:hint="eastAsia"/>
-          <w:lang w:val="fr-FR"/>
-        </w:rPr>
-      </w:pPr>
-      <w:r>
-        <w:rPr>
-          <w:lang w:val="fr-FR"/>
-        </w:rPr>
-        <w:t xml:space="preserve">À l’inverse, dans les arrondissements les plus centraux de Paris (1er–9e), une part substantielle des hôtes en changement — de l’ordre de 30 % à 40 % — adopte des </w:t>
-      </w:r>
-      <w:r>
-        <w:rPr>
-          <w:b/>
-          <w:bCs/>
-          <w:lang w:val="fr-FR"/>
-        </w:rPr>
-        <w:t>modifications de leurs stratégies de visibilité</w:t>
-      </w:r>
-      <w:r>
-        <w:rPr>
-          <w:lang w:val="fr-FR"/>
-        </w:rPr>
-        <w:t xml:space="preserve">, qu’elles soient textuelles ou visuelles, tandis que cette proportion n’atteint que 12 % à 22 % dans les arrondissements périphériques. Cette différence s’explique par la structure préexistante du marché : dans les zones centrales, déjà fortement dotées en logements Airbnb, l’offre apparaît relativement saturée, ce qui limite les possibilités d’expansion quantitative. Les hôtes en place privilégient alors des </w:t>
-      </w:r>
-      <w:r>
-        <w:rPr>
-          <w:b/>
-          <w:bCs/>
-          <w:lang w:val="fr-FR"/>
-        </w:rPr>
-        <w:t>stratégies d’adaptation qualitative</w:t>
-      </w:r>
-      <w:r>
-        <w:rPr>
-          <w:lang w:val="fr-FR"/>
-        </w:rPr>
-        <w:t>, visant à renforcer la visibilité et l’attractivité de leur annonce afin de capter la demande exceptionnelle induite par les Jeux Olympiques.</w:t>
-      </w:r>
-    </w:p>
-    <w:p>
-      <w:pPr>
-        <w:rPr>
-          <w:rFonts w:hint="eastAsia"/>
-          <w:lang w:val="fr-FR"/>
-        </w:rPr>
-      </w:pPr>
-      <w:r>
-        <w:rPr>
-          <w:lang w:val="fr-FR"/>
-        </w:rPr>
-        <w:t>Ces résultats confirment que les réponses comportementales des hôtes à un choc événementiel majeur ne sont pas homogènes, mais dépendent étroitement des conditions structurelles locales du marché.</w:t>
-      </w:r>
-    </w:p>
-    <w:p>
-      <w:pPr>
-        <w:rPr>
-          <w:rFonts w:hint="eastAsia"/>
-          <w:lang w:val="fr-FR"/>
-        </w:rPr>
-      </w:pPr>
-      <w:r>
-        <w:rPr>
-          <w:lang w:val="fr-FR"/>
-        </w:rPr>
-        <w:t>Au-delà de ces tendances générales, les 15</w:t>
-      </w:r>
-      <w:r>
-        <w:rPr>
-          <w:rFonts w:ascii="Times New Roman" w:hAnsi="Times New Roman" w:cs="Times New Roman"/>
-        </w:rPr>
-        <w:t>ᵉ</w:t>
-      </w:r>
-      <w:r>
-        <w:rPr>
-          <w:lang w:val="fr-FR"/>
-        </w:rPr>
-        <w:t xml:space="preserve"> et 16</w:t>
-      </w:r>
-      <w:r>
-        <w:rPr>
-          <w:rFonts w:ascii="Times New Roman" w:hAnsi="Times New Roman" w:cs="Times New Roman"/>
-        </w:rPr>
-        <w:t>ᵉ</w:t>
-      </w:r>
-      <w:r>
-        <w:rPr>
-          <w:lang w:val="fr-FR"/>
-        </w:rPr>
-        <w:t xml:space="preserve"> arrondissements apparaissent comme des zones mixtes, où l’on observe simultanément une proportion notable</w:t>
-      </w:r>
-      <w:r>
-        <w:rPr>
-          <w:lang w:val="fr-FR"/>
-        </w:rPr>
-        <w:t xml:space="preserve"> (</w:t>
-      </w:r>
-      <w:r>
-        <w:rPr>
-          <w:lang w:val="fr-FR"/>
-        </w:rPr>
-        <w:t>7</w:t>
-      </w:r>
-      <w:r>
-        <w:rPr>
-          <w:lang w:val="fr-FR"/>
-        </w:rPr>
-        <w:t>1</w:t>
-      </w:r>
-      <w:r>
-        <w:rPr>
-          <w:lang w:val="fr-FR"/>
-        </w:rPr>
-        <w:t>%</w:t>
-      </w:r>
-      <w:r>
-        <w:rPr>
-          <w:lang w:val="fr-FR"/>
-        </w:rPr>
-        <w:t>, 77%)</w:t>
-      </w:r>
-      <w:r>
-        <w:rPr>
-          <w:lang w:val="fr-FR"/>
-        </w:rPr>
-        <w:t xml:space="preserve"> d’hôtes récemment entrés sur le marché et une part significative </w:t>
-      </w:r>
-      <w:r>
-        <w:rPr>
-          <w:lang w:val="fr-FR"/>
-        </w:rPr>
-        <w:t>(22%, 28%)</w:t>
-      </w:r>
-      <w:r>
-        <w:rPr>
-          <w:lang w:val="fr-FR"/>
-        </w:rPr>
-        <w:t xml:space="preserve"> </w:t>
-      </w:r>
-      <w:r>
-        <w:rPr>
-          <w:lang w:val="fr-FR"/>
-        </w:rPr>
-        <w:t xml:space="preserve">d’hôtes adoptant des modifications stratégiques de leur présentation de soi, par rapport aux autres arrondissements. Cette observation confirme que la variation comportementale des hôtes n’est pas homogène, mais </w:t>
-      </w:r>
-      <w:r>
-        <w:rPr>
-          <w:b/>
-          <w:bCs/>
-          <w:lang w:val="fr-FR"/>
-        </w:rPr>
-        <w:t>dépend à la fois de la catégorie de comportement et de la localisation</w:t>
-      </w:r>
-      <w:r>
-        <w:rPr>
-          <w:lang w:val="fr-FR"/>
-        </w:rPr>
-        <w:t>, en parfaite cohérence avec notre H2.</w:t>
-      </w:r>
-    </w:p>
-    <w:p>
-      <w:pPr>
-        <w:rPr>
-          <w:rFonts w:hint="eastAsia"/>
-          <w:lang w:val="fr-FR"/>
-        </w:rPr>
-      </w:pPr>
-      <w:r>
-        <w:rPr>
-          <w:lang w:val="fr-FR"/>
-        </w:rPr>
-        <w:t xml:space="preserve">Par ailleurs, la représentation relativement faible des hôtes professionnels (28 %) et des superhôtes (11 %) parmi les hôtes en changement indique que ces transformations sont majoritairement portées par des acteurs non professionnels. Les Jeux Olympiques apparaissent ainsi comme un événement stimulant des </w:t>
-      </w:r>
-      <w:r>
-        <w:rPr>
-          <w:b/>
-          <w:bCs/>
-          <w:lang w:val="fr-FR"/>
-        </w:rPr>
-        <w:t xml:space="preserve">stratégies opportunistes et </w:t>
-      </w:r>
-      <w:r>
-        <w:rPr>
-          <w:b/>
-          <w:bCs/>
-          <w:lang w:val="fr-FR"/>
-        </w:rPr>
-        <w:lastRenderedPageBreak/>
-        <w:t>temporaires</w:t>
+        <w:t xml:space="preserve">majoritairement portées par des acteurs non professionnels. Les Jeux Olympiques apparaissent ainsi comme un événement stimulant des </w:t>
+      </w:r>
+      <w:r>
+        <w:rPr>
+          <w:b/>
+          <w:bCs/>
+          <w:lang w:val="fr-FR"/>
+        </w:rPr>
+        <w:t>stratégies opportunistes et temporaires</w:t>
       </w:r>
       <w:r>
         <w:rPr>
@@ -3491,14 +3553,14 @@
         <w:rPr>
           <w:lang w:val="fr-FR"/>
         </w:rPr>
-        <w:t xml:space="preserve">Sur le plan spatial, les hôtes mentionnant les Jeux Olympiques apparaissent plus concentrés dans les arrondissements situés à proximité des principaux sites olympiques, notamment les 18e, 19e, 15e, 16e, 12e et 13e arrondissements, où leur proportion </w:t>
+        <w:t xml:space="preserve">Sur le plan spatial, les hôtes mentionnant les Jeux Olympiques apparaissent plus </w:t>
       </w:r>
       <w:r>
         <w:rPr>
           <w:lang w:val="fr-FR"/>
         </w:rPr>
         <w:lastRenderedPageBreak/>
-        <w:t xml:space="preserve">atteint ou dépasse 10 %. En septembre 2024, cette dynamique connaît un léger reflux : le nombre total d’hôtes mentionnant les Jeux Olympiques diminue pour atteindre environ 3 </w:t>
+        <w:t xml:space="preserve">concentrés dans les arrondissements situés à proximité des principaux sites olympiques, notamment les 18e, 19e, 15e, 16e, 12e et 13e arrondissements, où leur proportion atteint ou dépasse 10 %. En septembre 2024, cette dynamique connaît un léger reflux : le nombre total d’hôtes mentionnant les Jeux Olympiques diminue pour atteindre environ 3 </w:t>
       </w:r>
       <w:r>
         <w:rPr>
@@ -3803,6 +3865,7 @@
           <w:bCs/>
           <w:lang w:val="fr-FR"/>
         </w:rPr>
+        <w:lastRenderedPageBreak/>
         <w:t>Conclusion</w:t>
       </w:r>
       <w:r>
@@ -3828,7 +3891,6 @@
         <w:rPr>
           <w:lang w:val="fr-FR"/>
         </w:rPr>
-        <w:lastRenderedPageBreak/>
         <w:t>Cette analyse met en évidence l’impact temporaire et différencié des Jeux Olympiques de Paris 2024 sur le marché Airbnb. À l’échelle globale, le nombre de logements, les prix et les jours de disponibilité ont augmenté avant l’événement, illustrant une adaptation rapide du marché, avant de revenir partiellement aux niveaux précédents après la période olympique.</w:t>
       </w:r>
     </w:p>
@@ -3871,7 +3933,19 @@
         <w:rPr>
           <w:lang w:val="fr-FR"/>
         </w:rPr>
-        <w:t xml:space="preserve">ents en périphérie de Paris </w:t>
+        <w:t xml:space="preserve">ents </w:t>
+      </w:r>
+      <w:r>
+        <w:rPr>
+          <w:lang w:val="fr-FR"/>
+        </w:rPr>
+        <w:t>extérieurs</w:t>
+      </w:r>
+      <w:r>
+        <w:rPr>
+          <w:lang w:val="fr-FR"/>
+        </w:rPr>
+        <w:t xml:space="preserve"> de Paris </w:t>
       </w:r>
       <w:r>
         <w:rPr>
